--- a/paper_template/长江信息通信/自适应多尺度加权的多变量网络流量预测_czxxtx20261026_结构精简稿.docx
+++ b/paper_template/长江信息通信/自适应多尺度加权的多变量网络流量预测_czxxtx20261026_结构精简稿.docx
@@ -7,9 +7,6 @@
         <w:pStyle w:val="ae"/>
       </w:pPr>
       <w:r>
-        <w:rPr>
-          <w:color w:val="000000"/>
-        </w:rPr>
         <w:t>自适应多尺度加权的多变量网络流量预测</w:t>
       </w:r>
     </w:p>
@@ -50,10 +47,159 @@
     <w:p>
       <w:pPr>
         <w:pStyle w:val="JournalAbstract"/>
-        <w:keepNext w:val="0"/>
       </w:pPr>
       <w:r>
-        <w:t>摘要：针对骨干网小时级源—目的（OD）流量的多尺度变化，提出自适应多尺度加权预测方法。通过1、2、4尺度的独立分解线性模型（DLinear）生成候选预测，利用四维窗口统计特征计算融合权重，并在OD变量间共享时间映射。Abilene和GÉANT的24 h预测MSE较LightTS平均降低25.77%和43.74%，参数量为其6.41%和2.17%；Abilene高需求MAE与平均低估误差较DLinear降低13.96%和16.07%；GÉANT一周预测MSE降低23.16%。该方法以低参数量实现多尺度流量预测。</w:t>
+        <w:t>摘要：针对骨干网小时级源</w:t>
+      </w:r>
+      <w:r>
+        <w:t>—</w:t>
+      </w:r>
+      <w:r>
+        <w:t>目的（</w:t>
+      </w:r>
+      <w:r>
+        <w:t>OD</w:t>
+      </w:r>
+      <w:r>
+        <w:t>）流量的多尺度变化，提出自适应多尺度加权预测方法。通过</w:t>
+      </w:r>
+      <w:r>
+        <w:t>1</w:t>
+      </w:r>
+      <w:r>
+        <w:t>、</w:t>
+      </w:r>
+      <w:r>
+        <w:t>2</w:t>
+      </w:r>
+      <w:r>
+        <w:t>、</w:t>
+      </w:r>
+      <w:r>
+        <w:t>4</w:t>
+      </w:r>
+      <w:r>
+        <w:t>尺度的独立分解线性模型（</w:t>
+      </w:r>
+      <w:proofErr w:type="spellStart"/>
+      <w:r>
+        <w:t>DLinear</w:t>
+      </w:r>
+      <w:proofErr w:type="spellEnd"/>
+      <w:r>
+        <w:t>）生成候选预测，利用四维窗口统计特征计算融合权重，并在</w:t>
+      </w:r>
+      <w:r>
+        <w:t>OD</w:t>
+      </w:r>
+      <w:r>
+        <w:t>变量间共享时间映射。</w:t>
+      </w:r>
+      <w:r>
+        <w:t>Abilene</w:t>
+      </w:r>
+      <w:r>
+        <w:t>和</w:t>
+      </w:r>
+      <w:r>
+        <w:t>GÉANT</w:t>
+      </w:r>
+      <w:r>
+        <w:t>的</w:t>
+      </w:r>
+      <w:r>
+        <w:t>24 h</w:t>
+      </w:r>
+      <w:r>
+        <w:t>预测</w:t>
+      </w:r>
+      <w:r>
+        <w:t>MSE</w:t>
+      </w:r>
+      <w:r>
+        <w:t>较</w:t>
+      </w:r>
+      <w:proofErr w:type="spellStart"/>
+      <w:r>
+        <w:t>LightTS</w:t>
+      </w:r>
+      <w:proofErr w:type="spellEnd"/>
+      <w:r>
+        <w:t>平均降低</w:t>
+      </w:r>
+      <w:r>
+        <w:t>25.77%</w:t>
+      </w:r>
+      <w:r>
+        <w:t>和</w:t>
+      </w:r>
+      <w:r>
+        <w:t>43.74%</w:t>
+      </w:r>
+      <w:r>
+        <w:t>，参数量为其</w:t>
+      </w:r>
+      <w:r>
+        <w:t>6.41%</w:t>
+      </w:r>
+      <w:r>
+        <w:t>和</w:t>
+      </w:r>
+      <w:r>
+        <w:t>2.17%</w:t>
+      </w:r>
+      <w:r>
+        <w:t>；</w:t>
+      </w:r>
+      <w:r>
+        <w:t>Abilene</w:t>
+      </w:r>
+      <w:r>
+        <w:t>高需求</w:t>
+      </w:r>
+      <w:r>
+        <w:t>MAE</w:t>
+      </w:r>
+      <w:r>
+        <w:t>与平均低估误差较</w:t>
+      </w:r>
+      <w:proofErr w:type="spellStart"/>
+      <w:r>
+        <w:t>DLinear</w:t>
+      </w:r>
+      <w:proofErr w:type="spellEnd"/>
+      <w:r>
+        <w:t>降低</w:t>
+      </w:r>
+      <w:r>
+        <w:t>13.96%</w:t>
+      </w:r>
+      <w:r>
+        <w:t>和</w:t>
+      </w:r>
+      <w:r>
+        <w:t>16.07%</w:t>
+      </w:r>
+      <w:r>
+        <w:t>；</w:t>
+      </w:r>
+      <w:r>
+        <w:t>GÉANT</w:t>
+      </w:r>
+      <w:r>
+        <w:t>一周预测</w:t>
+      </w:r>
+      <w:r>
+        <w:t>MSE</w:t>
+      </w:r>
+      <w:r>
+        <w:t>降低</w:t>
+      </w:r>
+      <w:r>
+        <w:t>23.16%</w:t>
+      </w:r>
+      <w:r>
+        <w:t>。该方法以低参数量实现多尺度流量预测。</w:t>
       </w:r>
     </w:p>
     <w:p>
@@ -73,10 +219,18 @@
     <w:p>
       <w:pPr>
         <w:pStyle w:val="JournalMetadata"/>
-        <w:keepNext w:val="0"/>
       </w:pPr>
       <w:r>
-        <w:t>中图分类号：TP393    文献标志码：A</w:t>
+        <w:t>中图分类号：</w:t>
+      </w:r>
+      <w:r>
+        <w:t xml:space="preserve">TP393    </w:t>
+      </w:r>
+      <w:r>
+        <w:t>文献标志码：</w:t>
+      </w:r>
+      <w:r>
+        <w:t>A</w:t>
       </w:r>
     </w:p>
     <w:p>
@@ -85,9 +239,6 @@
         <w:spacing w:before="360"/>
       </w:pPr>
       <w:r>
-        <w:rPr>
-          <w:color w:val="000000"/>
-        </w:rPr>
         <w:t>Multivariate network traffic forecasting with adaptive multiscale weighting</w:t>
       </w:r>
     </w:p>
@@ -114,10 +265,49 @@
     <w:p>
       <w:pPr>
         <w:pStyle w:val="JournalAbstract"/>
-        <w:keepNext w:val="0"/>
       </w:pPr>
       <w:r>
-        <w:t>Abstract: An adaptive multiscale weighting method was developed for hourly origin-destination (OD) traffic forecasting in backbone networks. Three independent decomposition linear (DLinear) experts generated forecasts at scales of 1, 2, and 4. Four window statistics determined the fusion weights, while temporal mappings were shared across OD variables. On Abilene and GÉANT, the mean paired reductions in 24-hour mean squared error (MSE) relative to LightTS were 25.77% and 43.74%, with parameter counts equivalent to 6.41% and 2.17% of the respective LightTS configurations. On Abilene, high-demand mean absolute error (MAE) and average underestimation error decreased by 13.96% and 16.07% relative to DLinear. For one-week forecasting on GÉANT, MSE decreased by 23.16% relative to DLinear. The method combines multiscale forecasts with a small parameter budget.</w:t>
+        <w:t>Abstract: An adaptive multiscale weighting method was developed for hourly origin-destination (OD) traffic forecasting in backbone networks. Three independent decomposition linear (</w:t>
+      </w:r>
+      <w:proofErr w:type="spellStart"/>
+      <w:r>
+        <w:t>DLinear</w:t>
+      </w:r>
+      <w:proofErr w:type="spellEnd"/>
+      <w:r>
+        <w:t xml:space="preserve">) experts generated forecasts at scales of 1, 2, and 4. Four window statistics determined the fusion weights, while temporal mappings were shared across OD variables. On Abilene and GÉANT, the mean paired reductions in 24-hour mean squared error (MSE) relative to </w:t>
+      </w:r>
+      <w:proofErr w:type="spellStart"/>
+      <w:r>
+        <w:t>LightTS</w:t>
+      </w:r>
+      <w:proofErr w:type="spellEnd"/>
+      <w:r>
+        <w:t xml:space="preserve"> were 25.77% and 43.74%, with parameter counts equivalent to 6.41% and 2.17% of the respective </w:t>
+      </w:r>
+      <w:proofErr w:type="spellStart"/>
+      <w:r>
+        <w:t>LightTS</w:t>
+      </w:r>
+      <w:proofErr w:type="spellEnd"/>
+      <w:r>
+        <w:t xml:space="preserve"> configurations. On Abilene, high-demand mean absolute error (MAE) and average underestimation error decreased by 13.96% and 16.07% relative to </w:t>
+      </w:r>
+      <w:proofErr w:type="spellStart"/>
+      <w:r>
+        <w:t>DLinear</w:t>
+      </w:r>
+      <w:proofErr w:type="spellEnd"/>
+      <w:r>
+        <w:t xml:space="preserve">. For one-week forecasting on GÉANT, MSE decreased by 23.16% relative to </w:t>
+      </w:r>
+      <w:proofErr w:type="spellStart"/>
+      <w:r>
+        <w:t>DLinear</w:t>
+      </w:r>
+      <w:proofErr w:type="spellEnd"/>
+      <w:r>
+        <w:t>. The method combines multiscale forecasts with a small parameter budget.</w:t>
       </w:r>
     </w:p>
     <w:p>
@@ -138,33 +328,66 @@
     <w:p>
       <w:pPr>
         <w:pStyle w:val="JournalHeading1"/>
-        <w:keepNext/>
       </w:pPr>
       <w:r>
-        <w:rPr>
-          <w:color w:val="000000"/>
-        </w:rPr>
-        <w:t>0　引言</w:t>
+        <w:t>0</w:t>
+      </w:r>
+      <w:r>
+        <w:t xml:space="preserve">　引言</w:t>
       </w:r>
     </w:p>
     <w:p>
       <w:pPr>
         <w:pStyle w:val="JournalBody"/>
-        <w:keepNext w:val="0"/>
-        <w:widowControl/>
       </w:pPr>
       <w:r>
-        <w:t>骨干网容量配置与资源管理需要提前估计源—目的节点对（origin-destination，OD）的流量需求。多变量OD预测以节点对为变量，在同一历史输入下预测多个节点对的未来变化。小时级流量兼有逐小时波动与较慢演化趋势，不同历史窗口的变化幅度和末端状态也各不相同。预测模型既需从同一历史范围提取不同时间分辨率的信息，也需根据当前窗口确定各尺度的贡献。对于数百维OD序列，如何在控制参数规模的同时完成上述预测与融合，是本文研究的主要问题。</w:t>
+        <w:t>骨干网容量配置与资源管理需要提前估计源</w:t>
+      </w:r>
+      <w:r>
+        <w:t>—</w:t>
+      </w:r>
+      <w:r>
+        <w:t>目的节点对（</w:t>
+      </w:r>
+      <w:r>
+        <w:t>origin-destination</w:t>
+      </w:r>
+      <w:r>
+        <w:t>，</w:t>
+      </w:r>
+      <w:r>
+        <w:t>OD</w:t>
+      </w:r>
+      <w:r>
+        <w:t>）的流量需求。多变量</w:t>
+      </w:r>
+      <w:r>
+        <w:t>OD</w:t>
+      </w:r>
+      <w:r>
+        <w:t>预测以节点对为变量，在同一历史输入下预测多个节点对的未来变化。小时级流量兼有逐小时波动与较慢演化趋势，不同历史窗口的变化幅度和末端状态也各不相同。预测模型既需从同一历史范围提取不同时间分辨率的信息，也需根据当前窗口确定各尺度的贡献。对于数百维</w:t>
+      </w:r>
+      <w:r>
+        <w:t>OD</w:t>
+      </w:r>
+      <w:r>
+        <w:t>序列，如何在控制参数规模的同时完成上述预测与融合，是本文研究的主要问题。</w:t>
       </w:r>
     </w:p>
     <w:p>
       <w:pPr>
         <w:pStyle w:val="JournalBody"/>
-        <w:keepNext w:val="0"/>
-        <w:widowControl/>
       </w:pPr>
       <w:r>
-        <w:t>已有网络流量预测研究从时间依赖、变量关联和周期结构等方面展开。Lohrasbinasab等</w:t>
+        <w:t>已有网络流量预测研究从时间依赖、变量关联和周期结构等方面展开。</w:t>
+      </w:r>
+      <w:proofErr w:type="spellStart"/>
+      <w:r>
+        <w:t>Lohrasbinasab</w:t>
+      </w:r>
+      <w:proofErr w:type="spellEnd"/>
+      <w:r>
+        <w:t>等</w:t>
       </w:r>
       <w:r>
         <w:rPr>
@@ -173,7 +396,13 @@
         <w:t>[1]</w:t>
       </w:r>
       <w:r>
-        <w:t>梳理了统计方法与机器学习方法，Qin等</w:t>
+        <w:t>梳理了统计方法与机器学习方法，</w:t>
+      </w:r>
+      <w:r>
+        <w:t>Qin</w:t>
+      </w:r>
+      <w:r>
+        <w:t>等</w:t>
       </w:r>
       <w:r>
         <w:rPr>
@@ -200,7 +429,13 @@
         <w:t>[4]</w:t>
       </w:r>
       <w:r>
-        <w:t>分别研究流量矩阵的变量关系与周期整合；Zhou等</w:t>
+        <w:t>分别研究流量矩阵的变量关系与周期整合；</w:t>
+      </w:r>
+      <w:r>
+        <w:t>Zhou</w:t>
+      </w:r>
+      <w:r>
+        <w:t>等</w:t>
       </w:r>
       <w:r>
         <w:rPr>
@@ -209,7 +444,15 @@
         <w:t>[5]</w:t>
       </w:r>
       <w:r>
-        <w:t>利用深度回声状态网络开展多尺度预测。在轻量时序建模方面，分解线性模型（DLinear）</w:t>
+        <w:t>利用深度回声状态网络开展多尺度预测。在轻量时序建模方面，分解线性模型（</w:t>
+      </w:r>
+      <w:proofErr w:type="spellStart"/>
+      <w:r>
+        <w:t>DLinear</w:t>
+      </w:r>
+      <w:proofErr w:type="spellEnd"/>
+      <w:r>
+        <w:t>）</w:t>
       </w:r>
       <w:r>
         <w:rPr>
@@ -218,8 +461,13 @@
         <w:t>[6]</w:t>
       </w:r>
       <w:r>
-        <w:t>分别映射趋势项和余项，结构简洁；TimeMixer</w:t>
-      </w:r>
+        <w:t>分别映射趋势项和余项，结构简洁；</w:t>
+      </w:r>
+      <w:proofErr w:type="spellStart"/>
+      <w:r>
+        <w:t>TimeMixer</w:t>
+      </w:r>
+      <w:proofErr w:type="spellEnd"/>
       <w:r>
         <w:rPr>
           <w:vertAlign w:val="superscript"/>
@@ -227,8 +475,13 @@
         <w:t>[7]</w:t>
       </w:r>
       <w:r>
-        <w:t>和LightTS</w:t>
-      </w:r>
+        <w:t>和</w:t>
+      </w:r>
+      <w:proofErr w:type="spellStart"/>
+      <w:r>
+        <w:t>LightTS</w:t>
+      </w:r>
+      <w:proofErr w:type="spellEnd"/>
       <w:r>
         <w:rPr>
           <w:vertAlign w:val="superscript"/>
@@ -236,39 +489,142 @@
         <w:t>[8]</w:t>
       </w:r>
       <w:r>
-        <w:t>则提供了多尺度混合与采样建模思路。对于小时级OD流量，单一时间分辨率难以同时利用细粒度波动与粗粒度趋势，固定等权或全局静态权重又难以随窗口状态调整尺度贡献，需要将多尺度信息提取与轻量自适应融合结合。</w:t>
+        <w:t>则提供了多尺度混合与采样建模思路。对于小时级</w:t>
+      </w:r>
+      <w:r>
+        <w:t>OD</w:t>
+      </w:r>
+      <w:r>
+        <w:t>流量，单一时间分辨率难以同时利用细粒度波动与粗粒度趋势，固定等权或全局静态权重又难以随窗口状态调整尺度贡献，需要将多尺度信息提取与轻量自适应融合结合。</w:t>
       </w:r>
     </w:p>
     <w:p>
       <w:pPr>
         <w:pStyle w:val="JournalBody"/>
-        <w:keepNext w:val="0"/>
-        <w:widowControl/>
       </w:pPr>
       <w:r>
-        <w:t>为此，本文构建由三个独立DLinear专家和四维统计路由组成的预测模型。首先，以1、2、4三种聚合尺度形成同一历史范围内的多分辨率输入，各专家在OD变量间共享时间映射参数；随后，以窗口均值、标准差、末时刻均值和平均绝对一阶差分生成样本级融合权重，将候选预测组合为最终输出。该结构以低维路由完成窗口自适应加权，参数量不随OD变量数增加。实验在Abilene和GÉANT上比较24 h预测精度与参数量，并通过融合消融、高需求目标点评价和168 h预测验证模型表现。</w:t>
+        <w:t>为此，本文构建由三个独立</w:t>
+      </w:r>
+      <w:proofErr w:type="spellStart"/>
+      <w:r>
+        <w:t>DLinear</w:t>
+      </w:r>
+      <w:proofErr w:type="spellEnd"/>
+      <w:r>
+        <w:t>专家和四维统计路由组成的预测模型。首先，以</w:t>
+      </w:r>
+      <w:r>
+        <w:t>1</w:t>
+      </w:r>
+      <w:r>
+        <w:t>、</w:t>
+      </w:r>
+      <w:r>
+        <w:t>2</w:t>
+      </w:r>
+      <w:r>
+        <w:t>、</w:t>
+      </w:r>
+      <w:r>
+        <w:t>4</w:t>
+      </w:r>
+      <w:r>
+        <w:t>三种聚合尺度形成同一历史范围内的多分辨率输入，各专家在</w:t>
+      </w:r>
+      <w:r>
+        <w:t>OD</w:t>
+      </w:r>
+      <w:r>
+        <w:t>变量间共享时间映射参数；随后，以窗口均值、标准差、</w:t>
+      </w:r>
+      <w:r>
+        <w:lastRenderedPageBreak/>
+        <w:t>末时刻均值和平均绝对一阶差分生成样本级融合权重，将候选预测组合为最终输出。该结构以低维路由完成窗口自适应加权，参数量不随</w:t>
+      </w:r>
+      <w:r>
+        <w:t>OD</w:t>
+      </w:r>
+      <w:r>
+        <w:t>变量数增加。实验在</w:t>
+      </w:r>
+      <w:r>
+        <w:t>Abilene</w:t>
+      </w:r>
+      <w:r>
+        <w:t>和</w:t>
+      </w:r>
+      <w:r>
+        <w:t>GÉANT</w:t>
+      </w:r>
+      <w:r>
+        <w:t>上比较</w:t>
+      </w:r>
+      <w:r>
+        <w:t>24 h</w:t>
+      </w:r>
+      <w:r>
+        <w:t>预测精度与参数量，并通过融合消融、高需求目标点评价和</w:t>
+      </w:r>
+      <w:r>
+        <w:t>168 h</w:t>
+      </w:r>
+      <w:r>
+        <w:t>预测验证模型表现。</w:t>
       </w:r>
     </w:p>
     <w:p>
       <w:pPr>
         <w:pStyle w:val="JournalHeading1"/>
-        <w:keepNext/>
       </w:pPr>
       <w:r>
-        <w:rPr>
-          <w:color w:val="000000"/>
-        </w:rPr>
-        <w:t>1　自适应多尺度网络流量预测方法</w:t>
+        <w:t>1</w:t>
+      </w:r>
+      <w:r>
+        <w:t xml:space="preserve">　自适应多尺度网络流量预测方法</w:t>
       </w:r>
     </w:p>
     <w:p>
       <w:pPr>
         <w:pStyle w:val="JournalBody"/>
-        <w:keepNext w:val="0"/>
-        <w:widowControl/>
       </w:pPr>
       <w:r>
-        <w:t>模型由多尺度预测分支与窗口路由分支组成，如图1所示。预测分支从同一历史窗口构造三种时间分辨率的序列，并独立输出未来H步候选预测；路由分支提取四项窗口统计量，经两层网络生成尺度权重。两分支联合训练，最终逐元素融合为H×C的OD流量预测，其中C为OD变量数。</w:t>
+        <w:t>模型由多尺度预测分支与窗口路由分支组成，如图</w:t>
+      </w:r>
+      <w:r>
+        <w:t>1</w:t>
+      </w:r>
+      <w:r>
+        <w:t>所示。预测分支从同一历史窗口构造三种时间分辨率的序列，并独立输出未来</w:t>
+      </w:r>
+      <w:r>
+        <w:t>H</w:t>
+      </w:r>
+      <w:r>
+        <w:t>步候选预测；路由分支提取四项窗口统计量，经两层网络生成尺度权重。两分支联合训练，最终逐元素融合为</w:t>
+      </w:r>
+      <w:r>
+        <w:t>H×C</w:t>
+      </w:r>
+      <w:r>
+        <w:t>的</w:t>
+      </w:r>
+      <w:r>
+        <w:t>OD</w:t>
+      </w:r>
+      <w:r>
+        <w:t>流量预测，其中</w:t>
+      </w:r>
+      <w:r>
+        <w:t>C</w:t>
+      </w:r>
+      <w:r>
+        <w:t>为</w:t>
+      </w:r>
+      <w:r>
+        <w:t>OD</w:t>
+      </w:r>
+      <w:r>
+        <w:t>变量数。</w:t>
       </w:r>
     </w:p>
     <w:p>
@@ -276,7 +632,7 @@
         <w:pStyle w:val="JournalFigure"/>
         <w:keepNext/>
         <w:keepLines/>
-        <w:spacing w:line="360" w:lineRule="auto" w:after="0"/>
+        <w:spacing w:after="0" w:line="360" w:lineRule="auto"/>
       </w:pPr>
       <w:r>
         <w:rPr>
@@ -285,9 +641,9 @@
         <mc:AlternateContent>
           <mc:Choice Requires="wps">
             <w:drawing>
-              <wp:inline distT="0" distB="0" distL="0" distR="0" wp14:anchorId="477CFC2A" wp14:editId="40A08104">
-                <wp:extent cx="4968240" cy="3446780"/>
-                <wp:effectExtent l="0" t="0" r="3810" b="3175"/>
+              <wp:inline distT="0" distB="0" distL="0" distR="0" wp14:anchorId="477CFC2A" wp14:editId="46D2A2DD">
+                <wp:extent cx="4968240" cy="3167380"/>
+                <wp:effectExtent l="0" t="0" r="3810" b="13970"/>
                 <wp:docPr id="1380030278" name="JournalFigureBox1"/>
                 <wp:cNvGraphicFramePr>
                   <a:graphicFrameLocks xmlns:a="http://schemas.openxmlformats.org/drawingml/2006/main"/>
@@ -301,7 +657,7 @@
                       <wps:spPr bwMode="auto">
                         <a:xfrm>
                           <a:off x="0" y="0"/>
-                          <a:ext cx="4968240" cy="3446780"/>
+                          <a:ext cx="4968240" cy="3167380"/>
                         </a:xfrm>
                         <a:prstGeom prst="rect">
                           <a:avLst/>
@@ -336,6 +692,9 @@
                             <w:pPr>
                               <w:pStyle w:val="JournalFigure"/>
                               <w:spacing w:after="0" w:line="240" w:lineRule="auto"/>
+                              <w:rPr>
+                                <w:rFonts w:hint="eastAsia"/>
+                              </w:rPr>
                             </w:pPr>
                             <w:r>
                               <w:rPr>
@@ -347,9 +706,9 @@
                                   <wp:effectExtent l="0" t="0" r="0" b="0"/>
                                   <wp:docPr id="101" name="图1" descr="Original schematic: all labels, example curves and connections preserved; typography only."/>
                                   <wp:cNvGraphicFramePr>
-                                    <a:graphicFrameLocks noChangeAspect="1"/>
+                                    <a:graphicFrameLocks xmlns:a="http://schemas.openxmlformats.org/drawingml/2006/main" noChangeAspect="1"/>
                                   </wp:cNvGraphicFramePr>
-                                  <a:graphic>
+                                  <a:graphic xmlns:a="http://schemas.openxmlformats.org/drawingml/2006/main">
                                     <a:graphicData uri="http://schemas.openxmlformats.org/drawingml/2006/picture">
                                       <pic:pic xmlns:pic="http://schemas.openxmlformats.org/drawingml/2006/picture">
                                         <pic:nvPicPr>
@@ -357,7 +716,7 @@
                                           <pic:cNvPicPr/>
                                         </pic:nvPicPr>
                                         <pic:blipFill>
-                                          <a:blip r:embed="rId8"/>
+                                          <a:blip r:embed="rId7"/>
                                           <a:stretch>
                                             <a:fillRect/>
                                           </a:stretch>
@@ -378,20 +737,6 @@
                               </w:drawing>
                             </w:r>
                           </w:p>
-                          <w:p>
-                            <w:pPr>
-                              <w:pStyle w:val="JournalCaption"/>
-                            </w:pPr>
-                            <w:r>
-                              <w:t>图</w:t>
-                            </w:r>
-                            <w:r>
-                              <w:t xml:space="preserve">1 </w:t>
-                            </w:r>
-                            <w:r>
-                              <w:t>自适应多尺度网络流量预测框架</w:t>
-                            </w:r>
-                          </w:p>
                         </w:txbxContent>
                       </wps:txbx>
                       <wps:bodyPr rot="0" vert="horz" wrap="square" lIns="0" tIns="0" rIns="0" bIns="0" anchor="t" anchorCtr="0" upright="1">
@@ -409,13 +754,16 @@
                 <v:stroke joinstyle="miter"/>
                 <v:path gradientshapeok="t" o:connecttype="rect"/>
               </v:shapetype>
-              <v:shape id="JournalFigureBox1" o:spid="_x0000_s1026" type="#_x0000_t202" style="width:391.2pt;height:271.4pt;visibility:visible;mso-wrap-style:square;mso-left-percent:-10001;mso-top-percent:-10001;mso-position-horizontal:absolute;mso-position-horizontal-relative:char;mso-position-vertical:absolute;mso-position-vertical-relative:line;mso-left-percent:-10001;mso-top-percent:-10001;v-text-anchor:top" o:gfxdata="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" filled="f" stroked="f">
+              <v:shape id="JournalFigureBox1" o:spid="_x0000_s1026" type="#_x0000_t202" style="width:391.2pt;height:249.4pt;visibility:visible;mso-wrap-style:square;mso-left-percent:-10001;mso-top-percent:-10001;mso-position-horizontal:absolute;mso-position-horizontal-relative:char;mso-position-vertical:absolute;mso-position-vertical-relative:line;mso-left-percent:-10001;mso-top-percent:-10001;v-text-anchor:top" o:gfxdata="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" filled="f" stroked="f">
                 <v:textbox inset="0,0,0,0">
                   <w:txbxContent>
                     <w:p>
                       <w:pPr>
                         <w:pStyle w:val="JournalFigure"/>
                         <w:spacing w:after="0" w:line="240" w:lineRule="auto"/>
+                        <w:rPr>
+                          <w:rFonts w:hint="eastAsia"/>
+                        </w:rPr>
                       </w:pPr>
                       <w:r>
                         <w:rPr>
@@ -437,7 +785,7 @@
                                     <pic:cNvPicPr/>
                                   </pic:nvPicPr>
                                   <pic:blipFill>
-                                    <a:blip r:embed="rId8"/>
+                                    <a:blip r:embed="rId7"/>
                                     <a:stretch>
                                       <a:fillRect/>
                                     </a:stretch>
@@ -458,20 +806,6 @@
                         </w:drawing>
                       </w:r>
                     </w:p>
-                    <w:p>
-                      <w:pPr>
-                        <w:pStyle w:val="JournalCaption"/>
-                      </w:pPr>
-                      <w:r>
-                        <w:t>图</w:t>
-                      </w:r>
-                      <w:r>
-                        <w:t xml:space="preserve">1 </w:t>
-                      </w:r>
-                      <w:r>
-                        <w:t>自适应多尺度网络流量预测框架</w:t>
-                      </w:r>
-                    </w:p>
                   </w:txbxContent>
                 </v:textbox>
                 <w10:anchorlock/>
@@ -484,36 +818,96 @@
     <w:p>
       <w:pPr>
         <w:pStyle w:val="JournalCaption"/>
-        <w:keepNext w:val="0"/>
         <w:keepLines/>
         <w:spacing w:after="80"/>
-        <w:ind w:firstLine="0"/>
-        <w:jc w:val="center"/>
       </w:pPr>
       <w:r>
-        <w:t>图1 自适应多尺度加权网络流量预测模型（图示为24 h基础任务，一周任务的输出长度为168步）</w:t>
+        <w:t>图</w:t>
+      </w:r>
+      <w:r>
+        <w:t xml:space="preserve">1 </w:t>
+      </w:r>
+      <w:r>
+        <w:t>自适应多尺度加权网络流量预测模型（图示为</w:t>
+      </w:r>
+      <w:r>
+        <w:t>24 h</w:t>
+      </w:r>
+      <w:r>
+        <w:t>基础任务，一周任务的输出长度为</w:t>
+      </w:r>
+      <w:r>
+        <w:t>168</w:t>
+      </w:r>
+      <w:r>
+        <w:t>步）</w:t>
       </w:r>
     </w:p>
     <w:p>
       <w:pPr>
         <w:pStyle w:val="JournalHeading2"/>
-        <w:keepNext/>
       </w:pPr>
       <w:r>
-        <w:rPr>
-          <w:color w:val="000000"/>
-        </w:rPr>
-        <w:t>1.1　多尺度输入与线性专家</w:t>
+        <w:t>1.1</w:t>
+      </w:r>
+      <w:r>
+        <w:t xml:space="preserve">　多尺度输入与线性专家</w:t>
       </w:r>
     </w:p>
     <w:p>
       <w:pPr>
         <w:pStyle w:val="JournalBody"/>
-        <w:keepNext w:val="0"/>
-        <w:widowControl/>
       </w:pPr>
       <w:r>
-        <w:t>记对数变换和逐变量标准化后的流量向量为xₜ。沿时间轴以1 h步长生成滑动窗口，第n个样本的历史输入Xₙ包含L个时间点，其后H个时间点构成目标Yₙ，行、列分别对应时间和OD变量：</w:t>
+        <w:t>记对数变换和逐变量标准化后的流量向量为</w:t>
+      </w:r>
+      <w:r>
+        <w:t>xₜ</w:t>
+      </w:r>
+      <w:r>
+        <w:t>。沿时间轴以</w:t>
+      </w:r>
+      <w:r>
+        <w:t>1 h</w:t>
+      </w:r>
+      <w:r>
+        <w:t>步长生成滑动窗口，第</w:t>
+      </w:r>
+      <w:r>
+        <w:t>n</w:t>
+      </w:r>
+      <w:r>
+        <w:t>个样本的历史输入</w:t>
+      </w:r>
+      <w:r>
+        <w:t>Xₙ</w:t>
+      </w:r>
+      <w:r>
+        <w:t>包含</w:t>
+      </w:r>
+      <w:r>
+        <w:t>L</w:t>
+      </w:r>
+      <w:r>
+        <w:t>个时间点，其后</w:t>
+      </w:r>
+      <w:r>
+        <w:t>H</w:t>
+      </w:r>
+      <w:r>
+        <w:t>个时间点构成目标</w:t>
+      </w:r>
+      <w:r>
+        <w:t>Yₙ</w:t>
+      </w:r>
+      <w:r>
+        <w:t>，行、列分别对应时间和</w:t>
+      </w:r>
+      <w:r>
+        <w:t>OD</w:t>
+      </w:r>
+      <w:r>
+        <w:t>变量：</w:t>
       </w:r>
     </w:p>
     <w:p>
@@ -521,11 +915,10 @@
         <w:pStyle w:val="JournalEquation"/>
         <w:keepLines/>
         <w:tabs>
-          <w:tab w:pos="4824" w:val="center"/>
-          <w:tab w:pos="9979" w:val="right"/>
+          <w:tab w:val="center" w:pos="4824"/>
+          <w:tab w:val="right" w:pos="9979"/>
         </w:tabs>
-        <w:spacing w:line="252" w:lineRule="auto" w:before="60" w:after="60"/>
-        <w:ind w:firstLine="0"/>
+        <w:spacing w:before="60" w:line="252" w:lineRule="auto"/>
       </w:pPr>
       <w:r>
         <w:rPr>
@@ -536,12 +929,20 @@
       <m:oMath>
         <m:eqArr>
           <m:eqArrPr>
-            <m:baseJc m:val="center"/>
+            <m:ctrlPr>
+              <w:rPr>
+                <w:rFonts w:ascii="Cambria Math" w:hAnsi="Cambria Math"/>
+              </w:rPr>
+            </m:ctrlPr>
           </m:eqArrPr>
           <m:e>
             <m:sSub>
               <m:sSubPr>
-                <m:ctrlPr/>
+                <m:ctrlPr>
+                  <w:rPr>
+                    <w:rFonts w:ascii="Cambria Math" w:hAnsi="Cambria Math"/>
+                  </w:rPr>
+                </m:ctrlPr>
               </m:sSubPr>
               <m:e>
                 <m:r>
@@ -575,7 +976,11 @@
             </m:r>
             <m:sSub>
               <m:sSubPr>
-                <m:ctrlPr/>
+                <m:ctrlPr>
+                  <w:rPr>
+                    <w:rFonts w:ascii="Cambria Math" w:hAnsi="Cambria Math"/>
+                  </w:rPr>
+                </m:ctrlPr>
               </m:sSubPr>
               <m:e>
                 <m:r>
@@ -609,7 +1014,11 @@
             </m:r>
             <m:sSub>
               <m:sSubPr>
-                <m:ctrlPr/>
+                <m:ctrlPr>
+                  <w:rPr>
+                    <w:rFonts w:ascii="Cambria Math" w:hAnsi="Cambria Math"/>
+                  </w:rPr>
+                </m:ctrlPr>
               </m:sSubPr>
               <m:e>
                 <m:r>
@@ -667,7 +1076,11 @@
             </m:r>
             <m:sSup>
               <m:sSupPr>
-                <m:ctrlPr/>
+                <m:ctrlPr>
+                  <w:rPr>
+                    <w:rFonts w:ascii="Cambria Math" w:hAnsi="Cambria Math"/>
+                  </w:rPr>
+                </m:ctrlPr>
               </m:sSupPr>
               <m:e>
                 <m:r>
@@ -675,6 +1088,9 @@
                     <m:scr m:val="double-struck"/>
                     <m:sty m:val="p"/>
                   </m:rPr>
+                  <w:rPr>
+                    <w:rFonts w:ascii="Cambria Math" w:hAnsi="Cambria Math"/>
+                  </w:rPr>
                   <m:t>R</m:t>
                 </m:r>
               </m:e>
@@ -715,7 +1131,11 @@
           <m:e>
             <m:sSub>
               <m:sSubPr>
-                <m:ctrlPr/>
+                <m:ctrlPr>
+                  <w:rPr>
+                    <w:rFonts w:ascii="Cambria Math" w:hAnsi="Cambria Math"/>
+                  </w:rPr>
+                </m:ctrlPr>
               </m:sSubPr>
               <m:e>
                 <m:r>
@@ -749,7 +1169,11 @@
             </m:r>
             <m:sSub>
               <m:sSubPr>
-                <m:ctrlPr/>
+                <m:ctrlPr>
+                  <w:rPr>
+                    <w:rFonts w:ascii="Cambria Math" w:hAnsi="Cambria Math"/>
+                  </w:rPr>
+                </m:ctrlPr>
               </m:sSubPr>
               <m:e>
                 <m:r>
@@ -764,6 +1188,7 @@
                 </m:r>
               </m:e>
               <m:sub>
+                <w:proofErr w:type="spellStart"/>
                 <m:r>
                   <m:rPr>
                     <m:nor/>
@@ -788,6 +1213,7 @@
                   </w:rPr>
                   <m:t>L</m:t>
                 </m:r>
+                <w:proofErr w:type="spellEnd"/>
               </m:sub>
             </m:sSub>
             <m:r>
@@ -798,7 +1224,11 @@
             </m:r>
             <m:sSub>
               <m:sSubPr>
-                <m:ctrlPr/>
+                <m:ctrlPr>
+                  <w:rPr>
+                    <w:rFonts w:ascii="Cambria Math" w:hAnsi="Cambria Math"/>
+                  </w:rPr>
+                </m:ctrlPr>
               </m:sSubPr>
               <m:e>
                 <m:r>
@@ -871,7 +1301,11 @@
             </m:r>
             <m:sSup>
               <m:sSupPr>
-                <m:ctrlPr/>
+                <m:ctrlPr>
+                  <w:rPr>
+                    <w:rFonts w:ascii="Cambria Math" w:hAnsi="Cambria Math"/>
+                  </w:rPr>
+                </m:ctrlPr>
               </m:sSupPr>
               <m:e>
                 <m:r>
@@ -879,6 +1313,9 @@
                     <m:scr m:val="double-struck"/>
                     <m:sty m:val="p"/>
                   </m:rPr>
+                  <w:rPr>
+                    <w:rFonts w:ascii="Cambria Math" w:hAnsi="Cambria Math"/>
+                  </w:rPr>
                   <m:t>R</m:t>
                 </m:r>
               </m:e>
@@ -923,17 +1360,50 @@
           <w:sz w:val="20"/>
         </w:rPr>
         <w:tab/>
-        <w:t>（1）</w:t>
+      </w:r>
+      <w:r>
+        <w:rPr>
+          <w:sz w:val="20"/>
+        </w:rPr>
+        <w:t>（</w:t>
+      </w:r>
+      <w:r>
+        <w:rPr>
+          <w:sz w:val="20"/>
+        </w:rPr>
+        <w:t>1</w:t>
+      </w:r>
+      <w:r>
+        <w:rPr>
+          <w:sz w:val="20"/>
+        </w:rPr>
+        <w:t>）</w:t>
       </w:r>
     </w:p>
     <w:p>
       <w:pPr>
         <w:pStyle w:val="JournalBody"/>
-        <w:keepNext w:val="0"/>
-        <w:widowControl/>
       </w:pPr>
       <w:r>
-        <w:t>设置尺度集合S={1,2,4}，对Xₙ沿时间维进行非重叠平均池化，聚合长度与步长均为s：</w:t>
+        <w:t>设置尺度集合</w:t>
+      </w:r>
+      <w:r>
+        <w:t>S={1,2,4}</w:t>
+      </w:r>
+      <w:r>
+        <w:t>，对</w:t>
+      </w:r>
+      <w:r>
+        <w:t>Xₙ</w:t>
+      </w:r>
+      <w:r>
+        <w:t>沿时间维进行非重叠平均池化，聚合长度与步长均为</w:t>
+      </w:r>
+      <w:r>
+        <w:t>s</w:t>
+      </w:r>
+      <w:r>
+        <w:t>：</w:t>
       </w:r>
     </w:p>
     <w:p>
@@ -941,11 +1411,10 @@
         <w:pStyle w:val="JournalEquation"/>
         <w:keepLines/>
         <w:tabs>
-          <w:tab w:pos="4824" w:val="center"/>
-          <w:tab w:pos="9979" w:val="right"/>
+          <w:tab w:val="center" w:pos="4824"/>
+          <w:tab w:val="right" w:pos="9979"/>
         </w:tabs>
-        <w:spacing w:line="252" w:lineRule="auto" w:before="60" w:after="60"/>
-        <w:ind w:firstLine="0"/>
+        <w:spacing w:before="60" w:line="252" w:lineRule="auto"/>
       </w:pPr>
       <w:r>
         <w:rPr>
@@ -956,7 +1425,11 @@
       <m:oMath>
         <m:sSubSup>
           <m:sSubSupPr>
-            <m:ctrlPr/>
+            <m:ctrlPr>
+              <w:rPr>
+                <w:rFonts w:ascii="Cambria Math" w:hAnsi="Cambria Math"/>
+              </w:rPr>
+            </m:ctrlPr>
           </m:sSubSupPr>
           <m:e>
             <m:r>
@@ -971,6 +1444,7 @@
             </m:r>
           </m:e>
           <m:sub>
+            <w:proofErr w:type="spellStart"/>
             <m:r>
               <m:rPr>
                 <m:nor/>
@@ -995,6 +1469,7 @@
               </w:rPr>
               <m:t>t</m:t>
             </m:r>
+            <w:proofErr w:type="spellEnd"/>
           </m:sub>
           <m:sup>
             <m:r>
@@ -1028,7 +1503,11 @@
         </m:r>
         <m:f>
           <m:fPr>
-            <m:ctrlPr/>
+            <m:ctrlPr>
+              <w:rPr>
+                <w:rFonts w:ascii="Cambria Math" w:hAnsi="Cambria Math"/>
+              </w:rPr>
+            </m:ctrlPr>
           </m:fPr>
           <m:num>
             <m:r>
@@ -1054,9 +1533,14 @@
           <m:naryPr>
             <m:chr m:val="∑"/>
             <m:limLoc m:val="undOvr"/>
-            <m:ctrlPr/>
+            <m:ctrlPr>
+              <w:rPr>
+                <w:rFonts w:ascii="Cambria Math" w:hAnsi="Cambria Math"/>
+              </w:rPr>
+            </m:ctrlPr>
           </m:naryPr>
           <m:sub>
+            <w:proofErr w:type="spellStart"/>
             <m:r>
               <m:rPr>
                 <m:nor/>
@@ -1066,6 +1550,7 @@
               </w:rPr>
               <m:t>i</m:t>
             </m:r>
+            <w:proofErr w:type="spellEnd"/>
             <m:r>
               <m:rPr>
                 <m:nor/>
@@ -1093,7 +1578,11 @@
           <m:e>
             <m:sSub>
               <m:sSubPr>
-                <m:ctrlPr/>
+                <m:ctrlPr>
+                  <w:rPr>
+                    <w:rFonts w:ascii="Cambria Math" w:hAnsi="Cambria Math"/>
+                  </w:rPr>
+                </m:ctrlPr>
               </m:sSubPr>
               <m:e>
                 <m:r>
@@ -1108,6 +1597,7 @@
                 </m:r>
               </m:e>
               <m:sub>
+                <w:proofErr w:type="spellStart"/>
                 <m:r>
                   <m:rPr>
                     <m:nor/>
@@ -1147,6 +1637,7 @@
                   </w:rPr>
                   <m:t>i</m:t>
                 </m:r>
+                <w:proofErr w:type="spellEnd"/>
               </m:sub>
             </m:sSub>
           </m:e>
@@ -1174,7 +1665,11 @@
         </m:r>
         <m:f>
           <m:fPr>
-            <m:ctrlPr/>
+            <m:ctrlPr>
+              <w:rPr>
+                <w:rFonts w:ascii="Cambria Math" w:hAnsi="Cambria Math"/>
+              </w:rPr>
+            </m:ctrlPr>
           </m:fPr>
           <m:num>
             <m:r>
@@ -1211,17 +1706,104 @@
           <w:sz w:val="20"/>
         </w:rPr>
         <w:tab/>
-        <w:t>（2）</w:t>
+      </w:r>
+      <w:r>
+        <w:rPr>
+          <w:sz w:val="20"/>
+        </w:rPr>
+        <w:t>（</w:t>
+      </w:r>
+      <w:r>
+        <w:rPr>
+          <w:sz w:val="20"/>
+        </w:rPr>
+        <w:t>2</w:t>
+      </w:r>
+      <w:r>
+        <w:rPr>
+          <w:sz w:val="20"/>
+        </w:rPr>
+        <w:t>）</w:t>
       </w:r>
     </w:p>
     <w:p>
       <w:pPr>
         <w:pStyle w:val="JournalBody"/>
-        <w:keepNext w:val="0"/>
-        <w:widowControl/>
       </w:pPr>
       <w:r>
-        <w:t>式中，s∈S，i为聚合窗口内的时间索引。L=96时，三种尺度均覆盖过去96 h，分别以1 h输入值、2 h均值和4 h均值形成96、48、24步序列。各尺度配置结构相同、参数独立的DLinear专家</w:t>
+        <w:t>式中，</w:t>
+      </w:r>
+      <w:proofErr w:type="spellStart"/>
+      <w:r>
+        <w:t>s∈S</w:t>
+      </w:r>
+      <w:proofErr w:type="spellEnd"/>
+      <w:r>
+        <w:t>，</w:t>
+      </w:r>
+      <w:proofErr w:type="spellStart"/>
+      <w:r>
+        <w:t>i</w:t>
+      </w:r>
+      <w:proofErr w:type="spellEnd"/>
+      <w:r>
+        <w:t>为聚合窗口内的时间索引。</w:t>
+      </w:r>
+      <w:r>
+        <w:t>L=96</w:t>
+      </w:r>
+      <w:r>
+        <w:t>时，三种尺度均覆盖过去</w:t>
+      </w:r>
+      <w:r>
+        <w:t>96 h</w:t>
+      </w:r>
+      <w:r>
+        <w:t>，分别以</w:t>
+      </w:r>
+      <w:r>
+        <w:t>1 h</w:t>
+      </w:r>
+      <w:r>
+        <w:t>输入值、</w:t>
+      </w:r>
+      <w:r>
+        <w:t>2 h</w:t>
+      </w:r>
+      <w:r>
+        <w:t>均值和</w:t>
+      </w:r>
+      <w:r>
+        <w:t>4 h</w:t>
+      </w:r>
+      <w:r>
+        <w:t>均值形成</w:t>
+      </w:r>
+      <w:r>
+        <w:t>96</w:t>
+      </w:r>
+      <w:r>
+        <w:t>、</w:t>
+      </w:r>
+      <w:r>
+        <w:t>48</w:t>
+      </w:r>
+      <w:r>
+        <w:t>、</w:t>
+      </w:r>
+      <w:r>
+        <w:t>24</w:t>
+      </w:r>
+      <w:r>
+        <w:t>步序列。各尺度配置结构相同、参数独立的</w:t>
+      </w:r>
+      <w:proofErr w:type="spellStart"/>
+      <w:r>
+        <w:t>DLinear</w:t>
+      </w:r>
+      <w:proofErr w:type="spellEnd"/>
+      <w:r>
+        <w:t>专家</w:t>
       </w:r>
       <w:r>
         <w:rPr>
@@ -1230,17 +1812,45 @@
         <w:t>[6]</w:t>
       </w:r>
       <w:r>
-        <w:t>，统一输出未来H步预测，使细粒度变化与较平滑趋势进入同一融合过程。</w:t>
+        <w:t>，统一输出未来</w:t>
+      </w:r>
+      <w:r>
+        <w:t>H</w:t>
+      </w:r>
+      <w:r>
+        <w:t>步预测，使细粒度变化与较平滑趋势进入同一融合过程。</w:t>
       </w:r>
     </w:p>
     <w:p>
       <w:pPr>
         <w:pStyle w:val="JournalBody"/>
-        <w:keepNext w:val="0"/>
-        <w:widowControl/>
       </w:pPr>
       <w:r>
-        <w:t>各专家采用长度q=25的中心移动平均分解序列，两端以端点复制补齐。设m=12，趋势项T与余项R为</w:t>
+        <w:t>各专家采用长度</w:t>
+      </w:r>
+      <w:r>
+        <w:t>q=25</w:t>
+      </w:r>
+      <w:r>
+        <w:t>的中心移动平均分解序列，两端以端点复制补齐。设</w:t>
+      </w:r>
+      <w:r>
+        <w:t>m=12</w:t>
+      </w:r>
+      <w:r>
+        <w:t>，趋势项</w:t>
+      </w:r>
+      <w:r>
+        <w:t>T</w:t>
+      </w:r>
+      <w:r>
+        <w:t>与余项</w:t>
+      </w:r>
+      <w:r>
+        <w:t>R</w:t>
+      </w:r>
+      <w:r>
+        <w:t>为</w:t>
       </w:r>
     </w:p>
     <w:p>
@@ -1248,11 +1858,10 @@
         <w:pStyle w:val="JournalEquation"/>
         <w:keepLines/>
         <w:tabs>
-          <w:tab w:pos="4824" w:val="center"/>
-          <w:tab w:pos="9979" w:val="right"/>
+          <w:tab w:val="center" w:pos="4824"/>
+          <w:tab w:val="right" w:pos="9979"/>
         </w:tabs>
-        <w:spacing w:line="252" w:lineRule="auto" w:before="60" w:after="60"/>
-        <w:ind w:firstLine="0"/>
+        <w:spacing w:before="60" w:line="252" w:lineRule="auto"/>
       </w:pPr>
       <w:r>
         <w:rPr>
@@ -1263,12 +1872,20 @@
       <m:oMath>
         <m:eqArr>
           <m:eqArrPr>
-            <m:baseJc m:val="center"/>
+            <m:ctrlPr>
+              <w:rPr>
+                <w:rFonts w:ascii="Cambria Math" w:hAnsi="Cambria Math"/>
+              </w:rPr>
+            </m:ctrlPr>
           </m:eqArrPr>
           <m:e>
             <m:sSubSup>
               <m:sSubSupPr>
-                <m:ctrlPr/>
+                <m:ctrlPr>
+                  <w:rPr>
+                    <w:rFonts w:ascii="Cambria Math" w:hAnsi="Cambria Math"/>
+                  </w:rPr>
+                </m:ctrlPr>
               </m:sSubSupPr>
               <m:e>
                 <m:r>
@@ -1283,6 +1900,7 @@
                 </m:r>
               </m:e>
               <m:sub>
+                <w:proofErr w:type="spellStart"/>
                 <m:r>
                   <m:rPr>
                     <m:nor/>
@@ -1307,6 +1925,7 @@
                   </w:rPr>
                   <m:t>t</m:t>
                 </m:r>
+                <w:proofErr w:type="spellEnd"/>
               </m:sub>
               <m:sup>
                 <m:r>
@@ -1340,7 +1959,11 @@
             </m:r>
             <m:f>
               <m:fPr>
-                <m:ctrlPr/>
+                <m:ctrlPr>
+                  <w:rPr>
+                    <w:rFonts w:ascii="Cambria Math" w:hAnsi="Cambria Math"/>
+                  </w:rPr>
+                </m:ctrlPr>
               </m:fPr>
               <m:num>
                 <m:r>
@@ -1366,9 +1989,14 @@
               <m:naryPr>
                 <m:chr m:val="∑"/>
                 <m:limLoc m:val="undOvr"/>
-                <m:ctrlPr/>
+                <m:ctrlPr>
+                  <w:rPr>
+                    <w:rFonts w:ascii="Cambria Math" w:hAnsi="Cambria Math"/>
+                  </w:rPr>
+                </m:ctrlPr>
               </m:naryPr>
               <m:sub>
+                <w:proofErr w:type="spellStart"/>
                 <m:r>
                   <m:rPr>
                     <m:nor/>
@@ -1378,6 +2006,7 @@
                   </w:rPr>
                   <m:t>i</m:t>
                 </m:r>
+                <w:proofErr w:type="spellEnd"/>
                 <m:r>
                   <m:rPr>
                     <m:nor/>
@@ -1409,13 +2038,21 @@
                 <w:bookmarkStart w:id="0" w:name="OLE_LINK1"/>
                 <m:sSubSup>
                   <m:sSubSupPr>
-                    <m:ctrlPr/>
+                    <m:ctrlPr>
+                      <w:rPr>
+                        <w:rFonts w:ascii="Cambria Math" w:hAnsi="Cambria Math"/>
+                      </w:rPr>
+                    </m:ctrlPr>
                   </m:sSubSupPr>
                   <m:e>
                     <m:acc>
                       <m:accPr>
                         <m:chr m:val="̃"/>
-                        <m:ctrlPr/>
+                        <m:ctrlPr>
+                          <w:rPr>
+                            <w:rFonts w:ascii="Cambria Math" w:hAnsi="Cambria Math"/>
+                          </w:rPr>
+                        </m:ctrlPr>
                       </m:accPr>
                       <m:e>
                         <m:r>
@@ -1432,6 +2069,7 @@
                     </m:acc>
                   </m:e>
                   <m:sub>
+                    <w:proofErr w:type="spellStart"/>
                     <m:r>
                       <m:rPr>
                         <m:nor/>
@@ -1471,6 +2109,7 @@
                       </w:rPr>
                       <m:t>i</m:t>
                     </m:r>
+                    <w:proofErr w:type="spellEnd"/>
                   </m:sub>
                   <m:sup>
                     <m:r>
@@ -1539,7 +2178,11 @@
           <m:e>
             <m:sSubSup>
               <m:sSubSupPr>
-                <m:ctrlPr/>
+                <m:ctrlPr>
+                  <w:rPr>
+                    <w:rFonts w:ascii="Cambria Math" w:hAnsi="Cambria Math"/>
+                  </w:rPr>
+                </m:ctrlPr>
               </m:sSubSupPr>
               <m:e>
                 <m:r>
@@ -1596,7 +2239,11 @@
             </m:r>
             <m:sSubSup>
               <m:sSubSupPr>
-                <m:ctrlPr/>
+                <m:ctrlPr>
+                  <w:rPr>
+                    <w:rFonts w:ascii="Cambria Math" w:hAnsi="Cambria Math"/>
+                  </w:rPr>
+                </m:ctrlPr>
               </m:sSubSupPr>
               <m:e>
                 <m:r>
@@ -1653,7 +2300,11 @@
             </m:r>
             <m:sSubSup>
               <m:sSubSupPr>
-                <m:ctrlPr/>
+                <m:ctrlPr>
+                  <w:rPr>
+                    <w:rFonts w:ascii="Cambria Math" w:hAnsi="Cambria Math"/>
+                  </w:rPr>
+                </m:ctrlPr>
               </m:sSubSupPr>
               <m:e>
                 <m:r>
@@ -1716,14 +2367,29 @@
           <w:sz w:val="20"/>
         </w:rPr>
         <w:tab/>
-        <w:t>（3）</w:t>
+      </w:r>
+      <w:r>
+        <w:rPr>
+          <w:sz w:val="20"/>
+        </w:rPr>
+        <w:t>（</w:t>
+      </w:r>
+      <w:r>
+        <w:rPr>
+          <w:sz w:val="20"/>
+        </w:rPr>
+        <w:t>3</w:t>
+      </w:r>
+      <w:r>
+        <w:rPr>
+          <w:sz w:val="20"/>
+        </w:rPr>
+        <w:t>）</w:t>
       </w:r>
     </w:p>
     <w:p>
       <w:pPr>
         <w:pStyle w:val="JournalBody"/>
-        <w:keepNext w:val="0"/>
-        <w:widowControl/>
       </w:pPr>
       <w:r>
         <w:t>式中，移动平均使用端点补齐后的输入。趋势项与余项分别经线性层沿时间维映射，输出相加得到尺度预测：</w:t>
@@ -1734,11 +2400,10 @@
         <w:pStyle w:val="JournalEquation"/>
         <w:keepLines/>
         <w:tabs>
-          <w:tab w:pos="4824" w:val="center"/>
-          <w:tab w:pos="9979" w:val="right"/>
+          <w:tab w:val="center" w:pos="4824"/>
+          <w:tab w:val="right" w:pos="9979"/>
         </w:tabs>
-        <w:spacing w:line="252" w:lineRule="auto" w:before="60" w:after="60"/>
-        <w:ind w:firstLine="0"/>
+        <w:spacing w:before="60" w:line="252" w:lineRule="auto"/>
       </w:pPr>
       <w:r>
         <w:rPr>
@@ -1749,12 +2414,20 @@
       <m:oMath>
         <m:sSubSup>
           <m:sSubSupPr>
-            <m:ctrlPr/>
+            <m:ctrlPr>
+              <w:rPr>
+                <w:rFonts w:ascii="Cambria Math" w:hAnsi="Cambria Math"/>
+              </w:rPr>
+            </m:ctrlPr>
           </m:sSubSupPr>
           <m:e>
             <m:acc>
               <m:accPr>
-                <m:ctrlPr/>
+                <m:ctrlPr>
+                  <w:rPr>
+                    <w:rFonts w:ascii="Cambria Math" w:hAnsi="Cambria Math"/>
+                  </w:rPr>
+                </m:ctrlPr>
               </m:accPr>
               <m:e>
                 <m:r>
@@ -1813,7 +2486,11 @@
         </m:r>
         <m:sSubSup>
           <m:sSubSupPr>
-            <m:ctrlPr/>
+            <m:ctrlPr>
+              <w:rPr>
+                <w:rFonts w:ascii="Cambria Math" w:hAnsi="Cambria Math"/>
+              </w:rPr>
+            </m:ctrlPr>
           </m:sSubSupPr>
           <m:e>
             <m:r>
@@ -1861,7 +2538,11 @@
         </m:sSubSup>
         <m:sSubSup>
           <m:sSubSupPr>
-            <m:ctrlPr/>
+            <m:ctrlPr>
+              <w:rPr>
+                <w:rFonts w:ascii="Cambria Math" w:hAnsi="Cambria Math"/>
+              </w:rPr>
+            </m:ctrlPr>
           </m:sSubSupPr>
           <m:e>
             <m:r>
@@ -1918,7 +2599,11 @@
         </m:r>
         <m:sSubSup>
           <m:sSubSupPr>
-            <m:ctrlPr/>
+            <m:ctrlPr>
+              <w:rPr>
+                <w:rFonts w:ascii="Cambria Math" w:hAnsi="Cambria Math"/>
+              </w:rPr>
+            </m:ctrlPr>
           </m:sSubSupPr>
           <m:e>
             <m:r>
@@ -1972,7 +2657,11 @@
         </m:r>
         <m:sSubSup>
           <m:sSubSupPr>
-            <m:ctrlPr/>
+            <m:ctrlPr>
+              <w:rPr>
+                <w:rFonts w:ascii="Cambria Math" w:hAnsi="Cambria Math"/>
+              </w:rPr>
+            </m:ctrlPr>
           </m:sSubSupPr>
           <m:e>
             <m:r>
@@ -2020,7 +2709,11 @@
         </m:sSubSup>
         <m:sSubSup>
           <m:sSubSupPr>
-            <m:ctrlPr/>
+            <m:ctrlPr>
+              <w:rPr>
+                <w:rFonts w:ascii="Cambria Math" w:hAnsi="Cambria Math"/>
+              </w:rPr>
+            </m:ctrlPr>
           </m:sSubSupPr>
           <m:e>
             <m:r>
@@ -2077,7 +2770,11 @@
         </m:r>
         <m:sSubSup>
           <m:sSubSupPr>
-            <m:ctrlPr/>
+            <m:ctrlPr>
+              <w:rPr>
+                <w:rFonts w:ascii="Cambria Math" w:hAnsi="Cambria Math"/>
+              </w:rPr>
+            </m:ctrlPr>
           </m:sSubSupPr>
           <m:e>
             <m:r>
@@ -2135,39 +2832,153 @@
           <w:sz w:val="20"/>
         </w:rPr>
         <w:tab/>
-        <w:t>（4）</w:t>
+      </w:r>
+      <w:r>
+        <w:rPr>
+          <w:sz w:val="20"/>
+        </w:rPr>
+        <w:t>（</w:t>
+      </w:r>
+      <w:r>
+        <w:rPr>
+          <w:sz w:val="20"/>
+        </w:rPr>
+        <w:t>4</w:t>
+      </w:r>
+      <w:r>
+        <w:rPr>
+          <w:sz w:val="20"/>
+        </w:rPr>
+        <w:t>）</w:t>
       </w:r>
     </w:p>
     <w:p>
       <w:pPr>
         <w:pStyle w:val="JournalBody"/>
-        <w:keepNext w:val="0"/>
-        <w:widowControl/>
       </w:pPr>
       <w:r>
-        <w:t>式中，W、b为线性层权重和偏置，下标T、R表示趋势与余项。权重矩阵为H×(L/s)，偏置为H维，并在全部OD变量之间共享。因此，各尺度均输出H×C的预测矩阵，模型可在144维或524维OD序列上保持相同的时间映射参数规模。</w:t>
+        <w:lastRenderedPageBreak/>
+        <w:t>式中，</w:t>
+      </w:r>
+      <w:r>
+        <w:t>W</w:t>
+      </w:r>
+      <w:r>
+        <w:t>、</w:t>
+      </w:r>
+      <w:r>
+        <w:t>b</w:t>
+      </w:r>
+      <w:r>
+        <w:t>为线性层权重和偏置，下标</w:t>
+      </w:r>
+      <w:r>
+        <w:t>T</w:t>
+      </w:r>
+      <w:r>
+        <w:t>、</w:t>
+      </w:r>
+      <w:r>
+        <w:t>R</w:t>
+      </w:r>
+      <w:r>
+        <w:t>表示趋势与余项。权重矩阵为</w:t>
+      </w:r>
+      <w:r>
+        <w:t>H×</w:t>
+      </w:r>
+      <w:proofErr w:type="gramStart"/>
+      <w:r>
+        <w:t>(L/s)</w:t>
+      </w:r>
+      <w:proofErr w:type="gramEnd"/>
+      <w:r>
+        <w:t>，偏置为</w:t>
+      </w:r>
+      <w:r>
+        <w:t>H</w:t>
+      </w:r>
+      <w:r>
+        <w:t>维，并在全部</w:t>
+      </w:r>
+      <w:r>
+        <w:t>OD</w:t>
+      </w:r>
+      <w:r>
+        <w:t>变量之间共享。因此，各尺度均输出</w:t>
+      </w:r>
+      <w:r>
+        <w:t>H×C</w:t>
+      </w:r>
+      <w:r>
+        <w:t>的预测矩阵，模型可在</w:t>
+      </w:r>
+      <w:r>
+        <w:t>144</w:t>
+      </w:r>
+      <w:r>
+        <w:t>维或</w:t>
+      </w:r>
+      <w:r>
+        <w:t>524</w:t>
+      </w:r>
+      <w:r>
+        <w:t>维</w:t>
+      </w:r>
+      <w:r>
+        <w:t>OD</w:t>
+      </w:r>
+      <w:r>
+        <w:t>序列上保持相同的时间映射参数规模。</w:t>
       </w:r>
     </w:p>
     <w:p>
       <w:pPr>
         <w:pStyle w:val="JournalHeading2"/>
-        <w:keepNext/>
       </w:pPr>
       <w:r>
-        <w:rPr>
-          <w:color w:val="000000"/>
-        </w:rPr>
-        <w:t>1.2　窗口特征与自适应加权</w:t>
+        <w:t>1.2</w:t>
+      </w:r>
+      <w:r>
+        <w:t xml:space="preserve">　窗口特征与自适应加权</w:t>
       </w:r>
     </w:p>
     <w:p>
       <w:pPr>
         <w:pStyle w:val="JournalBody"/>
-        <w:keepNext w:val="0"/>
-        <w:widowControl/>
       </w:pPr>
       <w:r>
-        <w:t>路由分支从原始时间分辨率的预处理窗口提取均值μₙ、标准差σₙ、末时刻均值ℓₙ和平均绝对一阶差分dₙ，组成四维特征向量zₙ：</w:t>
+        <w:t>路由分支从原始时间分辨率的预处理窗口提取均值</w:t>
+      </w:r>
+      <w:r>
+        <w:t>μₙ</w:t>
+      </w:r>
+      <w:r>
+        <w:t>、标准差</w:t>
+      </w:r>
+      <w:r>
+        <w:t>σₙ</w:t>
+      </w:r>
+      <w:r>
+        <w:t>、末时刻均值</w:t>
+      </w:r>
+      <w:r>
+        <w:t>ℓₙ</w:t>
+      </w:r>
+      <w:r>
+        <w:t>和平均绝对一阶差分</w:t>
+      </w:r>
+      <w:r>
+        <w:t>dₙ</w:t>
+      </w:r>
+      <w:r>
+        <w:t>，组成四维特征向量</w:t>
+      </w:r>
+      <w:r>
+        <w:t>zₙ</w:t>
+      </w:r>
+      <w:r>
+        <w:t>：</w:t>
       </w:r>
     </w:p>
     <w:p>
@@ -2175,11 +2986,10 @@
         <w:pStyle w:val="JournalEquation"/>
         <w:keepLines/>
         <w:tabs>
-          <w:tab w:pos="4824" w:val="center"/>
-          <w:tab w:pos="9979" w:val="right"/>
+          <w:tab w:val="center" w:pos="4824"/>
+          <w:tab w:val="right" w:pos="9979"/>
         </w:tabs>
-        <w:spacing w:line="252" w:lineRule="auto" w:before="60" w:after="60"/>
-        <w:ind w:firstLine="0"/>
+        <w:spacing w:before="60" w:line="252" w:lineRule="auto"/>
       </w:pPr>
       <w:r>
         <w:rPr>
@@ -2190,12 +3000,20 @@
       <m:oMath>
         <m:eqArr>
           <m:eqArrPr>
-            <m:baseJc m:val="center"/>
+            <m:ctrlPr>
+              <w:rPr>
+                <w:rFonts w:ascii="Cambria Math" w:hAnsi="Cambria Math"/>
+              </w:rPr>
+            </m:ctrlPr>
           </m:eqArrPr>
           <m:e>
             <m:sSub>
               <m:sSubPr>
-                <m:ctrlPr/>
+                <m:ctrlPr>
+                  <w:rPr>
+                    <w:rFonts w:ascii="Cambria Math" w:hAnsi="Cambria Math"/>
+                  </w:rPr>
+                </m:ctrlPr>
               </m:sSubPr>
               <m:e>
                 <m:r>
@@ -2228,7 +3046,11 @@
             </m:r>
             <m:f>
               <m:fPr>
-                <m:ctrlPr/>
+                <m:ctrlPr>
+                  <w:rPr>
+                    <w:rFonts w:ascii="Cambria Math" w:hAnsi="Cambria Math"/>
+                  </w:rPr>
+                </m:ctrlPr>
               </m:fPr>
               <m:num>
                 <m:r>
@@ -2254,7 +3076,11 @@
               <m:naryPr>
                 <m:chr m:val="∑"/>
                 <m:limLoc m:val="undOvr"/>
-                <m:ctrlPr/>
+                <m:ctrlPr>
+                  <w:rPr>
+                    <w:rFonts w:ascii="Cambria Math" w:hAnsi="Cambria Math"/>
+                  </w:rPr>
+                </m:ctrlPr>
               </m:naryPr>
               <m:sub>
                 <m:r>
@@ -2295,7 +3121,11 @@
                   <m:naryPr>
                     <m:chr m:val="∑"/>
                     <m:limLoc m:val="undOvr"/>
-                    <m:ctrlPr/>
+                    <m:ctrlPr>
+                      <w:rPr>
+                        <w:rFonts w:ascii="Cambria Math" w:hAnsi="Cambria Math"/>
+                      </w:rPr>
+                    </m:ctrlPr>
                   </m:naryPr>
                   <m:sub>
                     <m:r>
@@ -2328,7 +3158,11 @@
                   <m:e>
                     <m:sSub>
                       <m:sSubPr>
-                        <m:ctrlPr/>
+                        <m:ctrlPr>
+                          <w:rPr>
+                            <w:rFonts w:ascii="Cambria Math" w:hAnsi="Cambria Math"/>
+                          </w:rPr>
+                        </m:ctrlPr>
                       </m:sSubPr>
                       <m:e>
                         <m:r>
@@ -2342,6 +3176,7 @@
                         </m:r>
                       </m:e>
                       <m:sub>
+                        <w:proofErr w:type="spellStart"/>
                         <m:r>
                           <m:rPr>
                             <m:nor/>
@@ -2381,6 +3216,7 @@
                           </w:rPr>
                           <m:t>c</m:t>
                         </m:r>
+                        <w:proofErr w:type="spellEnd"/>
                       </m:sub>
                     </m:sSub>
                   </m:e>
@@ -2395,7 +3231,11 @@
             </m:r>
             <m:sSub>
               <m:sSubPr>
-                <m:ctrlPr/>
+                <m:ctrlPr>
+                  <w:rPr>
+                    <w:rFonts w:ascii="Cambria Math" w:hAnsi="Cambria Math"/>
+                  </w:rPr>
+                </m:ctrlPr>
               </m:sSubPr>
               <m:e>
                 <m:r>
@@ -2429,13 +3269,21 @@
             <m:rad>
               <m:radPr>
                 <m:degHide m:val="1"/>
-                <m:ctrlPr/>
+                <m:ctrlPr>
+                  <w:rPr>
+                    <w:rFonts w:ascii="Cambria Math" w:hAnsi="Cambria Math"/>
+                  </w:rPr>
+                </m:ctrlPr>
               </m:radPr>
               <m:deg/>
               <m:e>
                 <m:f>
                   <m:fPr>
-                    <m:ctrlPr/>
+                    <m:ctrlPr>
+                      <w:rPr>
+                        <w:rFonts w:ascii="Cambria Math" w:hAnsi="Cambria Math"/>
+                      </w:rPr>
+                    </m:ctrlPr>
                   </m:fPr>
                   <m:num>
                     <m:r>
@@ -2461,7 +3309,11 @@
                   <m:naryPr>
                     <m:chr m:val="∑"/>
                     <m:limLoc m:val="undOvr"/>
-                    <m:ctrlPr/>
+                    <m:ctrlPr>
+                      <w:rPr>
+                        <w:rFonts w:ascii="Cambria Math" w:hAnsi="Cambria Math"/>
+                      </w:rPr>
+                    </m:ctrlPr>
                   </m:naryPr>
                   <m:sub>
                     <m:r>
@@ -2502,7 +3354,11 @@
                       <m:naryPr>
                         <m:chr m:val="∑"/>
                         <m:limLoc m:val="undOvr"/>
-                        <m:ctrlPr/>
+                        <m:ctrlPr>
+                          <w:rPr>
+                            <w:rFonts w:ascii="Cambria Math" w:hAnsi="Cambria Math"/>
+                          </w:rPr>
+                        </m:ctrlPr>
                       </m:naryPr>
                       <m:sub>
                         <m:r>
@@ -2545,7 +3401,11 @@
                 </m:nary>
                 <m:sSub>
                   <m:sSubPr>
-                    <m:ctrlPr/>
+                    <m:ctrlPr>
+                      <w:rPr>
+                        <w:rFonts w:ascii="Cambria Math" w:hAnsi="Cambria Math"/>
+                      </w:rPr>
+                    </m:ctrlPr>
                   </m:sSubPr>
                   <m:e>
                     <m:r>
@@ -2559,6 +3419,7 @@
                     </m:r>
                   </m:e>
                   <m:sub>
+                    <w:proofErr w:type="spellStart"/>
                     <m:r>
                       <m:rPr>
                         <m:nor/>
@@ -2598,6 +3459,7 @@
                       </w:rPr>
                       <m:t>c</m:t>
                     </m:r>
+                    <w:proofErr w:type="spellEnd"/>
                   </m:sub>
                 </m:sSub>
                 <m:r>
@@ -2608,7 +3470,11 @@
                 </m:r>
                 <m:sSub>
                   <m:sSubPr>
-                    <m:ctrlPr/>
+                    <m:ctrlPr>
+                      <w:rPr>
+                        <w:rFonts w:ascii="Cambria Math" w:hAnsi="Cambria Math"/>
+                      </w:rPr>
+                    </m:ctrlPr>
                   </m:sSubPr>
                   <m:e>
                     <m:r>
@@ -2635,7 +3501,11 @@
                 </m:sSub>
                 <m:sSup>
                   <m:sSupPr>
-                    <m:ctrlPr/>
+                    <m:ctrlPr>
+                      <w:rPr>
+                        <w:rFonts w:ascii="Cambria Math" w:hAnsi="Cambria Math"/>
+                      </w:rPr>
+                    </m:ctrlPr>
                   </m:sSupPr>
                   <m:e>
                     <m:r>
@@ -2666,13 +3536,20 @@
           <m:e>
             <m:sSub>
               <m:sSubPr>
-                <m:ctrlPr/>
+                <m:ctrlPr>
+                  <w:rPr>
+                    <w:rFonts w:ascii="Cambria Math" w:hAnsi="Cambria Math"/>
+                  </w:rPr>
+                </m:ctrlPr>
               </m:sSubPr>
               <m:e>
                 <m:r>
                   <m:rPr>
                     <m:scr m:val="script"/>
                   </m:rPr>
+                  <w:rPr>
+                    <w:rFonts w:ascii="Cambria Math" w:hAnsi="Cambria Math"/>
+                  </w:rPr>
                   <m:t>l</m:t>
                 </m:r>
               </m:e>
@@ -2696,7 +3573,11 @@
             </m:r>
             <m:f>
               <m:fPr>
-                <m:ctrlPr/>
+                <m:ctrlPr>
+                  <w:rPr>
+                    <w:rFonts w:ascii="Cambria Math" w:hAnsi="Cambria Math"/>
+                  </w:rPr>
+                </m:ctrlPr>
               </m:fPr>
               <m:num>
                 <m:r>
@@ -2722,7 +3603,11 @@
               <m:naryPr>
                 <m:chr m:val="∑"/>
                 <m:limLoc m:val="undOvr"/>
-                <m:ctrlPr/>
+                <m:ctrlPr>
+                  <w:rPr>
+                    <w:rFonts w:ascii="Cambria Math" w:hAnsi="Cambria Math"/>
+                  </w:rPr>
+                </m:ctrlPr>
               </m:naryPr>
               <m:sub>
                 <m:r>
@@ -2755,7 +3640,11 @@
               <m:e>
                 <m:sSub>
                   <m:sSubPr>
-                    <m:ctrlPr/>
+                    <m:ctrlPr>
+                      <w:rPr>
+                        <w:rFonts w:ascii="Cambria Math" w:hAnsi="Cambria Math"/>
+                      </w:rPr>
+                    </m:ctrlPr>
                   </m:sSubPr>
                   <m:e>
                     <m:r>
@@ -2820,7 +3709,11 @@
             </m:r>
             <m:sSub>
               <m:sSubPr>
-                <m:ctrlPr/>
+                <m:ctrlPr>
+                  <w:rPr>
+                    <w:rFonts w:ascii="Cambria Math" w:hAnsi="Cambria Math"/>
+                  </w:rPr>
+                </m:ctrlPr>
               </m:sSubPr>
               <m:e>
                 <m:r>
@@ -2853,7 +3746,11 @@
             </m:r>
             <m:f>
               <m:fPr>
-                <m:ctrlPr/>
+                <m:ctrlPr>
+                  <w:rPr>
+                    <w:rFonts w:ascii="Cambria Math" w:hAnsi="Cambria Math"/>
+                  </w:rPr>
+                </m:ctrlPr>
               </m:fPr>
               <m:num>
                 <m:r>
@@ -2900,7 +3797,11 @@
               <m:naryPr>
                 <m:chr m:val="∑"/>
                 <m:limLoc m:val="undOvr"/>
-                <m:ctrlPr/>
+                <m:ctrlPr>
+                  <w:rPr>
+                    <w:rFonts w:ascii="Cambria Math" w:hAnsi="Cambria Math"/>
+                  </w:rPr>
+                </m:ctrlPr>
               </m:naryPr>
               <m:sub>
                 <m:r>
@@ -2941,7 +3842,11 @@
                   <m:naryPr>
                     <m:chr m:val="∑"/>
                     <m:limLoc m:val="undOvr"/>
-                    <m:ctrlPr/>
+                    <m:ctrlPr>
+                      <w:rPr>
+                        <w:rFonts w:ascii="Cambria Math" w:hAnsi="Cambria Math"/>
+                      </w:rPr>
+                    </m:ctrlPr>
                   </m:naryPr>
                   <m:sub>
                     <m:r>
@@ -2984,7 +3889,11 @@
             </m:nary>
             <m:sSub>
               <m:sSubPr>
-                <m:ctrlPr/>
+                <m:ctrlPr>
+                  <w:rPr>
+                    <w:rFonts w:ascii="Cambria Math" w:hAnsi="Cambria Math"/>
+                  </w:rPr>
+                </m:ctrlPr>
               </m:sSubPr>
               <m:e>
                 <m:r>
@@ -2998,6 +3907,7 @@
                 </m:r>
               </m:e>
               <m:sub>
+                <w:proofErr w:type="spellStart"/>
                 <m:r>
                   <m:rPr>
                     <m:nor/>
@@ -3037,6 +3947,7 @@
                   </w:rPr>
                   <m:t>c</m:t>
                 </m:r>
+                <w:proofErr w:type="spellEnd"/>
               </m:sub>
             </m:sSub>
             <m:r>
@@ -3047,7 +3958,11 @@
             </m:r>
             <m:sSub>
               <m:sSubPr>
-                <m:ctrlPr/>
+                <m:ctrlPr>
+                  <w:rPr>
+                    <w:rFonts w:ascii="Cambria Math" w:hAnsi="Cambria Math"/>
+                  </w:rPr>
+                </m:ctrlPr>
               </m:sSubPr>
               <m:e>
                 <m:r>
@@ -3116,27 +4031,92 @@
           <w:sz w:val="20"/>
         </w:rPr>
         <w:tab/>
-        <w:t>（5）</w:t>
+      </w:r>
+      <w:r>
+        <w:rPr>
+          <w:sz w:val="20"/>
+        </w:rPr>
+        <w:t>（</w:t>
+      </w:r>
+      <w:r>
+        <w:rPr>
+          <w:sz w:val="20"/>
+        </w:rPr>
+        <w:t>5</w:t>
+      </w:r>
+      <w:r>
+        <w:rPr>
+          <w:sz w:val="20"/>
+        </w:rPr>
+        <w:t>）</w:t>
       </w:r>
     </w:p>
     <w:p>
       <w:pPr>
         <w:pStyle w:val="JournalBody"/>
-        <w:keepNext w:val="0"/>
-        <w:widowControl/>
       </w:pPr>
       <w:r>
-        <w:t>均值反映窗口相对训练期均值的整体偏移，标准差概括时间与变量维度的离散程度，末时刻均值描述窗口末端状态，平均绝对一阶差分刻画相邻小时的变化幅度。四项特征共同表征当前窗口的水平与波动，将高维OD窗口压缩为固定的4维路由输入。以此生成逐窗口权重，可在细粒度变化与粗粒度趋势之间分配尺度贡献。</w:t>
+        <w:t>均值反映窗口相对训练期均值的整体偏移，标准差概括时间与变量维度的离散程度，末时刻均值描述窗口末端状态，平均绝对一阶差分刻画相邻小时的变化幅度。四项特征共同表征当前窗口的水平与波动，将高维</w:t>
+      </w:r>
+      <w:r>
+        <w:t>OD</w:t>
+      </w:r>
+      <w:r>
+        <w:t>窗口压缩为固定的</w:t>
+      </w:r>
+      <w:r>
+        <w:t>4</w:t>
+      </w:r>
+      <w:r>
+        <w:t>维路由输入。以此生成逐窗口权重，可在细粒度变化与粗粒度趋势之间分配尺度贡献。</w:t>
       </w:r>
     </w:p>
     <w:p>
       <w:pPr>
         <w:pStyle w:val="JournalBody"/>
-        <w:keepNext w:val="0"/>
-        <w:widowControl/>
       </w:pPr>
       <w:r>
-        <w:t>两层路由网络先将zₙ映射至16维隐藏层，经修正线性单元（rectified linear unit，ReLU）激活后输出三个尺度分数aₙ，再通过归一化指数函数（Softmax）得到权重：</w:t>
+        <w:t>两层路由网络先将</w:t>
+      </w:r>
+      <w:r>
+        <w:t>zₙ</w:t>
+      </w:r>
+      <w:r>
+        <w:t>映射至</w:t>
+      </w:r>
+      <w:r>
+        <w:t>16</w:t>
+      </w:r>
+      <w:r>
+        <w:t>维隐藏层，经修正线性单元（</w:t>
+      </w:r>
+      <w:r>
+        <w:t>rectified linear unit</w:t>
+      </w:r>
+      <w:r>
+        <w:t>，</w:t>
+      </w:r>
+      <w:proofErr w:type="spellStart"/>
+      <w:r>
+        <w:t>ReLU</w:t>
+      </w:r>
+      <w:proofErr w:type="spellEnd"/>
+      <w:r>
+        <w:t>）激活后输出三个尺度分数</w:t>
+      </w:r>
+      <w:r>
+        <w:t>aₙ</w:t>
+      </w:r>
+      <w:r>
+        <w:t>，再通过归一化指数函数（</w:t>
+      </w:r>
+      <w:proofErr w:type="spellStart"/>
+      <w:r>
+        <w:t>Softmax</w:t>
+      </w:r>
+      <w:proofErr w:type="spellEnd"/>
+      <w:r>
+        <w:t>）得到权重：</w:t>
       </w:r>
     </w:p>
     <w:p>
@@ -3144,11 +4124,10 @@
         <w:pStyle w:val="JournalEquation"/>
         <w:keepLines/>
         <w:tabs>
-          <w:tab w:pos="4824" w:val="center"/>
-          <w:tab w:pos="9979" w:val="right"/>
+          <w:tab w:val="center" w:pos="4824"/>
+          <w:tab w:val="right" w:pos="9979"/>
         </w:tabs>
-        <w:spacing w:line="252" w:lineRule="auto" w:before="60" w:after="60"/>
-        <w:ind w:firstLine="0"/>
+        <w:spacing w:before="60" w:line="252" w:lineRule="auto"/>
       </w:pPr>
       <w:r>
         <w:rPr>
@@ -3159,12 +4138,20 @@
       <m:oMath>
         <m:eqArr>
           <m:eqArrPr>
-            <m:baseJc m:val="center"/>
+            <m:ctrlPr>
+              <w:rPr>
+                <w:rFonts w:ascii="Cambria Math" w:hAnsi="Cambria Math"/>
+              </w:rPr>
+            </m:ctrlPr>
           </m:eqArrPr>
           <m:e>
             <m:sSub>
               <m:sSubPr>
-                <m:ctrlPr/>
+                <m:ctrlPr>
+                  <w:rPr>
+                    <w:rFonts w:ascii="Cambria Math" w:hAnsi="Cambria Math"/>
+                  </w:rPr>
+                </m:ctrlPr>
               </m:sSubPr>
               <m:e>
                 <m:r>
@@ -3198,7 +4185,11 @@
             </m:r>
             <m:sSub>
               <m:sSubPr>
-                <m:ctrlPr/>
+                <m:ctrlPr>
+                  <w:rPr>
+                    <w:rFonts w:ascii="Cambria Math" w:hAnsi="Cambria Math"/>
+                  </w:rPr>
+                </m:ctrlPr>
               </m:sSubPr>
               <m:e>
                 <m:r>
@@ -3221,15 +4212,27 @@
                 </m:r>
               </m:sub>
             </m:sSub>
+            <w:proofErr w:type="spellStart"/>
             <m:r>
               <m:rPr>
                 <m:nor/>
               </m:rPr>
-              <m:t>ReLU(</m:t>
+              <m:t>ReLU</m:t>
+            </m:r>
+            <w:proofErr w:type="spellEnd"/>
+            <m:r>
+              <m:rPr>
+                <m:nor/>
+              </m:rPr>
+              <m:t>(</m:t>
             </m:r>
             <m:sSub>
               <m:sSubPr>
-                <m:ctrlPr/>
+                <m:ctrlPr>
+                  <w:rPr>
+                    <w:rFonts w:ascii="Cambria Math" w:hAnsi="Cambria Math"/>
+                  </w:rPr>
+                </m:ctrlPr>
               </m:sSubPr>
               <m:e>
                 <m:r>
@@ -3254,7 +4257,11 @@
             </m:sSub>
             <m:sSub>
               <m:sSubPr>
-                <m:ctrlPr/>
+                <m:ctrlPr>
+                  <w:rPr>
+                    <w:rFonts w:ascii="Cambria Math" w:hAnsi="Cambria Math"/>
+                  </w:rPr>
+                </m:ctrlPr>
               </m:sSubPr>
               <m:e>
                 <m:r>
@@ -3288,7 +4295,11 @@
             </m:r>
             <m:sSub>
               <m:sSubPr>
-                <m:ctrlPr/>
+                <m:ctrlPr>
+                  <w:rPr>
+                    <w:rFonts w:ascii="Cambria Math" w:hAnsi="Cambria Math"/>
+                  </w:rPr>
+                </m:ctrlPr>
               </m:sSubPr>
               <m:e>
                 <m:r>
@@ -3319,7 +4330,11 @@
             </m:r>
             <m:sSub>
               <m:sSubPr>
-                <m:ctrlPr/>
+                <m:ctrlPr>
+                  <w:rPr>
+                    <w:rFonts w:ascii="Cambria Math" w:hAnsi="Cambria Math"/>
+                  </w:rPr>
+                </m:ctrlPr>
               </m:sSubPr>
               <m:e>
                 <m:r>
@@ -3352,7 +4367,11 @@
           <m:e>
             <m:sSub>
               <m:sSubPr>
-                <m:ctrlPr/>
+                <m:ctrlPr>
+                  <w:rPr>
+                    <w:rFonts w:ascii="Cambria Math" w:hAnsi="Cambria Math"/>
+                  </w:rPr>
+                </m:ctrlPr>
               </m:sSubPr>
               <m:e>
                 <m:r>
@@ -3366,6 +4385,7 @@
                 </m:r>
               </m:e>
               <m:sub>
+                <w:proofErr w:type="spellStart"/>
                 <m:r>
                   <m:rPr>
                     <m:nor/>
@@ -3390,6 +4410,7 @@
                   </w:rPr>
                   <m:t>s</m:t>
                 </m:r>
+                <w:proofErr w:type="spellEnd"/>
               </m:sub>
             </m:sSub>
             <m:r>
@@ -3400,7 +4421,11 @@
             </m:r>
             <m:f>
               <m:fPr>
-                <m:ctrlPr/>
+                <m:ctrlPr>
+                  <w:rPr>
+                    <w:rFonts w:ascii="Cambria Math" w:hAnsi="Cambria Math"/>
+                  </w:rPr>
+                </m:ctrlPr>
               </m:fPr>
               <m:num>
                 <m:r>
@@ -3411,7 +4436,11 @@
                 </m:r>
                 <m:sSub>
                   <m:sSubPr>
-                    <m:ctrlPr/>
+                    <m:ctrlPr>
+                      <w:rPr>
+                        <w:rFonts w:ascii="Cambria Math" w:hAnsi="Cambria Math"/>
+                      </w:rPr>
+                    </m:ctrlPr>
                   </m:sSubPr>
                   <m:e>
                     <m:r>
@@ -3425,6 +4454,7 @@
                     </m:r>
                   </m:e>
                   <m:sub>
+                    <w:proofErr w:type="spellStart"/>
                     <m:r>
                       <m:rPr>
                         <m:nor/>
@@ -3449,6 +4479,7 @@
                       </w:rPr>
                       <m:t>s</m:t>
                     </m:r>
+                    <w:proofErr w:type="spellEnd"/>
                   </m:sub>
                 </m:sSub>
                 <m:r>
@@ -3464,7 +4495,11 @@
                     <m:chr m:val="∑"/>
                     <m:limLoc m:val="undOvr"/>
                     <m:supHide m:val="1"/>
-                    <m:ctrlPr/>
+                    <m:ctrlPr>
+                      <w:rPr>
+                        <w:rFonts w:ascii="Cambria Math" w:hAnsi="Cambria Math"/>
+                      </w:rPr>
+                    </m:ctrlPr>
                   </m:naryPr>
                   <m:sub>
                     <m:r>
@@ -3523,7 +4558,11 @@
                 </m:r>
                 <m:sSub>
                   <m:sSubPr>
-                    <m:ctrlPr/>
+                    <m:ctrlPr>
+                      <w:rPr>
+                        <w:rFonts w:ascii="Cambria Math" w:hAnsi="Cambria Math"/>
+                      </w:rPr>
+                    </m:ctrlPr>
                   </m:sSubPr>
                   <m:e>
                     <m:r>
@@ -3537,6 +4576,7 @@
                     </m:r>
                   </m:e>
                   <m:sub>
+                    <w:proofErr w:type="spellStart"/>
                     <m:r>
                       <m:rPr>
                         <m:nor/>
@@ -3561,6 +4601,7 @@
                       </w:rPr>
                       <m:t>j</m:t>
                     </m:r>
+                    <w:proofErr w:type="spellEnd"/>
                   </m:sub>
                 </m:sSub>
                 <m:r>
@@ -3579,7 +4620,11 @@
             </m:r>
             <m:sSub>
               <m:sSubPr>
-                <m:ctrlPr/>
+                <m:ctrlPr>
+                  <w:rPr>
+                    <w:rFonts w:ascii="Cambria Math" w:hAnsi="Cambria Math"/>
+                  </w:rPr>
+                </m:ctrlPr>
               </m:sSubPr>
               <m:e>
                 <m:r>
@@ -3593,6 +4638,7 @@
                 </m:r>
               </m:e>
               <m:sub>
+                <w:proofErr w:type="spellStart"/>
                 <m:r>
                   <m:rPr>
                     <m:nor/>
@@ -3617,6 +4663,7 @@
                   </w:rPr>
                   <m:t>s</m:t>
                 </m:r>
+                <w:proofErr w:type="spellEnd"/>
               </m:sub>
             </m:sSub>
             <m:r>
@@ -3630,7 +4677,11 @@
                 <m:chr m:val="∑"/>
                 <m:limLoc m:val="undOvr"/>
                 <m:supHide m:val="1"/>
-                <m:ctrlPr/>
+                <m:ctrlPr>
+                  <w:rPr>
+                    <w:rFonts w:ascii="Cambria Math" w:hAnsi="Cambria Math"/>
+                  </w:rPr>
+                </m:ctrlPr>
               </m:naryPr>
               <m:sub>
                 <m:r>
@@ -3675,7 +4726,11 @@
               <m:e>
                 <m:sSub>
                   <m:sSubPr>
-                    <m:ctrlPr/>
+                    <m:ctrlPr>
+                      <w:rPr>
+                        <w:rFonts w:ascii="Cambria Math" w:hAnsi="Cambria Math"/>
+                      </w:rPr>
+                    </m:ctrlPr>
                   </m:sSubPr>
                   <m:e>
                     <m:r>
@@ -3689,6 +4744,7 @@
                     </m:r>
                   </m:e>
                   <m:sub>
+                    <w:proofErr w:type="spellStart"/>
                     <m:r>
                       <m:rPr>
                         <m:nor/>
@@ -3713,6 +4769,7 @@
                       </w:rPr>
                       <m:t>s</m:t>
                     </m:r>
+                    <w:proofErr w:type="spellEnd"/>
                   </m:sub>
                 </m:sSub>
               </m:e>
@@ -3731,17 +4788,124 @@
           <w:sz w:val="20"/>
         </w:rPr>
         <w:tab/>
-        <w:t>（6）</w:t>
+      </w:r>
+      <w:r>
+        <w:rPr>
+          <w:sz w:val="20"/>
+        </w:rPr>
+        <w:t>（</w:t>
+      </w:r>
+      <w:r>
+        <w:rPr>
+          <w:sz w:val="20"/>
+        </w:rPr>
+        <w:t>6</w:t>
+      </w:r>
+      <w:r>
+        <w:rPr>
+          <w:sz w:val="20"/>
+        </w:rPr>
+        <w:t>）</w:t>
       </w:r>
     </w:p>
     <w:p>
       <w:pPr>
         <w:pStyle w:val="JournalBody"/>
-        <w:keepNext w:val="0"/>
-        <w:widowControl/>
       </w:pPr>
       <w:r>
-        <w:t>式中，W₁、W₂分别为16×4和3×16的权重矩阵，b₁、b₂为16维和3维偏置；αₙ,ₛ为窗口n在尺度s上的融合权重，j为尺度集合的求和索引。三个权重非负且和为1，在当前窗口的全部OD变量和预测步之间共享。最终预测为</w:t>
+        <w:t>式中，</w:t>
+      </w:r>
+      <w:r>
+        <w:t>W₁</w:t>
+      </w:r>
+      <w:r>
+        <w:t>、</w:t>
+      </w:r>
+      <w:r>
+        <w:t>W₂</w:t>
+      </w:r>
+      <w:r>
+        <w:t>分别为</w:t>
+      </w:r>
+      <w:r>
+        <w:t>16×4</w:t>
+      </w:r>
+      <w:r>
+        <w:t>和</w:t>
+      </w:r>
+      <w:r>
+        <w:t>3×16</w:t>
+      </w:r>
+      <w:r>
+        <w:t>的权重矩阵，</w:t>
+      </w:r>
+      <w:r>
+        <w:t>b₁</w:t>
+      </w:r>
+      <w:r>
+        <w:t>、</w:t>
+      </w:r>
+      <w:r>
+        <w:t>b₂</w:t>
+      </w:r>
+      <w:r>
+        <w:t>为</w:t>
+      </w:r>
+      <w:r>
+        <w:t>16</w:t>
+      </w:r>
+      <w:r>
+        <w:t>维和</w:t>
+      </w:r>
+      <w:r>
+        <w:t>3</w:t>
+      </w:r>
+      <w:r>
+        <w:t>维偏置；</w:t>
+      </w:r>
+      <w:r>
+        <w:t>α</w:t>
+      </w:r>
+      <w:proofErr w:type="gramStart"/>
+      <w:r>
+        <w:t>ₙ,</w:t>
+      </w:r>
+      <w:proofErr w:type="gramEnd"/>
+      <w:r>
+        <w:t>ₛ</w:t>
+      </w:r>
+      <w:r>
+        <w:t>为窗口</w:t>
+      </w:r>
+      <w:r>
+        <w:t>n</w:t>
+      </w:r>
+      <w:r>
+        <w:t>在尺度</w:t>
+      </w:r>
+      <w:r>
+        <w:t>s</w:t>
+      </w:r>
+      <w:r>
+        <w:t>上的融合权重，</w:t>
+      </w:r>
+      <w:r>
+        <w:t>j</w:t>
+      </w:r>
+      <w:r>
+        <w:t>为尺度集合的求和索引。三个权重非负且和为</w:t>
+      </w:r>
+      <w:r>
+        <w:t>1</w:t>
+      </w:r>
+      <w:r>
+        <w:t>，在当前窗口的全部</w:t>
+      </w:r>
+      <w:r>
+        <w:t>OD</w:t>
+      </w:r>
+      <w:r>
+        <w:t>变量和预测步之间共享。最终预测为</w:t>
       </w:r>
     </w:p>
     <w:p>
@@ -3749,11 +4913,10 @@
         <w:pStyle w:val="JournalEquation"/>
         <w:keepLines/>
         <w:tabs>
-          <w:tab w:pos="4824" w:val="center"/>
-          <w:tab w:pos="9979" w:val="right"/>
+          <w:tab w:val="center" w:pos="4824"/>
+          <w:tab w:val="right" w:pos="9979"/>
         </w:tabs>
-        <w:spacing w:line="252" w:lineRule="auto" w:before="60" w:after="60"/>
-        <w:ind w:firstLine="0"/>
+        <w:spacing w:before="60" w:line="252" w:lineRule="auto"/>
       </w:pPr>
       <w:r>
         <w:rPr>
@@ -3764,12 +4927,20 @@
       <m:oMath>
         <m:sSub>
           <m:sSubPr>
-            <m:ctrlPr/>
+            <m:ctrlPr>
+              <w:rPr>
+                <w:rFonts w:ascii="Cambria Math" w:hAnsi="Cambria Math"/>
+              </w:rPr>
+            </m:ctrlPr>
           </m:sSubPr>
           <m:e>
             <m:acc>
               <m:accPr>
-                <m:ctrlPr/>
+                <m:ctrlPr>
+                  <w:rPr>
+                    <w:rFonts w:ascii="Cambria Math" w:hAnsi="Cambria Math"/>
+                  </w:rPr>
+                </m:ctrlPr>
               </m:accPr>
               <m:e>
                 <m:r>
@@ -3808,7 +4979,11 @@
             <m:chr m:val="∑"/>
             <m:limLoc m:val="undOvr"/>
             <m:supHide m:val="1"/>
-            <m:ctrlPr/>
+            <m:ctrlPr>
+              <w:rPr>
+                <w:rFonts w:ascii="Cambria Math" w:hAnsi="Cambria Math"/>
+              </w:rPr>
+            </m:ctrlPr>
           </m:naryPr>
           <m:sub>
             <m:r>
@@ -3853,7 +5028,11 @@
           <m:e>
             <m:sSub>
               <m:sSubPr>
-                <m:ctrlPr/>
+                <m:ctrlPr>
+                  <w:rPr>
+                    <w:rFonts w:ascii="Cambria Math" w:hAnsi="Cambria Math"/>
+                  </w:rPr>
+                </m:ctrlPr>
               </m:sSubPr>
               <m:e>
                 <m:r>
@@ -3867,6 +5046,7 @@
                 </m:r>
               </m:e>
               <m:sub>
+                <w:proofErr w:type="spellStart"/>
                 <m:r>
                   <m:rPr>
                     <m:nor/>
@@ -3891,18 +5071,27 @@
                   </w:rPr>
                   <m:t>s</m:t>
                 </m:r>
+                <w:proofErr w:type="spellEnd"/>
               </m:sub>
             </m:sSub>
           </m:e>
         </m:nary>
         <m:sSubSup>
           <m:sSubSupPr>
-            <m:ctrlPr/>
+            <m:ctrlPr>
+              <w:rPr>
+                <w:rFonts w:ascii="Cambria Math" w:hAnsi="Cambria Math"/>
+              </w:rPr>
+            </m:ctrlPr>
           </m:sSubSupPr>
           <m:e>
             <m:acc>
               <m:accPr>
-                <m:ctrlPr/>
+                <m:ctrlPr>
+                  <w:rPr>
+                    <w:rFonts w:ascii="Cambria Math" w:hAnsi="Cambria Math"/>
+                  </w:rPr>
+                </m:ctrlPr>
               </m:accPr>
               <m:e>
                 <m:r>
@@ -3965,39 +5154,87 @@
           <w:sz w:val="20"/>
         </w:rPr>
         <w:tab/>
-        <w:t>（7）</w:t>
+      </w:r>
+      <w:r>
+        <w:rPr>
+          <w:sz w:val="20"/>
+        </w:rPr>
+        <w:t>（</w:t>
+      </w:r>
+      <w:r>
+        <w:rPr>
+          <w:sz w:val="20"/>
+        </w:rPr>
+        <w:t>7</w:t>
+      </w:r>
+      <w:r>
+        <w:rPr>
+          <w:sz w:val="20"/>
+        </w:rPr>
+        <w:t>）</w:t>
       </w:r>
     </w:p>
     <w:p>
       <w:pPr>
         <w:pStyle w:val="JournalBody"/>
-        <w:keepNext w:val="0"/>
-        <w:widowControl/>
       </w:pPr>
       <w:r>
-        <w:t>该融合方式以窗口统计量驱动尺度权重，既保留各专家的独立预测能力，又以较小的路由网络完成样本级适配。预测输出仍保留每个OD变量与每个未来时间点，形成统一的多变量多步预测结果。</w:t>
+        <w:t>该融合方式以窗口统计量驱动尺度权重，既保留各专家的独立预测能力，又以较小的路由网络完成样本级适配。预测输出仍保留每个</w:t>
+      </w:r>
+      <w:r>
+        <w:t>OD</w:t>
+      </w:r>
+      <w:r>
+        <w:t>变量与每个未来时间点，形成统一的多变量多步预测结果。</w:t>
       </w:r>
     </w:p>
     <w:p>
       <w:pPr>
         <w:pStyle w:val="JournalHeading2"/>
-        <w:keepNext/>
       </w:pPr>
       <w:r>
-        <w:rPr>
-          <w:color w:val="000000"/>
-        </w:rPr>
-        <w:t>1.3　模型训练与参数规模</w:t>
+        <w:t>1.3</w:t>
+      </w:r>
+      <w:r>
+        <w:t xml:space="preserve">　模型训练与参数规模</w:t>
       </w:r>
     </w:p>
     <w:p>
       <w:pPr>
         <w:pStyle w:val="JournalBody"/>
-        <w:keepNext w:val="0"/>
-        <w:widowControl/>
       </w:pPr>
       <w:r>
-        <w:t>各尺度专家与路由网络联合训练，以均方误差（mean squared error，MSE）为损失函数，对N个训练样本、H个预测步和C个变量取平均：</w:t>
+        <w:t>各尺度专家与路由网络联合训练，以均方误差（</w:t>
+      </w:r>
+      <w:r>
+        <w:t>mean squared error</w:t>
+      </w:r>
+      <w:r>
+        <w:t>，</w:t>
+      </w:r>
+      <w:r>
+        <w:t>MSE</w:t>
+      </w:r>
+      <w:r>
+        <w:t>）为损失函数，对</w:t>
+      </w:r>
+      <w:r>
+        <w:t>N</w:t>
+      </w:r>
+      <w:r>
+        <w:t>个训练样本、</w:t>
+      </w:r>
+      <w:r>
+        <w:t>H</w:t>
+      </w:r>
+      <w:r>
+        <w:t>个预测步和</w:t>
+      </w:r>
+      <w:r>
+        <w:t>C</w:t>
+      </w:r>
+      <w:r>
+        <w:t>个变量取平均：</w:t>
       </w:r>
     </w:p>
     <w:p>
@@ -4005,11 +5242,10 @@
         <w:pStyle w:val="JournalEquation"/>
         <w:keepLines/>
         <w:tabs>
-          <w:tab w:pos="4824" w:val="center"/>
-          <w:tab w:pos="9979" w:val="right"/>
+          <w:tab w:val="center" w:pos="4824"/>
+          <w:tab w:val="right" w:pos="9979"/>
         </w:tabs>
-        <w:spacing w:line="252" w:lineRule="auto" w:before="60" w:after="60"/>
-        <w:ind w:firstLine="0"/>
+        <w:spacing w:before="60" w:line="252" w:lineRule="auto"/>
       </w:pPr>
       <w:r>
         <w:rPr>
@@ -4020,7 +5256,11 @@
       <m:oMath>
         <m:sSub>
           <m:sSubPr>
-            <m:ctrlPr/>
+            <m:ctrlPr>
+              <w:rPr>
+                <w:rFonts w:ascii="Cambria Math" w:hAnsi="Cambria Math"/>
+              </w:rPr>
+            </m:ctrlPr>
           </m:sSubPr>
           <m:e>
             <m:r>
@@ -4028,6 +5268,9 @@
                 <m:scr m:val="script"/>
                 <m:sty m:val="p"/>
               </m:rPr>
+              <w:rPr>
+                <w:rFonts w:ascii="Cambria Math" w:hAnsi="Cambria Math"/>
+              </w:rPr>
               <m:t>L</m:t>
             </m:r>
           </m:e>
@@ -4048,7 +5291,11 @@
         </m:r>
         <m:f>
           <m:fPr>
-            <m:ctrlPr/>
+            <m:ctrlPr>
+              <w:rPr>
+                <w:rFonts w:ascii="Cambria Math" w:hAnsi="Cambria Math"/>
+              </w:rPr>
+            </m:ctrlPr>
           </m:fPr>
           <m:num>
             <m:r>
@@ -4074,7 +5321,11 @@
           <m:naryPr>
             <m:chr m:val="∑"/>
             <m:limLoc m:val="undOvr"/>
-            <m:ctrlPr/>
+            <m:ctrlPr>
+              <w:rPr>
+                <w:rFonts w:ascii="Cambria Math" w:hAnsi="Cambria Math"/>
+              </w:rPr>
+            </m:ctrlPr>
           </m:naryPr>
           <m:sub>
             <m:r>
@@ -4109,7 +5360,11 @@
               <m:naryPr>
                 <m:chr m:val="∑"/>
                 <m:limLoc m:val="undOvr"/>
-                <m:ctrlPr/>
+                <m:ctrlPr>
+                  <w:rPr>
+                    <w:rFonts w:ascii="Cambria Math" w:hAnsi="Cambria Math"/>
+                  </w:rPr>
+                </m:ctrlPr>
               </m:naryPr>
               <m:sub>
                 <m:r>
@@ -4144,7 +5399,11 @@
                   <m:naryPr>
                     <m:chr m:val="∑"/>
                     <m:limLoc m:val="undOvr"/>
-                    <m:ctrlPr/>
+                    <m:ctrlPr>
+                      <w:rPr>
+                        <w:rFonts w:ascii="Cambria Math" w:hAnsi="Cambria Math"/>
+                      </w:rPr>
+                    </m:ctrlPr>
                   </m:naryPr>
                   <m:sub>
                     <m:r>
@@ -4189,7 +5448,11 @@
         </m:nary>
         <m:sSub>
           <m:sSubPr>
-            <m:ctrlPr/>
+            <m:ctrlPr>
+              <w:rPr>
+                <w:rFonts w:ascii="Cambria Math" w:hAnsi="Cambria Math"/>
+              </w:rPr>
+            </m:ctrlPr>
           </m:sSubPr>
           <m:e>
             <m:r>
@@ -4203,6 +5466,7 @@
             </m:r>
           </m:e>
           <m:sub>
+            <w:proofErr w:type="spellStart"/>
             <m:r>
               <m:rPr>
                 <m:nor/>
@@ -4242,6 +5506,7 @@
               </w:rPr>
               <m:t>c</m:t>
             </m:r>
+            <w:proofErr w:type="spellEnd"/>
           </m:sub>
         </m:sSub>
         <m:r>
@@ -4252,12 +5517,20 @@
         </m:r>
         <m:sSub>
           <m:sSubPr>
-            <m:ctrlPr/>
+            <m:ctrlPr>
+              <w:rPr>
+                <w:rFonts w:ascii="Cambria Math" w:hAnsi="Cambria Math"/>
+              </w:rPr>
+            </m:ctrlPr>
           </m:sSubPr>
           <m:e>
             <m:acc>
               <m:accPr>
-                <m:ctrlPr/>
+                <m:ctrlPr>
+                  <w:rPr>
+                    <w:rFonts w:ascii="Cambria Math" w:hAnsi="Cambria Math"/>
+                  </w:rPr>
+                </m:ctrlPr>
               </m:accPr>
               <m:e>
                 <m:r>
@@ -4273,6 +5546,7 @@
             </m:acc>
           </m:e>
           <m:sub>
+            <w:proofErr w:type="spellStart"/>
             <m:r>
               <m:rPr>
                 <m:nor/>
@@ -4312,11 +5586,16 @@
               </w:rPr>
               <m:t>c</m:t>
             </m:r>
+            <w:proofErr w:type="spellEnd"/>
           </m:sub>
         </m:sSub>
         <m:sSup>
           <m:sSupPr>
-            <m:ctrlPr/>
+            <m:ctrlPr>
+              <w:rPr>
+                <w:rFonts w:ascii="Cambria Math" w:hAnsi="Cambria Math"/>
+              </w:rPr>
+            </m:ctrlPr>
           </m:sSupPr>
           <m:e>
             <m:r>
@@ -4347,17 +5626,85 @@
           <w:sz w:val="20"/>
         </w:rPr>
         <w:tab/>
-        <w:t>（8）</w:t>
+      </w:r>
+      <w:r>
+        <w:rPr>
+          <w:sz w:val="20"/>
+        </w:rPr>
+        <w:t>（</w:t>
+      </w:r>
+      <w:r>
+        <w:rPr>
+          <w:sz w:val="20"/>
+        </w:rPr>
+        <w:t>8</w:t>
+      </w:r>
+      <w:r>
+        <w:rPr>
+          <w:sz w:val="20"/>
+        </w:rPr>
+        <w:t>）</w:t>
       </w:r>
     </w:p>
     <w:p>
       <w:pPr>
         <w:pStyle w:val="JournalBody"/>
-        <w:keepNext w:val="0"/>
-        <w:widowControl/>
       </w:pPr>
       <w:r>
-        <w:t>采用自适应矩估计（adaptive moment estimation，Adam）优化器更新参数，并依据验证集MSE选择检查点。每个尺度包含两个线性层，参数量为2H(L/s+1)；4→16→3路由网络含4×16+16+16×3+3=131个参数。当L=96、H=24时，总参数量为</w:t>
+        <w:t>采用自适应矩估计（</w:t>
+      </w:r>
+      <w:r>
+        <w:t>adaptive moment estimation</w:t>
+      </w:r>
+      <w:r>
+        <w:t>，</w:t>
+      </w:r>
+      <w:r>
+        <w:t>Adam</w:t>
+      </w:r>
+      <w:r>
+        <w:t>）优化器更新参数，并依据验证集</w:t>
+      </w:r>
+      <w:r>
+        <w:t>MSE</w:t>
+      </w:r>
+      <w:r>
+        <w:t>选择检查点。每个尺度包含两个线性层，参数量为</w:t>
+      </w:r>
+      <w:r>
+        <w:t>2H</w:t>
+      </w:r>
+      <w:proofErr w:type="gramStart"/>
+      <w:r>
+        <w:t>(L/s+1)</w:t>
+      </w:r>
+      <w:proofErr w:type="gramEnd"/>
+      <w:r>
+        <w:t>；</w:t>
+      </w:r>
+      <w:r>
+        <w:t>4→16→3</w:t>
+      </w:r>
+      <w:r>
+        <w:t>路由网络含</w:t>
+      </w:r>
+      <w:r>
+        <w:t>4×16+16+16×3+3=131</w:t>
+      </w:r>
+      <w:r>
+        <w:t>个参数。当</w:t>
+      </w:r>
+      <w:r>
+        <w:t>L=96</w:t>
+      </w:r>
+      <w:r>
+        <w:t>、</w:t>
+      </w:r>
+      <w:r>
+        <w:t>H=24</w:t>
+      </w:r>
+      <w:r>
+        <w:t>时，总参数量为</w:t>
       </w:r>
     </w:p>
     <w:p>
@@ -4365,11 +5712,10 @@
         <w:pStyle w:val="JournalEquation"/>
         <w:keepLines/>
         <w:tabs>
-          <w:tab w:pos="4824" w:val="center"/>
-          <w:tab w:pos="9979" w:val="right"/>
+          <w:tab w:val="center" w:pos="4824"/>
+          <w:tab w:val="right" w:pos="9979"/>
         </w:tabs>
-        <w:spacing w:line="252" w:lineRule="auto" w:before="60" w:after="60"/>
-        <w:ind w:firstLine="0"/>
+        <w:spacing w:before="60" w:line="252" w:lineRule="auto"/>
       </w:pPr>
       <w:r>
         <w:rPr>
@@ -4398,7 +5744,11 @@
             <m:chr m:val="∑"/>
             <m:limLoc m:val="subSup"/>
             <m:supHide m:val="1"/>
-            <m:ctrlPr/>
+            <m:ctrlPr>
+              <w:rPr>
+                <w:rFonts w:ascii="Cambria Math" w:hAnsi="Cambria Math"/>
+              </w:rPr>
+            </m:ctrlPr>
           </m:naryPr>
           <m:sub>
             <m:r>
@@ -4496,51 +5846,119 @@
           <w:sz w:val="20"/>
         </w:rPr>
         <w:tab/>
-        <w:t>（9）</w:t>
+      </w:r>
+      <w:r>
+        <w:rPr>
+          <w:sz w:val="20"/>
+        </w:rPr>
+        <w:t>（</w:t>
+      </w:r>
+      <w:r>
+        <w:rPr>
+          <w:sz w:val="20"/>
+        </w:rPr>
+        <w:t>9</w:t>
+      </w:r>
+      <w:r>
+        <w:rPr>
+          <w:sz w:val="20"/>
+        </w:rPr>
+        <w:t>）</w:t>
       </w:r>
     </w:p>
     <w:p>
       <w:pPr>
         <w:pStyle w:val="JournalBody"/>
-        <w:keepNext w:val="0"/>
-        <w:widowControl/>
       </w:pPr>
       <w:r>
-        <w:t>变量间共享时间映射使参数量不随OD维数增加。24 h配置共8339个参数，路由仅占1.57%；H=168时共57587个参数，路由仍为131个，占比降至0.23%。该结构以固定规模的窗口特征和路由网络完成不同OD维数及预测长度下的自适应融合。</w:t>
+        <w:t>变量间共享时间映射使参数量不随</w:t>
+      </w:r>
+      <w:r>
+        <w:t>OD</w:t>
+      </w:r>
+      <w:r>
+        <w:t>维数增加。</w:t>
+      </w:r>
+      <w:r>
+        <w:t>24 h</w:t>
+      </w:r>
+      <w:r>
+        <w:t>配置共</w:t>
+      </w:r>
+      <w:r>
+        <w:t>8339</w:t>
+      </w:r>
+      <w:r>
+        <w:t>个参数，路由仅占</w:t>
+      </w:r>
+      <w:r>
+        <w:t>1.57%</w:t>
+      </w:r>
+      <w:r>
+        <w:t>；</w:t>
+      </w:r>
+      <w:r>
+        <w:t>H=168</w:t>
+      </w:r>
+      <w:r>
+        <w:t>时共</w:t>
+      </w:r>
+      <w:r>
+        <w:t>57587</w:t>
+      </w:r>
+      <w:r>
+        <w:t>个参数，路由仍为</w:t>
+      </w:r>
+      <w:r>
+        <w:t>131</w:t>
+      </w:r>
+      <w:r>
+        <w:t>个，占比降至</w:t>
+      </w:r>
+      <w:r>
+        <w:t>0.23%</w:t>
+      </w:r>
+      <w:r>
+        <w:t>。该结构以固定规模的窗口特征和路由网络完成不同</w:t>
+      </w:r>
+      <w:r>
+        <w:t>OD</w:t>
+      </w:r>
+      <w:r>
+        <w:t>维数及预测长度下的自适应融合。</w:t>
       </w:r>
     </w:p>
     <w:p>
       <w:pPr>
         <w:pStyle w:val="JournalHeading1"/>
-        <w:keepNext/>
       </w:pPr>
       <w:r>
-        <w:rPr>
-          <w:color w:val="000000"/>
-        </w:rPr>
-        <w:t>2　实验分析</w:t>
+        <w:t>2</w:t>
+      </w:r>
+      <w:r>
+        <w:t xml:space="preserve">　实验分析</w:t>
       </w:r>
     </w:p>
     <w:p>
       <w:pPr>
         <w:pStyle w:val="JournalHeading2"/>
-        <w:keepNext/>
       </w:pPr>
       <w:r>
-        <w:rPr>
-          <w:color w:val="000000"/>
-        </w:rPr>
-        <w:t>2.1　实验数据与参数设置</w:t>
+        <w:t>2.1</w:t>
+      </w:r>
+      <w:r>
+        <w:t xml:space="preserve">　实验数据与参数设置</w:t>
       </w:r>
     </w:p>
     <w:p>
       <w:pPr>
         <w:pStyle w:val="JournalBody"/>
-        <w:keepNext w:val="0"/>
-        <w:widowControl/>
       </w:pPr>
       <w:r>
-        <w:t>实验采用CESNET TS-Zoo</w:t>
+        <w:t>实验采用</w:t>
+      </w:r>
+      <w:r>
+        <w:t>CESNET TS-Zoo</w:t>
       </w:r>
       <w:r>
         <w:rPr>
@@ -4549,7 +5967,10 @@
         <w:t>[9]</w:t>
       </w:r>
       <w:r>
-        <w:t>中的Abilene</w:t>
+        <w:t>中的</w:t>
+      </w:r>
+      <w:r>
+        <w:t>Abilene</w:t>
       </w:r>
       <w:r>
         <w:rPr>
@@ -4558,7 +5979,10 @@
         <w:t>[10]</w:t>
       </w:r>
       <w:r>
-        <w:t>和GÉANT</w:t>
+        <w:t>和</w:t>
+      </w:r>
+      <w:r>
+        <w:t>GÉANT</w:t>
       </w:r>
       <w:r>
         <w:rPr>
@@ -4567,17 +5991,212 @@
         <w:t>[11]</w:t>
       </w:r>
       <w:r>
-        <w:t>小时级流量矩阵，分别含4656、2849个时间点。使用CESNET TS-Zoo 2.2.0读取matrix子集的1_hour聚合文件，字段分别为小时级平均OD流量matrix_avg_realOD和平均带宽matrix_avg_bandwidth_kbps。按UTC时间戳，Abilene覆盖2004年3月1日0时至9月10日23时，GÉANT覆盖2004年12月31日23时30分至2005年4月29日15时30分。数据按时间顺序以6∶2∶2划分训练、验证和测试集，划分后在各子集中独立生成滑动窗口。</w:t>
+        <w:t>小时级流量矩阵，分别含</w:t>
+      </w:r>
+      <w:r>
+        <w:t>4656</w:t>
+      </w:r>
+      <w:r>
+        <w:t>、</w:t>
+      </w:r>
+      <w:r>
+        <w:t>2849</w:t>
+      </w:r>
+      <w:r>
+        <w:t>个时间点。使用</w:t>
+      </w:r>
+      <w:r>
+        <w:t>CESNET TS-Zoo 2.2.0</w:t>
+      </w:r>
+      <w:r>
+        <w:t>读取</w:t>
+      </w:r>
+      <w:r>
+        <w:t>matrix</w:t>
+      </w:r>
+      <w:r>
+        <w:t>子集的</w:t>
+      </w:r>
+      <w:r>
+        <w:t>1_hour</w:t>
+      </w:r>
+      <w:r>
+        <w:t>聚合文件，字段分别为小时级平均</w:t>
+      </w:r>
+      <w:r>
+        <w:t>OD</w:t>
+      </w:r>
+      <w:r>
+        <w:t>流量</w:t>
+      </w:r>
+      <w:proofErr w:type="spellStart"/>
+      <w:r>
+        <w:t>matrix_avg_realOD</w:t>
+      </w:r>
+      <w:proofErr w:type="spellEnd"/>
+      <w:r>
+        <w:t>和平均带宽</w:t>
+      </w:r>
+      <w:proofErr w:type="spellStart"/>
+      <w:r>
+        <w:t>matrix_avg_bandwidth_kbps</w:t>
+      </w:r>
+      <w:proofErr w:type="spellEnd"/>
+      <w:r>
+        <w:t>。按</w:t>
+      </w:r>
+      <w:r>
+        <w:t>UTC</w:t>
+      </w:r>
+      <w:r>
+        <w:t>时间戳，</w:t>
+      </w:r>
+      <w:r>
+        <w:t>Abilene</w:t>
+      </w:r>
+      <w:r>
+        <w:t>覆盖</w:t>
+      </w:r>
+      <w:r>
+        <w:t>2004</w:t>
+      </w:r>
+      <w:r>
+        <w:t>年</w:t>
+      </w:r>
+      <w:r>
+        <w:t>3</w:t>
+      </w:r>
+      <w:r>
+        <w:t>月</w:t>
+      </w:r>
+      <w:r>
+        <w:t>1</w:t>
+      </w:r>
+      <w:r>
+        <w:t>日</w:t>
+      </w:r>
+      <w:r>
+        <w:t>0</w:t>
+      </w:r>
+      <w:r>
+        <w:lastRenderedPageBreak/>
+        <w:t>时至</w:t>
+      </w:r>
+      <w:r>
+        <w:t>9</w:t>
+      </w:r>
+      <w:r>
+        <w:t>月</w:t>
+      </w:r>
+      <w:r>
+        <w:t>10</w:t>
+      </w:r>
+      <w:r>
+        <w:t>日</w:t>
+      </w:r>
+      <w:r>
+        <w:t>23</w:t>
+      </w:r>
+      <w:r>
+        <w:t>时，</w:t>
+      </w:r>
+      <w:r>
+        <w:t>GÉANT</w:t>
+      </w:r>
+      <w:r>
+        <w:t>覆盖</w:t>
+      </w:r>
+      <w:r>
+        <w:t>2004</w:t>
+      </w:r>
+      <w:r>
+        <w:t>年</w:t>
+      </w:r>
+      <w:r>
+        <w:t>12</w:t>
+      </w:r>
+      <w:r>
+        <w:t>月</w:t>
+      </w:r>
+      <w:r>
+        <w:t>31</w:t>
+      </w:r>
+      <w:r>
+        <w:t>日</w:t>
+      </w:r>
+      <w:r>
+        <w:t>23</w:t>
+      </w:r>
+      <w:r>
+        <w:t>时</w:t>
+      </w:r>
+      <w:r>
+        <w:t>30</w:t>
+      </w:r>
+      <w:r>
+        <w:t>分至</w:t>
+      </w:r>
+      <w:r>
+        <w:t>2005</w:t>
+      </w:r>
+      <w:r>
+        <w:t>年</w:t>
+      </w:r>
+      <w:r>
+        <w:t>4</w:t>
+      </w:r>
+      <w:r>
+        <w:t>月</w:t>
+      </w:r>
+      <w:r>
+        <w:t>29</w:t>
+      </w:r>
+      <w:r>
+        <w:t>日</w:t>
+      </w:r>
+      <w:r>
+        <w:t>15</w:t>
+      </w:r>
+      <w:r>
+        <w:t>时</w:t>
+      </w:r>
+      <w:r>
+        <w:t>30</w:t>
+      </w:r>
+      <w:r>
+        <w:t>分。数据按时间顺序以</w:t>
+      </w:r>
+      <w:r>
+        <w:t>6∶2∶2</w:t>
+      </w:r>
+      <w:r>
+        <w:t>划分训练、验证和测试集，划分后在各子集中独立生成滑动窗口。</w:t>
       </w:r>
     </w:p>
     <w:p>
       <w:pPr>
         <w:pStyle w:val="JournalBody"/>
-        <w:keepNext w:val="0"/>
-        <w:widowControl/>
       </w:pPr>
       <w:r>
-        <w:t>缺失值和无穷值置0，负值截为0。对原始流量v先进行自然对数变换，再按变量标准化：</w:t>
+        <w:t>缺失值和无穷值置</w:t>
+      </w:r>
+      <w:r>
+        <w:t>0</w:t>
+      </w:r>
+      <w:r>
+        <w:t>，负值截为</w:t>
+      </w:r>
+      <w:r>
+        <w:t>0</w:t>
+      </w:r>
+      <w:r>
+        <w:t>。对原始流量</w:t>
+      </w:r>
+      <w:r>
+        <w:t>v</w:t>
+      </w:r>
+      <w:r>
+        <w:t>先进行自然对数变换，再按变量标准化：</w:t>
       </w:r>
     </w:p>
     <w:p>
@@ -4585,11 +6204,10 @@
         <w:pStyle w:val="JournalEquation"/>
         <w:keepLines/>
         <w:tabs>
-          <w:tab w:pos="4824" w:val="center"/>
-          <w:tab w:pos="9979" w:val="right"/>
+          <w:tab w:val="center" w:pos="4824"/>
+          <w:tab w:val="right" w:pos="9979"/>
         </w:tabs>
-        <w:spacing w:line="252" w:lineRule="auto" w:before="60" w:after="60"/>
-        <w:ind w:firstLine="0"/>
+        <w:spacing w:before="60" w:line="252" w:lineRule="auto"/>
       </w:pPr>
       <w:r>
         <w:rPr>
@@ -4600,12 +6218,20 @@
       <m:oMath>
         <m:eqArr>
           <m:eqArrPr>
-            <m:baseJc m:val="center"/>
+            <m:ctrlPr>
+              <w:rPr>
+                <w:rFonts w:ascii="Cambria Math" w:hAnsi="Cambria Math"/>
+              </w:rPr>
+            </m:ctrlPr>
           </m:eqArrPr>
           <m:e>
             <m:sSub>
               <m:sSubPr>
-                <m:ctrlPr/>
+                <m:ctrlPr>
+                  <w:rPr>
+                    <w:rFonts w:ascii="Cambria Math" w:hAnsi="Cambria Math"/>
+                  </w:rPr>
+                </m:ctrlPr>
               </m:sSubPr>
               <m:e>
                 <m:r>
@@ -4619,6 +6245,7 @@
                 </m:r>
               </m:e>
               <m:sub>
+                <w:proofErr w:type="spellStart"/>
                 <m:r>
                   <m:rPr>
                     <m:nor/>
@@ -4643,6 +6270,7 @@
                   </w:rPr>
                   <m:t>c</m:t>
                 </m:r>
+                <w:proofErr w:type="spellEnd"/>
               </m:sub>
             </m:sSub>
             <m:r>
@@ -4653,7 +6281,11 @@
             </m:r>
             <m:sSub>
               <m:sSubPr>
-                <m:ctrlPr/>
+                <m:ctrlPr>
+                  <w:rPr>
+                    <w:rFonts w:ascii="Cambria Math" w:hAnsi="Cambria Math"/>
+                  </w:rPr>
+                </m:ctrlPr>
               </m:sSubPr>
               <m:e>
                 <m:r>
@@ -4667,6 +6299,7 @@
                 </m:r>
               </m:e>
               <m:sub>
+                <w:proofErr w:type="spellStart"/>
                 <m:r>
                   <m:rPr>
                     <m:nor/>
@@ -4691,6 +6324,7 @@
                   </w:rPr>
                   <m:t>c</m:t>
                 </m:r>
+                <w:proofErr w:type="spellEnd"/>
               </m:sub>
             </m:sSub>
             <m:r>
@@ -4703,7 +6337,11 @@
           <m:e>
             <m:sSub>
               <m:sSubPr>
-                <m:ctrlPr/>
+                <m:ctrlPr>
+                  <w:rPr>
+                    <w:rFonts w:ascii="Cambria Math" w:hAnsi="Cambria Math"/>
+                  </w:rPr>
+                </m:ctrlPr>
               </m:sSubPr>
               <m:e>
                 <m:r>
@@ -4717,6 +6355,7 @@
                 </m:r>
               </m:e>
               <m:sub>
+                <w:proofErr w:type="spellStart"/>
                 <m:r>
                   <m:rPr>
                     <m:nor/>
@@ -4741,6 +6380,7 @@
                   </w:rPr>
                   <m:t>c</m:t>
                 </m:r>
+                <w:proofErr w:type="spellEnd"/>
               </m:sub>
             </m:sSub>
             <m:r>
@@ -4751,12 +6391,20 @@
             </m:r>
             <m:f>
               <m:fPr>
-                <m:ctrlPr/>
+                <m:ctrlPr>
+                  <w:rPr>
+                    <w:rFonts w:ascii="Cambria Math" w:hAnsi="Cambria Math"/>
+                  </w:rPr>
+                </m:ctrlPr>
               </m:fPr>
               <m:num>
                 <m:sSub>
                   <m:sSubPr>
-                    <m:ctrlPr/>
+                    <m:ctrlPr>
+                      <w:rPr>
+                        <w:rFonts w:ascii="Cambria Math" w:hAnsi="Cambria Math"/>
+                      </w:rPr>
+                    </m:ctrlPr>
                   </m:sSubPr>
                   <m:e>
                     <m:r>
@@ -4770,6 +6418,7 @@
                     </m:r>
                   </m:e>
                   <m:sub>
+                    <w:proofErr w:type="spellStart"/>
                     <m:r>
                       <m:rPr>
                         <m:nor/>
@@ -4794,6 +6443,7 @@
                       </w:rPr>
                       <m:t>c</m:t>
                     </m:r>
+                    <w:proofErr w:type="spellEnd"/>
                   </m:sub>
                 </m:sSub>
                 <m:r>
@@ -4804,7 +6454,11 @@
                 </m:r>
                 <m:sSubSup>
                   <m:sSubSupPr>
-                    <m:ctrlPr/>
+                    <m:ctrlPr>
+                      <w:rPr>
+                        <w:rFonts w:ascii="Cambria Math" w:hAnsi="Cambria Math"/>
+                      </w:rPr>
+                    </m:ctrlPr>
                   </m:sSubSupPr>
                   <m:e>
                     <m:r>
@@ -4841,7 +6495,11 @@
               <m:den>
                 <m:sSubSup>
                   <m:sSubSupPr>
-                    <m:ctrlPr/>
+                    <m:ctrlPr>
+                      <w:rPr>
+                        <w:rFonts w:ascii="Cambria Math" w:hAnsi="Cambria Math"/>
+                      </w:rPr>
+                    </m:ctrlPr>
                   </m:sSubSupPr>
                   <m:e>
                     <m:r>
@@ -4890,17 +6548,126 @@
           <w:sz w:val="20"/>
         </w:rPr>
         <w:tab/>
-        <w:t>（10）</w:t>
+      </w:r>
+      <w:r>
+        <w:rPr>
+          <w:sz w:val="20"/>
+        </w:rPr>
+        <w:t>（</w:t>
+      </w:r>
+      <w:r>
+        <w:rPr>
+          <w:sz w:val="20"/>
+        </w:rPr>
+        <w:t>10</w:t>
+      </w:r>
+      <w:r>
+        <w:rPr>
+          <w:sz w:val="20"/>
+        </w:rPr>
+        <w:t>）</w:t>
       </w:r>
     </w:p>
     <w:p>
       <w:pPr>
         <w:pStyle w:val="JournalBody"/>
-        <w:keepNext w:val="0"/>
-        <w:widowControl/>
       </w:pPr>
       <w:r>
-        <w:t>式中，u为对数变换后的流量，t、c分别为时间和变量索引；μᵗʳ、σᵗʳ为训练集各变量的均值与标准差，验证和测试集沿用该统计量。对数变换后仅保留训练集标准差大于10⁻⁸的变量，Abilene保留144维，GÉANT保留524维。两套数据均以96 h历史预测未来24 h，GÉANT另开展168 h预测，数据划分与窗口数见表1。</w:t>
+        <w:t>式中，</w:t>
+      </w:r>
+      <w:r>
+        <w:t>u</w:t>
+      </w:r>
+      <w:r>
+        <w:t>为对数变换后的流量，</w:t>
+      </w:r>
+      <w:r>
+        <w:t>t</w:t>
+      </w:r>
+      <w:r>
+        <w:t>、</w:t>
+      </w:r>
+      <w:r>
+        <w:t>c</w:t>
+      </w:r>
+      <w:r>
+        <w:t>分别为时间和变量索引；</w:t>
+      </w:r>
+      <w:proofErr w:type="spellStart"/>
+      <w:r>
+        <w:t>μᵗʳ</w:t>
+      </w:r>
+      <w:proofErr w:type="spellEnd"/>
+      <w:r>
+        <w:t>、</w:t>
+      </w:r>
+      <w:proofErr w:type="spellStart"/>
+      <w:r>
+        <w:t>σᵗʳ</w:t>
+      </w:r>
+      <w:proofErr w:type="spellEnd"/>
+      <w:r>
+        <w:t>为训练集各变量的均值与标准差，验证和测试集沿用该统计量。对数变换后仅保留训练集标准差大于</w:t>
+      </w:r>
+      <w:r>
+        <w:t>10⁻⁸</w:t>
+      </w:r>
+      <w:r>
+        <w:t>的变量，</w:t>
+      </w:r>
+      <w:r>
+        <w:t>Abilene</w:t>
+      </w:r>
+      <w:r>
+        <w:t>保留</w:t>
+      </w:r>
+      <w:r>
+        <w:t>144</w:t>
+      </w:r>
+      <w:r>
+        <w:t>维，</w:t>
+      </w:r>
+      <w:r>
+        <w:t>GÉANT</w:t>
+      </w:r>
+      <w:r>
+        <w:t>保留</w:t>
+      </w:r>
+      <w:r>
+        <w:t>524</w:t>
+      </w:r>
+      <w:r>
+        <w:t>维。两套数据均以</w:t>
+      </w:r>
+      <w:r>
+        <w:t>96 h</w:t>
+      </w:r>
+      <w:r>
+        <w:t>历史预测未来</w:t>
+      </w:r>
+      <w:r>
+        <w:t>24 h</w:t>
+      </w:r>
+      <w:r>
+        <w:t>，</w:t>
+      </w:r>
+      <w:r>
+        <w:t>GÉANT</w:t>
+      </w:r>
+      <w:r>
+        <w:t>另开展</w:t>
+      </w:r>
+      <w:r>
+        <w:t>168 h</w:t>
+      </w:r>
+      <w:r>
+        <w:t>预测，数据划分与窗口数见表</w:t>
+      </w:r>
+      <w:r>
+        <w:t>1</w:t>
+      </w:r>
+      <w:r>
+        <w:t>。</w:t>
       </w:r>
     </w:p>
     <w:p>
@@ -4909,8 +6676,6 @@
         <w:keepNext/>
         <w:keepLines/>
         <w:spacing w:after="80"/>
-        <w:ind w:firstLine="0"/>
-        <w:jc w:val="center"/>
       </w:pPr>
       <w:r>
         <w:t>表</w:t>
@@ -5589,11 +7354,55 @@
     <w:p>
       <w:pPr>
         <w:pStyle w:val="JournalBody"/>
-        <w:keepNext w:val="0"/>
-        <w:widowControl/>
       </w:pPr>
       <w:r>
-        <w:t>各模型采用相同的数据划分、预处理、输入与预测目标，批量大小为16。DLinear及多尺度模型的学习率为0.001，最多训练30轮，早停耐心值为6；LightTS采用Time-Series-Library公开实现</w:t>
+        <w:t>各模型采用相同的数据划分、预处理、输入与预测目标，批量大小为</w:t>
+      </w:r>
+      <w:r>
+        <w:t>16</w:t>
+      </w:r>
+      <w:r>
+        <w:t>。</w:t>
+      </w:r>
+      <w:proofErr w:type="spellStart"/>
+      <w:r>
+        <w:t>DLinear</w:t>
+      </w:r>
+      <w:proofErr w:type="spellEnd"/>
+      <w:r>
+        <w:t>及多尺度模型的学习率为</w:t>
+      </w:r>
+      <w:r>
+        <w:t>0.001</w:t>
+      </w:r>
+      <w:r>
+        <w:t>，最多训练</w:t>
+      </w:r>
+      <w:r>
+        <w:t>30</w:t>
+      </w:r>
+      <w:r>
+        <w:t>轮，早停耐心值为</w:t>
+      </w:r>
+      <w:r>
+        <w:t>6</w:t>
+      </w:r>
+      <w:r>
+        <w:t>；</w:t>
+      </w:r>
+      <w:proofErr w:type="spellStart"/>
+      <w:r>
+        <w:t>LightTS</w:t>
+      </w:r>
+      <w:proofErr w:type="spellEnd"/>
+      <w:r>
+        <w:t>采用</w:t>
+      </w:r>
+      <w:r>
+        <w:t>Time-Series-Library</w:t>
+      </w:r>
+      <w:r>
+        <w:t>公开实现</w:t>
       </w:r>
       <w:r>
         <w:rPr>
@@ -5602,17 +7411,116 @@
         <w:t>[12]</w:t>
       </w:r>
       <w:r>
-        <w:t>，分块长度24、模型维度512，学习率0.0001，最多训练50轮，早停耐心值为10。各模型均按验证集MSE选择检查点，使用42～49八个共同随机种子重复训练。软件环境为Python 3.11.9、PyTorch 2.5.1。</w:t>
+        <w:t>，分块长度</w:t>
+      </w:r>
+      <w:r>
+        <w:t>24</w:t>
+      </w:r>
+      <w:r>
+        <w:t>、模型维度</w:t>
+      </w:r>
+      <w:r>
+        <w:t>512</w:t>
+      </w:r>
+      <w:r>
+        <w:t>，学习率</w:t>
+      </w:r>
+      <w:r>
+        <w:t>0.0001</w:t>
+      </w:r>
+      <w:r>
+        <w:t>，最多训练</w:t>
+      </w:r>
+      <w:r>
+        <w:t>50</w:t>
+      </w:r>
+      <w:r>
+        <w:t>轮，早停耐心值为</w:t>
+      </w:r>
+      <w:r>
+        <w:t>10</w:t>
+      </w:r>
+      <w:r>
+        <w:t>。各模型均按验证集</w:t>
+      </w:r>
+      <w:r>
+        <w:t>MSE</w:t>
+      </w:r>
+      <w:r>
+        <w:t>选择检查点，使用</w:t>
+      </w:r>
+      <w:r>
+        <w:t>42</w:t>
+      </w:r>
+      <w:r>
+        <w:t>～</w:t>
+      </w:r>
+      <w:r>
+        <w:t>49</w:t>
+      </w:r>
+      <w:r>
+        <w:t>八个共同随机种子重复训练。软件环境为</w:t>
+      </w:r>
+      <w:r>
+        <w:t>Python 3.11.9</w:t>
+      </w:r>
+      <w:r>
+        <w:t>、</w:t>
+      </w:r>
+      <w:proofErr w:type="spellStart"/>
+      <w:r>
+        <w:t>PyTorch</w:t>
+      </w:r>
+      <w:proofErr w:type="spellEnd"/>
+      <w:r>
+        <w:t xml:space="preserve"> 2.5.1</w:t>
+      </w:r>
+      <w:r>
+        <w:t>。</w:t>
       </w:r>
     </w:p>
     <w:p>
       <w:pPr>
         <w:pStyle w:val="JournalBody"/>
-        <w:keepNext w:val="0"/>
-        <w:widowControl/>
       </w:pPr>
       <w:r>
-        <w:t>误差报告均值±样本标准差，图中误差线表示样本标准差。相对降幅先按相同随机种子的结果配对计算，再取八次重复的均值。评价指标在对数变换与逐变量标准化后的空间计算，测试集MSE按式（8）计算，N取测试窗口数；平均绝对误差（mean absolute error，MAE）为</w:t>
+        <w:t>误差报告均值</w:t>
+      </w:r>
+      <w:r>
+        <w:t>±</w:t>
+      </w:r>
+      <w:r>
+        <w:t>样本标准差，图中误差线表示样本标准差。相对降幅先按相同随机种子的结果配对计算，再取八次重复的均值。评价指标在对数变换与逐变量标准化后的空间计算，测试集</w:t>
+      </w:r>
+      <w:r>
+        <w:t>MSE</w:t>
+      </w:r>
+      <w:r>
+        <w:t>按式（</w:t>
+      </w:r>
+      <w:r>
+        <w:t>8</w:t>
+      </w:r>
+      <w:r>
+        <w:t>）计算，</w:t>
+      </w:r>
+      <w:r>
+        <w:t>N</w:t>
+      </w:r>
+      <w:r>
+        <w:t>取测试窗口数；平均绝对误差（</w:t>
+      </w:r>
+      <w:r>
+        <w:t>mean absolute error</w:t>
+      </w:r>
+      <w:r>
+        <w:t>，</w:t>
+      </w:r>
+      <w:r>
+        <w:t>MAE</w:t>
+      </w:r>
+      <w:r>
+        <w:t>）为</w:t>
       </w:r>
     </w:p>
     <w:p>
@@ -5620,11 +7528,10 @@
         <w:pStyle w:val="JournalEquation"/>
         <w:keepLines/>
         <w:tabs>
-          <w:tab w:pos="4824" w:val="center"/>
-          <w:tab w:pos="9979" w:val="right"/>
+          <w:tab w:val="center" w:pos="4824"/>
+          <w:tab w:val="right" w:pos="9979"/>
         </w:tabs>
-        <w:spacing w:line="252" w:lineRule="auto" w:before="60" w:after="60"/>
-        <w:ind w:firstLine="0"/>
+        <w:spacing w:before="60" w:line="252" w:lineRule="auto"/>
       </w:pPr>
       <w:r>
         <w:rPr>
@@ -5641,7 +7548,11 @@
         </m:r>
         <m:f>
           <m:fPr>
-            <m:ctrlPr/>
+            <m:ctrlPr>
+              <w:rPr>
+                <w:rFonts w:ascii="Cambria Math" w:hAnsi="Cambria Math"/>
+              </w:rPr>
+            </m:ctrlPr>
           </m:fPr>
           <m:num>
             <m:r>
@@ -5654,7 +7565,11 @@
           <m:den>
             <m:sSub>
               <m:sSubPr>
-                <m:ctrlPr/>
+                <m:ctrlPr>
+                  <w:rPr>
+                    <w:rFonts w:ascii="Cambria Math" w:hAnsi="Cambria Math"/>
+                  </w:rPr>
+                </m:ctrlPr>
               </m:sSubPr>
               <m:e>
                 <m:r>
@@ -5668,12 +7583,14 @@
                 </m:r>
               </m:e>
               <m:sub>
+                <w:proofErr w:type="spellStart"/>
                 <m:r>
                   <m:rPr>
                     <m:nor/>
                   </m:rPr>
                   <m:t>te</m:t>
                 </m:r>
+                <w:proofErr w:type="spellEnd"/>
               </m:sub>
             </m:sSub>
             <m:r>
@@ -5691,7 +7608,11 @@
           <m:naryPr>
             <m:chr m:val="∑"/>
             <m:limLoc m:val="undOvr"/>
-            <m:ctrlPr/>
+            <m:ctrlPr>
+              <w:rPr>
+                <w:rFonts w:ascii="Cambria Math" w:hAnsi="Cambria Math"/>
+              </w:rPr>
+            </m:ctrlPr>
           </m:naryPr>
           <m:sub>
             <m:r>
@@ -5713,7 +7634,11 @@
           <m:sup>
             <m:sSub>
               <m:sSubPr>
-                <m:ctrlPr/>
+                <m:ctrlPr>
+                  <w:rPr>
+                    <w:rFonts w:ascii="Cambria Math" w:hAnsi="Cambria Math"/>
+                  </w:rPr>
+                </m:ctrlPr>
               </m:sSubPr>
               <m:e>
                 <m:r>
@@ -5727,12 +7652,14 @@
                 </m:r>
               </m:e>
               <m:sub>
+                <w:proofErr w:type="spellStart"/>
                 <m:r>
                   <m:rPr>
                     <m:nor/>
                   </m:rPr>
                   <m:t>te</m:t>
                 </m:r>
+                <w:proofErr w:type="spellEnd"/>
               </m:sub>
             </m:sSub>
           </m:sup>
@@ -5741,7 +7668,11 @@
               <m:naryPr>
                 <m:chr m:val="∑"/>
                 <m:limLoc m:val="undOvr"/>
-                <m:ctrlPr/>
+                <m:ctrlPr>
+                  <w:rPr>
+                    <w:rFonts w:ascii="Cambria Math" w:hAnsi="Cambria Math"/>
+                  </w:rPr>
+                </m:ctrlPr>
               </m:naryPr>
               <m:sub>
                 <m:r>
@@ -5776,7 +7707,11 @@
                   <m:naryPr>
                     <m:chr m:val="∑"/>
                     <m:limLoc m:val="undOvr"/>
-                    <m:ctrlPr/>
+                    <m:ctrlPr>
+                      <w:rPr>
+                        <w:rFonts w:ascii="Cambria Math" w:hAnsi="Cambria Math"/>
+                      </w:rPr>
+                    </m:ctrlPr>
                   </m:naryPr>
                   <m:sub>
                     <m:r>
@@ -5821,7 +7756,11 @@
         </m:nary>
         <m:sSub>
           <m:sSubPr>
-            <m:ctrlPr/>
+            <m:ctrlPr>
+              <w:rPr>
+                <w:rFonts w:ascii="Cambria Math" w:hAnsi="Cambria Math"/>
+              </w:rPr>
+            </m:ctrlPr>
           </m:sSubPr>
           <m:e>
             <m:r>
@@ -5835,6 +7774,7 @@
             </m:r>
           </m:e>
           <m:sub>
+            <w:proofErr w:type="spellStart"/>
             <m:r>
               <m:rPr>
                 <m:nor/>
@@ -5874,6 +7814,7 @@
               </w:rPr>
               <m:t>c</m:t>
             </m:r>
+            <w:proofErr w:type="spellEnd"/>
           </m:sub>
         </m:sSub>
         <m:r>
@@ -5884,12 +7825,20 @@
         </m:r>
         <m:sSub>
           <m:sSubPr>
-            <m:ctrlPr/>
+            <m:ctrlPr>
+              <w:rPr>
+                <w:rFonts w:ascii="Cambria Math" w:hAnsi="Cambria Math"/>
+              </w:rPr>
+            </m:ctrlPr>
           </m:sSubPr>
           <m:e>
             <m:acc>
               <m:accPr>
-                <m:ctrlPr/>
+                <m:ctrlPr>
+                  <w:rPr>
+                    <w:rFonts w:ascii="Cambria Math" w:hAnsi="Cambria Math"/>
+                  </w:rPr>
+                </m:ctrlPr>
               </m:accPr>
               <m:e>
                 <m:r>
@@ -5905,6 +7854,7 @@
             </m:acc>
           </m:e>
           <m:sub>
+            <w:proofErr w:type="spellStart"/>
             <m:r>
               <m:rPr>
                 <m:nor/>
@@ -5944,6 +7894,7 @@
               </w:rPr>
               <m:t>c</m:t>
             </m:r>
+            <w:proofErr w:type="spellEnd"/>
           </m:sub>
         </m:sSub>
         <m:r>
@@ -5958,39 +7909,97 @@
           <w:sz w:val="20"/>
         </w:rPr>
         <w:tab/>
-        <w:t>（11）</w:t>
+      </w:r>
+      <w:r>
+        <w:rPr>
+          <w:sz w:val="20"/>
+        </w:rPr>
+        <w:t>（</w:t>
+      </w:r>
+      <w:r>
+        <w:rPr>
+          <w:sz w:val="20"/>
+        </w:rPr>
+        <w:t>11</w:t>
+      </w:r>
+      <w:r>
+        <w:rPr>
+          <w:sz w:val="20"/>
+        </w:rPr>
+        <w:t>）</w:t>
       </w:r>
     </w:p>
     <w:p>
       <w:pPr>
         <w:pStyle w:val="JournalBody"/>
-        <w:keepNext w:val="0"/>
-        <w:widowControl/>
       </w:pPr>
       <w:r>
-        <w:t>式中，Nₜₑ为测试窗口数。MSE反映平方偏差，MAE反映平均绝对偏差，两者越小表示预测越准确。</w:t>
+        <w:t>式中，</w:t>
+      </w:r>
+      <w:r>
+        <w:t>Nₜₑ</w:t>
+      </w:r>
+      <w:r>
+        <w:t>为测试窗口数。</w:t>
+      </w:r>
+      <w:r>
+        <w:t>MSE</w:t>
+      </w:r>
+      <w:r>
+        <w:t>反映平方偏差，</w:t>
+      </w:r>
+      <w:r>
+        <w:t>MAE</w:t>
+      </w:r>
+      <w:r>
+        <w:t>反映平均绝对偏差，两者越小表示预测越准确。</w:t>
       </w:r>
     </w:p>
     <w:p>
       <w:pPr>
         <w:pStyle w:val="JournalHeading2"/>
-        <w:keepNext/>
       </w:pPr>
       <w:r>
-        <w:rPr>
-          <w:color w:val="000000"/>
-        </w:rPr>
-        <w:t>2.2　预测精度与参数量比较</w:t>
+        <w:t>2.2</w:t>
+      </w:r>
+      <w:r>
+        <w:t xml:space="preserve">　预测精度与参数量比较</w:t>
       </w:r>
     </w:p>
     <w:p>
       <w:pPr>
         <w:pStyle w:val="JournalBody"/>
-        <w:keepNext w:val="0"/>
-        <w:widowControl/>
       </w:pPr>
       <w:r>
-        <w:t>以单尺度DLinear和轻量时序模型LightTS为基线，分别考察多尺度自适应融合的预测收益及参数代价，结果见表2。图2给出同一种子下的相对误差降幅与参数量比例。</w:t>
+        <w:t>以单尺度</w:t>
+      </w:r>
+      <w:proofErr w:type="spellStart"/>
+      <w:r>
+        <w:t>DLinear</w:t>
+      </w:r>
+      <w:proofErr w:type="spellEnd"/>
+      <w:r>
+        <w:t>和轻量时序模型</w:t>
+      </w:r>
+      <w:proofErr w:type="spellStart"/>
+      <w:r>
+        <w:t>LightTS</w:t>
+      </w:r>
+      <w:proofErr w:type="spellEnd"/>
+      <w:r>
+        <w:t>为基线，分别考察多尺度自适应融合的预测收益及参数代价，结果见表</w:t>
+      </w:r>
+      <w:r>
+        <w:t>2</w:t>
+      </w:r>
+      <w:r>
+        <w:t>。图</w:t>
+      </w:r>
+      <w:r>
+        <w:t>2</w:t>
+      </w:r>
+      <w:r>
+        <w:t>给出同一种子下的相对误差降幅与参数量比例。</w:t>
       </w:r>
     </w:p>
     <w:p>
@@ -5999,8 +8008,6 @@
         <w:keepNext/>
         <w:keepLines/>
         <w:spacing w:after="80"/>
-        <w:ind w:firstLine="0"/>
-        <w:jc w:val="center"/>
       </w:pPr>
       <w:r>
         <w:t>表</w:t>
@@ -6249,9 +8256,11 @@
               <w:pStyle w:val="JournalTable"/>
               <w:spacing w:before="40" w:after="40" w:line="240" w:lineRule="auto"/>
             </w:pPr>
+            <w:proofErr w:type="spellStart"/>
             <w:r>
               <w:t>DLinear</w:t>
             </w:r>
+            <w:proofErr w:type="spellEnd"/>
           </w:p>
         </w:tc>
         <w:tc>
@@ -6390,9 +8399,11 @@
               <w:pStyle w:val="JournalTable"/>
               <w:spacing w:before="40" w:after="40" w:line="240" w:lineRule="auto"/>
             </w:pPr>
+            <w:proofErr w:type="spellStart"/>
             <w:r>
               <w:t>LightTS</w:t>
             </w:r>
+            <w:proofErr w:type="spellEnd"/>
           </w:p>
         </w:tc>
         <w:tc>
@@ -6684,9 +8695,11 @@
               <w:pStyle w:val="JournalTable"/>
               <w:spacing w:before="40" w:after="40" w:line="240" w:lineRule="auto"/>
             </w:pPr>
+            <w:proofErr w:type="spellStart"/>
             <w:r>
               <w:t>DLinear</w:t>
             </w:r>
+            <w:proofErr w:type="spellEnd"/>
           </w:p>
         </w:tc>
         <w:tc>
@@ -6825,9 +8838,11 @@
               <w:pStyle w:val="JournalTable"/>
               <w:spacing w:before="40" w:after="40" w:line="240" w:lineRule="auto"/>
             </w:pPr>
+            <w:proofErr w:type="spellStart"/>
             <w:r>
               <w:t>LightTS</w:t>
             </w:r>
+            <w:proofErr w:type="spellEnd"/>
           </w:p>
         </w:tc>
         <w:tc>
@@ -7069,11 +9084,107 @@
     <w:p>
       <w:pPr>
         <w:pStyle w:val="JournalBody"/>
-        <w:keepNext w:val="0"/>
-        <w:widowControl/>
       </w:pPr>
       <w:r>
-        <w:t>本文方法在两套数据上的平均MSE与MAE均低于两种基线，Abilene为0.189±0.003和0.173±0.008，GÉANT为0.426±0.029和0.366±0.018。相对单尺度DLinear，两套数据的MSE平均降低2.77%和2.35%，MAE平均降低8.01%和1.32%。这一结果表明，同窗多尺度预测与窗口自适应融合能够提高小时级OD流量预测精度。</w:t>
+        <w:t>本文方法在两套数据上的平均</w:t>
+      </w:r>
+      <w:r>
+        <w:t>MSE</w:t>
+      </w:r>
+      <w:r>
+        <w:t>与</w:t>
+      </w:r>
+      <w:r>
+        <w:t>MAE</w:t>
+      </w:r>
+      <w:r>
+        <w:t>均低于两种基线，</w:t>
+      </w:r>
+      <w:r>
+        <w:t>Abilene</w:t>
+      </w:r>
+      <w:r>
+        <w:t>为</w:t>
+      </w:r>
+      <w:r>
+        <w:t>0.189±0.003</w:t>
+      </w:r>
+      <w:r>
+        <w:t>和</w:t>
+      </w:r>
+      <w:r>
+        <w:t>0.173±0.008</w:t>
+      </w:r>
+      <w:r>
+        <w:t>，</w:t>
+      </w:r>
+      <w:r>
+        <w:t>GÉANT</w:t>
+      </w:r>
+      <w:r>
+        <w:t>为</w:t>
+      </w:r>
+      <w:r>
+        <w:t>0.426±0.029</w:t>
+      </w:r>
+      <w:r>
+        <w:t>和</w:t>
+      </w:r>
+      <w:r>
+        <w:t>0.366±0.018</w:t>
+      </w:r>
+      <w:r>
+        <w:t>。相对单尺度</w:t>
+      </w:r>
+      <w:proofErr w:type="spellStart"/>
+      <w:r>
+        <w:t>DLinear</w:t>
+      </w:r>
+      <w:proofErr w:type="spellEnd"/>
+      <w:r>
+        <w:t>，两套数据的</w:t>
+      </w:r>
+      <w:r>
+        <w:t>MSE</w:t>
+      </w:r>
+      <w:r>
+        <w:t>平均降低</w:t>
+      </w:r>
+      <w:r>
+        <w:t>2.77%</w:t>
+      </w:r>
+      <w:r>
+        <w:t>和</w:t>
+      </w:r>
+      <w:r>
+        <w:t>2.35%</w:t>
+      </w:r>
+      <w:r>
+        <w:t>，</w:t>
+      </w:r>
+      <w:r>
+        <w:t>MAE</w:t>
+      </w:r>
+      <w:r>
+        <w:t>平均降低</w:t>
+      </w:r>
+      <w:r>
+        <w:t>8.01%</w:t>
+      </w:r>
+      <w:r>
+        <w:t>和</w:t>
+      </w:r>
+      <w:r>
+        <w:t>1.32%</w:t>
+      </w:r>
+      <w:r>
+        <w:t>。这一结果表明，同窗多尺度预测与窗口自适应融合能够提高小时级</w:t>
+      </w:r>
+      <w:r>
+        <w:t>OD</w:t>
+      </w:r>
+      <w:r>
+        <w:t>流量预测精度。</w:t>
       </w:r>
     </w:p>
     <w:p>
@@ -7081,18 +9192,19 @@
         <w:pStyle w:val="JournalFigure"/>
         <w:keepNext/>
         <w:keepLines/>
-        <w:spacing w:line="360" w:lineRule="auto" w:after="0"/>
+        <w:spacing w:after="0" w:line="360" w:lineRule="auto"/>
       </w:pPr>
       <w:r>
         <w:rPr>
           <w:noProof/>
         </w:rPr>
+        <w:lastRenderedPageBreak/>
         <mc:AlternateContent>
           <mc:Choice Requires="wps">
             <w:drawing>
-              <wp:inline distT="0" distB="0" distL="0" distR="0" wp14:anchorId="31D69318" wp14:editId="50F0C2A0">
-                <wp:extent cx="4968240" cy="2245995"/>
-                <wp:effectExtent l="0" t="1905" r="3810" b="0"/>
+              <wp:inline distT="0" distB="0" distL="0" distR="0" wp14:anchorId="31D69318" wp14:editId="676F7B71">
+                <wp:extent cx="4968240" cy="1981200"/>
+                <wp:effectExtent l="0" t="0" r="3810" b="0"/>
                 <wp:docPr id="1781016290" name="JournalFigureBox2"/>
                 <wp:cNvGraphicFramePr>
                   <a:graphicFrameLocks xmlns:a="http://schemas.openxmlformats.org/drawingml/2006/main"/>
@@ -7106,7 +9218,7 @@
                       <wps:spPr bwMode="auto">
                         <a:xfrm>
                           <a:off x="0" y="0"/>
-                          <a:ext cx="4968240" cy="2245995"/>
+                          <a:ext cx="4968240" cy="1981200"/>
                         </a:xfrm>
                         <a:prstGeom prst="rect">
                           <a:avLst/>
@@ -7152,9 +9264,9 @@
                                   <wp:effectExtent l="0" t="0" r="0" b="0"/>
                                   <wp:docPr id="102" name="图2" descr="Same twelve paired reductions, three seeds per dataset/metric; sample SD. Deterministic parameter ratios unchanged."/>
                                   <wp:cNvGraphicFramePr>
-                                    <a:graphicFrameLocks noChangeAspect="1"/>
+                                    <a:graphicFrameLocks xmlns:a="http://schemas.openxmlformats.org/drawingml/2006/main" noChangeAspect="1"/>
                                   </wp:cNvGraphicFramePr>
-                                  <a:graphic>
+                                  <a:graphic xmlns:a="http://schemas.openxmlformats.org/drawingml/2006/main">
                                     <a:graphicData uri="http://schemas.openxmlformats.org/drawingml/2006/picture">
                                       <pic:pic xmlns:pic="http://schemas.openxmlformats.org/drawingml/2006/picture">
                                         <pic:nvPicPr>
@@ -7162,7 +9274,7 @@
                                           <pic:cNvPicPr/>
                                         </pic:nvPicPr>
                                         <pic:blipFill>
-                                          <a:blip r:embed="rId9"/>
+                                          <a:blip r:embed="rId8"/>
                                           <a:stretch>
                                             <a:fillRect/>
                                           </a:stretch>
@@ -7186,34 +9298,8 @@
                           <w:p>
                             <w:pPr>
                               <w:pStyle w:val="JournalCaption"/>
+                              <w:jc w:val="both"/>
                             </w:pPr>
-                            <w:r>
-                              <w:t>图</w:t>
-                            </w:r>
-                            <w:r>
-                              <w:t xml:space="preserve">2 </w:t>
-                            </w:r>
-                            <w:r>
-                              <w:t>相对</w:t>
-                            </w:r>
-                            <w:r>
-                              <w:t>DLinear</w:t>
-                            </w:r>
-                            <w:r>
-                              <w:t>与</w:t>
-                            </w:r>
-                            <w:r>
-                              <w:t>LightTS</w:t>
-                            </w:r>
-                            <w:r>
-                              <w:t>的配对误差降幅（</w:t>
-                            </w:r>
-                            <w:r>
-                              <w:t>8</w:t>
-                            </w:r>
-                            <w:r>
-                              <w:t>次重复）</w:t>
-                            </w:r>
                           </w:p>
                         </w:txbxContent>
                       </wps:txbx>
@@ -7228,7 +9314,7 @@
           </mc:Choice>
           <mc:Fallback>
             <w:pict>
-              <v:shape w14:anchorId="31D69318" id="JournalFigureBox2" o:spid="_x0000_s1027" type="#_x0000_t202" style="width:391.2pt;height:176.85pt;visibility:visible;mso-wrap-style:square;mso-left-percent:-10001;mso-top-percent:-10001;mso-position-horizontal:absolute;mso-position-horizontal-relative:char;mso-position-vertical:absolute;mso-position-vertical-relative:line;mso-left-percent:-10001;mso-top-percent:-10001;v-text-anchor:top" o:gfxdata="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" filled="f" stroked="f">
+              <v:shape w14:anchorId="31D69318" id="JournalFigureBox2" o:spid="_x0000_s1027" type="#_x0000_t202" style="width:391.2pt;height:156pt;visibility:visible;mso-wrap-style:square;mso-left-percent:-10001;mso-top-percent:-10001;mso-position-horizontal:absolute;mso-position-horizontal-relative:char;mso-position-vertical:absolute;mso-position-vertical-relative:line;mso-left-percent:-10001;mso-top-percent:-10001;v-text-anchor:top" o:gfxdata="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" filled="f" stroked="f">
                 <v:textbox inset="0,0,0,0">
                   <w:txbxContent>
                     <w:p>
@@ -7256,7 +9342,7 @@
                                     <pic:cNvPicPr/>
                                   </pic:nvPicPr>
                                   <pic:blipFill>
-                                    <a:blip r:embed="rId9"/>
+                                    <a:blip r:embed="rId8"/>
                                     <a:stretch>
                                       <a:fillRect/>
                                     </a:stretch>
@@ -7280,34 +9366,8 @@
                     <w:p>
                       <w:pPr>
                         <w:pStyle w:val="JournalCaption"/>
+                        <w:jc w:val="both"/>
                       </w:pPr>
-                      <w:r>
-                        <w:t>图</w:t>
-                      </w:r>
-                      <w:r>
-                        <w:t xml:space="preserve">2 </w:t>
-                      </w:r>
-                      <w:r>
-                        <w:t>相对</w:t>
-                      </w:r>
-                      <w:r>
-                        <w:t>DLinear</w:t>
-                      </w:r>
-                      <w:r>
-                        <w:t>与</w:t>
-                      </w:r>
-                      <w:r>
-                        <w:t>LightTS</w:t>
-                      </w:r>
-                      <w:r>
-                        <w:t>的配对误差降幅（</w:t>
-                      </w:r>
-                      <w:r>
-                        <w:t>8</w:t>
-                      </w:r>
-                      <w:r>
-                        <w:t>次重复）</w:t>
-                      </w:r>
                     </w:p>
                   </w:txbxContent>
                 </v:textbox>
@@ -7321,46 +9381,182 @@
     <w:p>
       <w:pPr>
         <w:pStyle w:val="JournalCaption"/>
-        <w:keepNext w:val="0"/>
         <w:keepLines/>
         <w:spacing w:after="80"/>
-        <w:ind w:firstLine="0"/>
-        <w:jc w:val="center"/>
       </w:pPr>
       <w:r>
-        <w:t>图2 24 h预测误差的逐种子配对降幅与参数量比例（散点为单次配对，菱形及误差线为均值±样本标准差）</w:t>
+        <w:t>图</w:t>
+      </w:r>
+      <w:r>
+        <w:t>2 24 h</w:t>
+      </w:r>
+      <w:r>
+        <w:t>预测误差的逐种子配对降幅与参数量比例（散点为单次配对，菱形及误差线为均值</w:t>
+      </w:r>
+      <w:r>
+        <w:t>±</w:t>
+      </w:r>
+      <w:r>
+        <w:t>样本标准差）</w:t>
       </w:r>
     </w:p>
     <w:p>
       <w:pPr>
         <w:pStyle w:val="JournalBody"/>
-        <w:keepNext w:val="0"/>
-        <w:widowControl/>
       </w:pPr>
       <w:r>
-        <w:t>相对LightTS，Abilene和GÉANT的MSE平均降低25.77%和43.74%，MAE平均降低12.66%和29.09%。对应LightTS模型分别含130162、384382个参数，本文方法均为8339个，分别为其6.41%和2.17%，即减少93.59%和97.83%。通过变量间参数共享和四维路由，本文方法以较少参数获得了更低的平均预测误差，在不同OD规模下保持了精度与参数量优势。</w:t>
+        <w:t>相对</w:t>
+      </w:r>
+      <w:proofErr w:type="spellStart"/>
+      <w:r>
+        <w:t>LightTS</w:t>
+      </w:r>
+      <w:proofErr w:type="spellEnd"/>
+      <w:r>
+        <w:t>，</w:t>
+      </w:r>
+      <w:r>
+        <w:t>Abilene</w:t>
+      </w:r>
+      <w:r>
+        <w:t>和</w:t>
+      </w:r>
+      <w:r>
+        <w:t>GÉANT</w:t>
+      </w:r>
+      <w:r>
+        <w:t>的</w:t>
+      </w:r>
+      <w:r>
+        <w:t>MSE</w:t>
+      </w:r>
+      <w:r>
+        <w:t>平均降低</w:t>
+      </w:r>
+      <w:r>
+        <w:t>25.77%</w:t>
+      </w:r>
+      <w:r>
+        <w:t>和</w:t>
+      </w:r>
+      <w:r>
+        <w:t>43.74%</w:t>
+      </w:r>
+      <w:r>
+        <w:t>，</w:t>
+      </w:r>
+      <w:r>
+        <w:t>MAE</w:t>
+      </w:r>
+      <w:r>
+        <w:t>平均降低</w:t>
+      </w:r>
+      <w:r>
+        <w:t>12.66%</w:t>
+      </w:r>
+      <w:r>
+        <w:t>和</w:t>
+      </w:r>
+      <w:r>
+        <w:t>29.09%</w:t>
+      </w:r>
+      <w:r>
+        <w:t>。对应</w:t>
+      </w:r>
+      <w:proofErr w:type="spellStart"/>
+      <w:r>
+        <w:t>LightTS</w:t>
+      </w:r>
+      <w:proofErr w:type="spellEnd"/>
+      <w:r>
+        <w:t>模型分别含</w:t>
+      </w:r>
+      <w:r>
+        <w:t>130162</w:t>
+      </w:r>
+      <w:r>
+        <w:t>、</w:t>
+      </w:r>
+      <w:r>
+        <w:t>384382</w:t>
+      </w:r>
+      <w:r>
+        <w:t>个参数，本文方法均为</w:t>
+      </w:r>
+      <w:r>
+        <w:t>8339</w:t>
+      </w:r>
+      <w:r>
+        <w:t>个，分别为其</w:t>
+      </w:r>
+      <w:r>
+        <w:t>6.41%</w:t>
+      </w:r>
+      <w:r>
+        <w:t>和</w:t>
+      </w:r>
+      <w:r>
+        <w:t>2.17%</w:t>
+      </w:r>
+      <w:r>
+        <w:t>，即减少</w:t>
+      </w:r>
+      <w:r>
+        <w:t>93.59%</w:t>
+      </w:r>
+      <w:r>
+        <w:t>和</w:t>
+      </w:r>
+      <w:r>
+        <w:t>97.83%</w:t>
+      </w:r>
+      <w:r>
+        <w:t>。通过变量间参数共享和四维路由，本文方法以较少参数获得了更低的平均预测误差，在不同</w:t>
+      </w:r>
+      <w:r>
+        <w:t>OD</w:t>
+      </w:r>
+      <w:r>
+        <w:t>规模下保持了精度与参数量优势。</w:t>
       </w:r>
     </w:p>
     <w:p>
       <w:pPr>
         <w:pStyle w:val="JournalHeading2"/>
-        <w:keepNext/>
       </w:pPr>
       <w:r>
-        <w:rPr>
-          <w:color w:val="000000"/>
-        </w:rPr>
-        <w:t>2.3　自适应加权消融分析</w:t>
+        <w:t>2.3</w:t>
+      </w:r>
+      <w:r>
+        <w:t xml:space="preserve">　自适应加权消融分析</w:t>
       </w:r>
     </w:p>
     <w:p>
       <w:pPr>
         <w:pStyle w:val="JournalBody"/>
-        <w:keepNext w:val="0"/>
-        <w:widowControl/>
       </w:pPr>
       <w:r>
-        <w:t>保持尺度集合与三个独立DLinear专家不变，比较固定等权、全局可学习权重和恒定输入路由。固定等权将各尺度权重设为1/3；全局权重以三个可训练分数生成所有窗口共用的权重；恒定路由保留与本文相同的两层网络，输入全零特征。三种对照均由真实历史序列驱动专家，结果见表3。</w:t>
+        <w:t>保持尺度集合与三个独立</w:t>
+      </w:r>
+      <w:proofErr w:type="spellStart"/>
+      <w:r>
+        <w:t>DLinear</w:t>
+      </w:r>
+      <w:proofErr w:type="spellEnd"/>
+      <w:r>
+        <w:t>专家不变，比较固定等权、全局可学习权重和恒定输入路由。固定等权将各尺度权重设为</w:t>
+      </w:r>
+      <w:r>
+        <w:t>1/3</w:t>
+      </w:r>
+      <w:r>
+        <w:t>；全局权重以三个可训练分数生成所有窗口共用的权重；恒定路由保留与本文相同的两层网络，输入全零特征。三种对照均由真实历史序列驱动专家，结果见表</w:t>
+      </w:r>
+      <w:r>
+        <w:t>3</w:t>
+      </w:r>
+      <w:r>
+        <w:t>。</w:t>
       </w:r>
     </w:p>
     <w:p>
@@ -7369,8 +9565,6 @@
         <w:keepNext/>
         <w:keepLines/>
         <w:spacing w:after="80"/>
-        <w:ind w:firstLine="0"/>
-        <w:jc w:val="center"/>
       </w:pPr>
       <w:r>
         <w:t>表</w:t>
@@ -7588,9 +9782,11 @@
               <w:pStyle w:val="JournalTable"/>
               <w:spacing w:before="40" w:after="40" w:line="240" w:lineRule="auto"/>
             </w:pPr>
+            <w:proofErr w:type="spellStart"/>
             <w:r>
               <w:t>DLinear</w:t>
             </w:r>
+            <w:proofErr w:type="spellEnd"/>
           </w:p>
         </w:tc>
         <w:tc>
@@ -8170,9 +10366,11 @@
               <w:pStyle w:val="JournalTable"/>
               <w:spacing w:before="40" w:after="40" w:line="240" w:lineRule="auto"/>
             </w:pPr>
+            <w:proofErr w:type="spellStart"/>
             <w:r>
               <w:t>DLinear</w:t>
             </w:r>
+            <w:proofErr w:type="spellEnd"/>
           </w:p>
         </w:tc>
         <w:tc>
@@ -8702,18 +10900,124 @@
     <w:p>
       <w:pPr>
         <w:pStyle w:val="JournalBody"/>
-        <w:keepNext w:val="0"/>
-        <w:widowControl/>
       </w:pPr>
       <w:r>
-        <w:t>本文方法在两套数据上的平均MSE与MAE均为所设对照中的最低值。相对全局可学习权重，Abilene和GÉANT的MSE平均降低1.80%和4.31%，其中Abilene的MAE降低8.91%。GÉANT上本文方法MSE为0.426，低于固定等权、全局权重和恒定路由的0.447、0.446、0.449，也低于单尺度DLinear的0.437。</w:t>
+        <w:t>本文方法在两套数据上的平均</w:t>
+      </w:r>
+      <w:r>
+        <w:t>MSE</w:t>
+      </w:r>
+      <w:r>
+        <w:t>与</w:t>
+      </w:r>
+      <w:r>
+        <w:t>MAE</w:t>
+      </w:r>
+      <w:r>
+        <w:t>均为所设对照中的最低值。相对全局可学习权重，</w:t>
+      </w:r>
+      <w:r>
+        <w:t>Abilene</w:t>
+      </w:r>
+      <w:r>
+        <w:t>和</w:t>
+      </w:r>
+      <w:r>
+        <w:t>GÉANT</w:t>
+      </w:r>
+      <w:r>
+        <w:t>的</w:t>
+      </w:r>
+      <w:r>
+        <w:t>MSE</w:t>
+      </w:r>
+      <w:r>
+        <w:t>平均降低</w:t>
+      </w:r>
+      <w:r>
+        <w:t>1.80%</w:t>
+      </w:r>
+      <w:r>
+        <w:t>和</w:t>
+      </w:r>
+      <w:r>
+        <w:t>4.31%</w:t>
+      </w:r>
+      <w:r>
+        <w:t>，其中</w:t>
+      </w:r>
+      <w:r>
+        <w:t>Abilene</w:t>
+      </w:r>
+      <w:r>
+        <w:t>的</w:t>
+      </w:r>
+      <w:r>
+        <w:t>MAE</w:t>
+      </w:r>
+      <w:r>
+        <w:t>降低</w:t>
+      </w:r>
+      <w:r>
+        <w:t>8.91%</w:t>
+      </w:r>
+      <w:r>
+        <w:t>。</w:t>
+      </w:r>
+      <w:r>
+        <w:t>GÉANT</w:t>
+      </w:r>
+      <w:r>
+        <w:t>上本文方法</w:t>
+      </w:r>
+      <w:r>
+        <w:t>MSE</w:t>
+      </w:r>
+      <w:r>
+        <w:t>为</w:t>
+      </w:r>
+      <w:r>
+        <w:t>0.426</w:t>
+      </w:r>
+      <w:r>
+        <w:t>，低于固定等权、全局权重和恒定路由的</w:t>
+      </w:r>
+      <w:r>
+        <w:t>0.447</w:t>
+      </w:r>
+      <w:r>
+        <w:t>、</w:t>
+      </w:r>
+      <w:r>
+        <w:t>0.446</w:t>
+      </w:r>
+      <w:r>
+        <w:t>、</w:t>
+      </w:r>
+      <w:r>
+        <w:t>0.449</w:t>
+      </w:r>
+      <w:r>
+        <w:t>，也低于单尺度</w:t>
+      </w:r>
+      <w:proofErr w:type="spellStart"/>
+      <w:r>
+        <w:t>DLinear</w:t>
+      </w:r>
+      <w:proofErr w:type="spellEnd"/>
+      <w:r>
+        <w:t>的</w:t>
+      </w:r>
+      <w:r>
+        <w:t>0.437</w:t>
+      </w:r>
+      <w:r>
+        <w:t>。</w:t>
       </w:r>
     </w:p>
     <w:p>
       <w:pPr>
         <w:pStyle w:val="JournalBody"/>
-        <w:keepNext w:val="0"/>
-        <w:widowControl/>
       </w:pPr>
       <w:r>
         <w:t>恒定路由与本文方法具有相同网络结构和参数量，两者差别在于是否输入真实窗口统计特征。本文方法取得更低误差，说明窗口信息驱动的权重计算为融合带来了预测收益。在三个多尺度对照之上，本文方法通过样本级尺度调整取得了进一步改善，体现了四维统计特征与自适应加权的作用。</w:t>
@@ -8722,23 +11026,56 @@
     <w:p>
       <w:pPr>
         <w:pStyle w:val="JournalHeading2"/>
-        <w:keepNext/>
       </w:pPr>
       <w:r>
-        <w:rPr>
-          <w:color w:val="000000"/>
-        </w:rPr>
-        <w:t>2.4　高需求目标点预测分析</w:t>
+        <w:t>2.4</w:t>
+      </w:r>
+      <w:r>
+        <w:t xml:space="preserve">　高需求目标点预测分析</w:t>
       </w:r>
     </w:p>
     <w:p>
       <w:pPr>
         <w:pStyle w:val="JournalBody"/>
-        <w:keepNext w:val="0"/>
-        <w:widowControl/>
       </w:pPr>
       <w:r>
-        <w:t>高需求目标点的预测有助于提前估计较大流量需求。以训练集各OD变量的第90百分位值为阈值，将测试集中超过相应阈值的目标点组成集合Ω，计算其MAE与平均低估误差（average underestimation error，AUE）：</w:t>
+        <w:t>高需求目标点的预测有助于提前估计较大流量需求。以训练集各</w:t>
+      </w:r>
+      <w:r>
+        <w:t>OD</w:t>
+      </w:r>
+      <w:r>
+        <w:t>变量的第</w:t>
+      </w:r>
+      <w:r>
+        <w:t>90</w:t>
+      </w:r>
+      <w:r>
+        <w:t>百分位值为阈值，将测试集中超过相应阈值的目标点组成集合</w:t>
+      </w:r>
+      <w:r>
+        <w:t>Ω</w:t>
+      </w:r>
+      <w:r>
+        <w:t>，计算其</w:t>
+      </w:r>
+      <w:r>
+        <w:t>MAE</w:t>
+      </w:r>
+      <w:r>
+        <w:t>与平均低估误差（</w:t>
+      </w:r>
+      <w:r>
+        <w:t>average underestimation error</w:t>
+      </w:r>
+      <w:r>
+        <w:t>，</w:t>
+      </w:r>
+      <w:r>
+        <w:t>AUE</w:t>
+      </w:r>
+      <w:r>
+        <w:t>）：</w:t>
       </w:r>
     </w:p>
     <w:p>
@@ -8746,11 +11083,10 @@
         <w:pStyle w:val="JournalEquation"/>
         <w:keepLines/>
         <w:tabs>
-          <w:tab w:pos="4824" w:val="center"/>
-          <w:tab w:pos="9979" w:val="right"/>
+          <w:tab w:val="center" w:pos="4824"/>
+          <w:tab w:val="right" w:pos="9979"/>
         </w:tabs>
-        <w:spacing w:line="252" w:lineRule="auto" w:before="60" w:after="60"/>
-        <w:ind w:firstLine="0"/>
+        <w:spacing w:before="60" w:line="252" w:lineRule="auto"/>
       </w:pPr>
       <w:r>
         <w:rPr>
@@ -8767,7 +11103,11 @@
         </m:r>
         <m:f>
           <m:fPr>
-            <m:ctrlPr/>
+            <m:ctrlPr>
+              <w:rPr>
+                <w:rFonts w:ascii="Cambria Math" w:hAnsi="Cambria Math"/>
+              </w:rPr>
+            </m:ctrlPr>
           </m:fPr>
           <m:num>
             <m:r>
@@ -8782,7 +11122,11 @@
               <m:dPr>
                 <m:begChr m:val="|"/>
                 <m:endChr m:val="|"/>
-                <m:ctrlPr/>
+                <m:ctrlPr>
+                  <w:rPr>
+                    <w:rFonts w:ascii="Cambria Math" w:hAnsi="Cambria Math"/>
+                  </w:rPr>
+                </m:ctrlPr>
               </m:dPr>
               <m:e>
                 <m:r>
@@ -8803,14 +11147,23 @@
             <m:chr m:val="∑"/>
             <m:limLoc m:val="undOvr"/>
             <m:supHide m:val="1"/>
-            <m:ctrlPr/>
+            <m:ctrlPr>
+              <w:rPr>
+                <w:rFonts w:ascii="Cambria Math" w:hAnsi="Cambria Math"/>
+              </w:rPr>
+            </m:ctrlPr>
           </m:naryPr>
           <m:sub>
             <m:d>
               <m:dPr>
-                <m:ctrlPr/>
+                <m:ctrlPr>
+                  <w:rPr>
+                    <w:rFonts w:ascii="Cambria Math" w:hAnsi="Cambria Math"/>
+                  </w:rPr>
+                </m:ctrlPr>
               </m:dPr>
               <m:e>
+                <w:proofErr w:type="spellStart"/>
                 <m:r>
                   <m:rPr>
                     <m:nor/>
@@ -8850,6 +11203,7 @@
                   </w:rPr>
                   <m:t>c</m:t>
                 </m:r>
+                <w:proofErr w:type="spellEnd"/>
               </m:e>
             </m:d>
             <m:r>
@@ -8875,7 +11229,11 @@
           <m:e>
             <m:func>
               <m:funcPr>
-                <m:ctrlPr/>
+                <m:ctrlPr>
+                  <w:rPr>
+                    <w:rFonts w:ascii="Cambria Math" w:hAnsi="Cambria Math"/>
+                  </w:rPr>
+                </m:ctrlPr>
               </m:funcPr>
               <m:fName>
                 <m:r>
@@ -8888,7 +11246,11 @@
               <m:e>
                 <m:d>
                   <m:dPr>
-                    <m:ctrlPr/>
+                    <m:ctrlPr>
+                      <w:rPr>
+                        <w:rFonts w:ascii="Cambria Math" w:hAnsi="Cambria Math"/>
+                      </w:rPr>
+                    </m:ctrlPr>
                   </m:dPr>
                   <m:e>
                     <m:r>
@@ -8899,7 +11261,11 @@
                     </m:r>
                     <m:sSub>
                       <m:sSubPr>
-                        <m:ctrlPr/>
+                        <m:ctrlPr>
+                          <w:rPr>
+                            <w:rFonts w:ascii="Cambria Math" w:hAnsi="Cambria Math"/>
+                          </w:rPr>
+                        </m:ctrlPr>
                       </m:sSubPr>
                       <m:e>
                         <m:r>
@@ -8913,6 +11279,7 @@
                         </m:r>
                       </m:e>
                       <m:sub>
+                        <w:proofErr w:type="spellStart"/>
                         <m:r>
                           <m:rPr>
                             <m:nor/>
@@ -8952,6 +11319,7 @@
                           </w:rPr>
                           <m:t>c</m:t>
                         </m:r>
+                        <w:proofErr w:type="spellEnd"/>
                       </m:sub>
                     </m:sSub>
                     <m:r>
@@ -8962,12 +11330,20 @@
                     </m:r>
                     <m:sSub>
                       <m:sSubPr>
-                        <m:ctrlPr/>
+                        <m:ctrlPr>
+                          <w:rPr>
+                            <w:rFonts w:ascii="Cambria Math" w:hAnsi="Cambria Math"/>
+                          </w:rPr>
+                        </m:ctrlPr>
                       </m:sSubPr>
                       <m:e>
                         <m:acc>
                           <m:accPr>
-                            <m:ctrlPr/>
+                            <m:ctrlPr>
+                              <w:rPr>
+                                <w:rFonts w:ascii="Cambria Math" w:hAnsi="Cambria Math"/>
+                              </w:rPr>
+                            </m:ctrlPr>
                           </m:accPr>
                           <m:e>
                             <m:r>
@@ -8983,6 +11359,7 @@
                         </m:acc>
                       </m:e>
                       <m:sub>
+                        <w:proofErr w:type="spellStart"/>
                         <m:r>
                           <m:rPr>
                             <m:nor/>
@@ -9022,6 +11399,7 @@
                           </w:rPr>
                           <m:t>c</m:t>
                         </m:r>
+                        <w:proofErr w:type="spellEnd"/>
                       </m:sub>
                     </m:sSub>
                   </m:e>
@@ -9042,17 +11420,51 @@
           <w:sz w:val="20"/>
         </w:rPr>
         <w:tab/>
-        <w:t>（12）</w:t>
+      </w:r>
+      <w:r>
+        <w:rPr>
+          <w:sz w:val="20"/>
+        </w:rPr>
+        <w:t>（</w:t>
+      </w:r>
+      <w:r>
+        <w:rPr>
+          <w:sz w:val="20"/>
+        </w:rPr>
+        <w:t>12</w:t>
+      </w:r>
+      <w:r>
+        <w:rPr>
+          <w:sz w:val="20"/>
+        </w:rPr>
+        <w:t>）</w:t>
       </w:r>
     </w:p>
     <w:p>
       <w:pPr>
         <w:pStyle w:val="JournalBody"/>
-        <w:keepNext w:val="0"/>
-        <w:widowControl/>
       </w:pPr>
       <w:r>
-        <w:t>式中，|Ω|为高需求目标点数；AUE对正向低估量取平均，数值越小表示低估幅度越小。两项指标均在标准化空间计算，结果见图3。</w:t>
+        <w:lastRenderedPageBreak/>
+        <w:t>式中，</w:t>
+      </w:r>
+      <w:r>
+        <w:t>|Ω|</w:t>
+      </w:r>
+      <w:r>
+        <w:t>为高需求目标点数；</w:t>
+      </w:r>
+      <w:r>
+        <w:t>AUE</w:t>
+      </w:r>
+      <w:r>
+        <w:t>对正向低估量取平均，数值越小表示低估幅度越小。两项指标均在标准化空间计算，结果见图</w:t>
+      </w:r>
+      <w:r>
+        <w:t>3</w:t>
+      </w:r>
+      <w:r>
+        <w:t>。</w:t>
       </w:r>
     </w:p>
     <w:p>
@@ -9060,7 +11472,7 @@
         <w:pStyle w:val="JournalFigure"/>
         <w:keepNext/>
         <w:keepLines/>
-        <w:spacing w:line="360" w:lineRule="auto" w:after="0"/>
+        <w:spacing w:after="0" w:line="360" w:lineRule="auto"/>
       </w:pPr>
       <w:r>
         <w:rPr>
@@ -9069,9 +11481,9 @@
         <mc:AlternateContent>
           <mc:Choice Requires="wps">
             <w:drawing>
-              <wp:inline distT="0" distB="0" distL="0" distR="0" wp14:anchorId="186187A2" wp14:editId="3A934922">
-                <wp:extent cx="4968240" cy="2703195"/>
-                <wp:effectExtent l="0" t="0" r="3810" b="3175"/>
+              <wp:inline distT="0" distB="0" distL="0" distR="0" wp14:anchorId="186187A2" wp14:editId="56763343">
+                <wp:extent cx="4968240" cy="2457450"/>
+                <wp:effectExtent l="0" t="0" r="3810" b="0"/>
                 <wp:docPr id="489548145" name="JournalFigureBox3"/>
                 <wp:cNvGraphicFramePr>
                   <a:graphicFrameLocks xmlns:a="http://schemas.openxmlformats.org/drawingml/2006/main"/>
@@ -9085,7 +11497,7 @@
                       <wps:spPr bwMode="auto">
                         <a:xfrm>
                           <a:off x="0" y="0"/>
-                          <a:ext cx="4968240" cy="2703195"/>
+                          <a:ext cx="4968240" cy="2457450"/>
                         </a:xfrm>
                         <a:prstGeom prst="rect">
                           <a:avLst/>
@@ -9120,6 +11532,9 @@
                             <w:pPr>
                               <w:pStyle w:val="JournalFigure"/>
                               <w:spacing w:after="0" w:line="240" w:lineRule="auto"/>
+                              <w:rPr>
+                                <w:rFonts w:hint="eastAsia"/>
+                              </w:rPr>
                             </w:pPr>
                             <w:r>
                               <w:rPr>
@@ -9131,9 +11546,9 @@
                                   <wp:effectExtent l="0" t="0" r="0" b="0"/>
                                   <wp:docPr id="103" name="图3" descr="All eighty high-demand dataset/model/seed rows. Same means and sample SD; only fonts, tick direction and grid styling changed."/>
                                   <wp:cNvGraphicFramePr>
-                                    <a:graphicFrameLocks noChangeAspect="1"/>
+                                    <a:graphicFrameLocks xmlns:a="http://schemas.openxmlformats.org/drawingml/2006/main" noChangeAspect="1"/>
                                   </wp:cNvGraphicFramePr>
-                                  <a:graphic>
+                                  <a:graphic xmlns:a="http://schemas.openxmlformats.org/drawingml/2006/main">
                                     <a:graphicData uri="http://schemas.openxmlformats.org/drawingml/2006/picture">
                                       <pic:pic xmlns:pic="http://schemas.openxmlformats.org/drawingml/2006/picture">
                                         <pic:nvPicPr>
@@ -9141,7 +11556,7 @@
                                           <pic:cNvPicPr/>
                                         </pic:nvPicPr>
                                         <pic:blipFill>
-                                          <a:blip r:embed="rId10"/>
+                                          <a:blip r:embed="rId9"/>
                                           <a:stretch>
                                             <a:fillRect/>
                                           </a:stretch>
@@ -9162,44 +11577,6 @@
                               </w:drawing>
                             </w:r>
                           </w:p>
-                          <w:p>
-                            <w:pPr>
-                              <w:pStyle w:val="JournalCaption"/>
-                            </w:pPr>
-                            <w:r>
-                              <w:t>图</w:t>
-                            </w:r>
-                            <w:r>
-                              <w:t xml:space="preserve">3 </w:t>
-                            </w:r>
-                            <w:r>
-                              <w:t>高需求点的</w:t>
-                            </w:r>
-                            <w:r>
-                              <w:t>MAE</w:t>
-                            </w:r>
-                            <w:r>
-                              <w:t>与</w:t>
-                            </w:r>
-                            <w:r>
-                              <w:t>AUE</w:t>
-                            </w:r>
-                            <w:r>
-                              <w:t>（</w:t>
-                            </w:r>
-                            <w:r>
-                              <w:t>8</w:t>
-                            </w:r>
-                            <w:r>
-                              <w:t>次重复，均值</w:t>
-                            </w:r>
-                            <w:r>
-                              <w:t>±</w:t>
-                            </w:r>
-                            <w:r>
-                              <w:t>样本标准差）</w:t>
-                            </w:r>
-                          </w:p>
                         </w:txbxContent>
                       </wps:txbx>
                       <wps:bodyPr rot="0" vert="horz" wrap="square" lIns="0" tIns="0" rIns="0" bIns="0" anchor="t" anchorCtr="0" upright="1">
@@ -9213,13 +11590,16 @@
           </mc:Choice>
           <mc:Fallback>
             <w:pict>
-              <v:shape w14:anchorId="186187A2" id="JournalFigureBox3" o:spid="_x0000_s1028" type="#_x0000_t202" style="width:391.2pt;height:212.85pt;visibility:visible;mso-wrap-style:square;mso-left-percent:-10001;mso-top-percent:-10001;mso-position-horizontal:absolute;mso-position-horizontal-relative:char;mso-position-vertical:absolute;mso-position-vertical-relative:line;mso-left-percent:-10001;mso-top-percent:-10001;v-text-anchor:top" o:gfxdata="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" filled="f" stroked="f">
+              <v:shape w14:anchorId="186187A2" id="JournalFigureBox3" o:spid="_x0000_s1028" type="#_x0000_t202" style="width:391.2pt;height:193.5pt;visibility:visible;mso-wrap-style:square;mso-left-percent:-10001;mso-top-percent:-10001;mso-position-horizontal:absolute;mso-position-horizontal-relative:char;mso-position-vertical:absolute;mso-position-vertical-relative:line;mso-left-percent:-10001;mso-top-percent:-10001;v-text-anchor:top" o:gfxdata="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" filled="f" stroked="f">
                 <v:textbox inset="0,0,0,0">
                   <w:txbxContent>
                     <w:p>
                       <w:pPr>
                         <w:pStyle w:val="JournalFigure"/>
                         <w:spacing w:after="0" w:line="240" w:lineRule="auto"/>
+                        <w:rPr>
+                          <w:rFonts w:hint="eastAsia"/>
+                        </w:rPr>
                       </w:pPr>
                       <w:r>
                         <w:rPr>
@@ -9241,7 +11621,7 @@
                                     <pic:cNvPicPr/>
                                   </pic:nvPicPr>
                                   <pic:blipFill>
-                                    <a:blip r:embed="rId10"/>
+                                    <a:blip r:embed="rId9"/>
                                     <a:stretch>
                                       <a:fillRect/>
                                     </a:stretch>
@@ -9262,44 +11642,6 @@
                         </w:drawing>
                       </w:r>
                     </w:p>
-                    <w:p>
-                      <w:pPr>
-                        <w:pStyle w:val="JournalCaption"/>
-                      </w:pPr>
-                      <w:r>
-                        <w:t>图</w:t>
-                      </w:r>
-                      <w:r>
-                        <w:t xml:space="preserve">3 </w:t>
-                      </w:r>
-                      <w:r>
-                        <w:t>高需求点的</w:t>
-                      </w:r>
-                      <w:r>
-                        <w:t>MAE</w:t>
-                      </w:r>
-                      <w:r>
-                        <w:t>与</w:t>
-                      </w:r>
-                      <w:r>
-                        <w:t>AUE</w:t>
-                      </w:r>
-                      <w:r>
-                        <w:t>（</w:t>
-                      </w:r>
-                      <w:r>
-                        <w:t>8</w:t>
-                      </w:r>
-                      <w:r>
-                        <w:t>次重复，均值</w:t>
-                      </w:r>
-                      <w:r>
-                        <w:t>±</w:t>
-                      </w:r>
-                      <w:r>
-                        <w:t>样本标准差）</w:t>
-                      </w:r>
-                    </w:p>
                   </w:txbxContent>
                 </v:textbox>
                 <w10:anchorlock/>
@@ -9312,46 +11654,180 @@
     <w:p>
       <w:pPr>
         <w:pStyle w:val="JournalCaption"/>
-        <w:keepNext w:val="0"/>
         <w:keepLines/>
         <w:spacing w:after="80"/>
-        <w:ind w:firstLine="0"/>
-        <w:jc w:val="center"/>
       </w:pPr>
       <w:r>
-        <w:t>图3 高需求目标点的MAE与平均低估误差（散点为单次重复，误差线为样本标准差）</w:t>
+        <w:t>图</w:t>
+      </w:r>
+      <w:r>
+        <w:t xml:space="preserve">3 </w:t>
+      </w:r>
+      <w:r>
+        <w:t>高需求目标点的</w:t>
+      </w:r>
+      <w:r>
+        <w:t>MAE</w:t>
+      </w:r>
+      <w:r>
+        <w:t>与平均低估误差（散点为单次重复，误差线为样本标准差）</w:t>
       </w:r>
     </w:p>
     <w:p>
       <w:pPr>
         <w:pStyle w:val="JournalBody"/>
-        <w:keepNext w:val="0"/>
-        <w:widowControl/>
       </w:pPr>
       <w:r>
-        <w:t>本文方法在Abilene上的高需求MAE与AUE分别为0.147、0.137，GÉANT上分别为0.632、0.577，均低于图中所设对照。Abilene上相对DLinear，两项指标分别降低13.96%和16.07%；相对固定等权，分别降低约17.47%和20.84%。与总体精度结果相结合，自适应多尺度加权在降低平均预测误差的同时，也减小了高需求目标点的低估幅度，为小时级流量需求估计提供了更准确的预测结果。</w:t>
+        <w:t>本文方法在</w:t>
+      </w:r>
+      <w:r>
+        <w:t>Abilene</w:t>
+      </w:r>
+      <w:r>
+        <w:t>上的高需求</w:t>
+      </w:r>
+      <w:r>
+        <w:t>MAE</w:t>
+      </w:r>
+      <w:r>
+        <w:t>与</w:t>
+      </w:r>
+      <w:r>
+        <w:t>AUE</w:t>
+      </w:r>
+      <w:r>
+        <w:t>分别为</w:t>
+      </w:r>
+      <w:r>
+        <w:t>0.147</w:t>
+      </w:r>
+      <w:r>
+        <w:t>、</w:t>
+      </w:r>
+      <w:r>
+        <w:t>0.137</w:t>
+      </w:r>
+      <w:r>
+        <w:t>，</w:t>
+      </w:r>
+      <w:r>
+        <w:t>GÉANT</w:t>
+      </w:r>
+      <w:r>
+        <w:t>上分别为</w:t>
+      </w:r>
+      <w:r>
+        <w:t>0.632</w:t>
+      </w:r>
+      <w:r>
+        <w:t>、</w:t>
+      </w:r>
+      <w:r>
+        <w:t>0.577</w:t>
+      </w:r>
+      <w:r>
+        <w:t>，均低于图中所设对照。</w:t>
+      </w:r>
+      <w:r>
+        <w:t>Abilene</w:t>
+      </w:r>
+      <w:r>
+        <w:t>上相对</w:t>
+      </w:r>
+      <w:proofErr w:type="spellStart"/>
+      <w:r>
+        <w:t>DLinear</w:t>
+      </w:r>
+      <w:proofErr w:type="spellEnd"/>
+      <w:r>
+        <w:t>，两项指标分别降低</w:t>
+      </w:r>
+      <w:r>
+        <w:t>13.96%</w:t>
+      </w:r>
+      <w:r>
+        <w:t>和</w:t>
+      </w:r>
+      <w:r>
+        <w:t>16.07%</w:t>
+      </w:r>
+      <w:r>
+        <w:t>；相对固定等权，分别降低约</w:t>
+      </w:r>
+      <w:r>
+        <w:t>17.47%</w:t>
+      </w:r>
+      <w:r>
+        <w:t>和</w:t>
+      </w:r>
+      <w:r>
+        <w:t>20.84%</w:t>
+      </w:r>
+      <w:r>
+        <w:t>。与总体精度结果相结合，自适应多尺度加权在降低平均预测误差的同时，也减小了高需求目标点的低估幅度，为小时级流量需求估计提供了更准确的预测结果。</w:t>
       </w:r>
     </w:p>
     <w:p>
       <w:pPr>
         <w:pStyle w:val="JournalHeading2"/>
-        <w:keepNext/>
       </w:pPr>
       <w:r>
-        <w:rPr>
-          <w:color w:val="000000"/>
-        </w:rPr>
-        <w:t>2.5　一周预测结果分析</w:t>
+        <w:t>2.5</w:t>
+      </w:r>
+      <w:r>
+        <w:t xml:space="preserve">　一周预测结果分析</w:t>
       </w:r>
     </w:p>
     <w:p>
       <w:pPr>
         <w:pStyle w:val="JournalBody"/>
-        <w:keepNext w:val="0"/>
-        <w:widowControl/>
       </w:pPr>
       <w:r>
-        <w:t>将GÉANT预测长度扩展至168 h，历史输入仍为96 h，各模型按新输出长度独立训练，数据划分、预处理与评价口径保持一致。在307个共同测试窗口上比较DLinear、固定等权、全局权重、恒定路由和本文方法，绝对误差见表4，逐种子结果及配对降幅见图4。</w:t>
+        <w:t>将</w:t>
+      </w:r>
+      <w:r>
+        <w:t>GÉANT</w:t>
+      </w:r>
+      <w:r>
+        <w:t>预测长度扩展至</w:t>
+      </w:r>
+      <w:r>
+        <w:t>168 h</w:t>
+      </w:r>
+      <w:r>
+        <w:t>，历史输入仍为</w:t>
+      </w:r>
+      <w:r>
+        <w:t>96 h</w:t>
+      </w:r>
+      <w:r>
+        <w:t>，各模型按新输出长度独立训练，数据划分、预处理与评价口径保持一致。在</w:t>
+      </w:r>
+      <w:r>
+        <w:t>307</w:t>
+      </w:r>
+      <w:r>
+        <w:t>个共同测试窗口上比较</w:t>
+      </w:r>
+      <w:proofErr w:type="spellStart"/>
+      <w:r>
+        <w:t>DLinear</w:t>
+      </w:r>
+      <w:proofErr w:type="spellEnd"/>
+      <w:r>
+        <w:t>、固定等权、全局权重、恒定路由和本文方法，绝对误差见表</w:t>
+      </w:r>
+      <w:r>
+        <w:t>4</w:t>
+      </w:r>
+      <w:r>
+        <w:t>，逐种子结果及配对降幅见图</w:t>
+      </w:r>
+      <w:r>
+        <w:t>4</w:t>
+      </w:r>
+      <w:r>
+        <w:t>。</w:t>
       </w:r>
     </w:p>
     <w:p>
@@ -9360,8 +11836,6 @@
         <w:keepNext/>
         <w:keepLines/>
         <w:spacing w:after="80"/>
-        <w:ind w:firstLine="0"/>
-        <w:jc w:val="center"/>
       </w:pPr>
       <w:r>
         <w:t>表</w:t>
@@ -9515,9 +11989,11 @@
               <w:pStyle w:val="JournalTable"/>
               <w:spacing w:before="40" w:after="40" w:line="240" w:lineRule="auto"/>
             </w:pPr>
+            <w:proofErr w:type="spellStart"/>
             <w:r>
               <w:t>DLinear</w:t>
             </w:r>
+            <w:proofErr w:type="spellEnd"/>
           </w:p>
         </w:tc>
         <w:tc>
@@ -9938,12 +12414,13 @@
         <w:pStyle w:val="JournalFigure"/>
         <w:keepNext/>
         <w:keepLines/>
-        <w:spacing w:line="360" w:lineRule="auto" w:after="0"/>
+        <w:spacing w:after="0" w:line="360" w:lineRule="auto"/>
       </w:pPr>
       <w:r>
         <w:rPr>
           <w:noProof/>
         </w:rPr>
+        <w:lastRenderedPageBreak/>
         <mc:AlternateContent>
           <mc:Choice Requires="wps">
             <w:drawing>
@@ -9998,6 +12475,9 @@
                             <w:pPr>
                               <w:pStyle w:val="JournalFigure"/>
                               <w:spacing w:after="0" w:line="240" w:lineRule="auto"/>
+                              <w:rPr>
+                                <w:rFonts w:hint="eastAsia"/>
+                              </w:rPr>
                             </w:pPr>
                             <w:r>
                               <w:rPr>
@@ -10009,9 +12489,9 @@
                                   <wp:effectExtent l="0" t="0" r="0" b="0"/>
                                   <wp:docPr id="104" name="图4" descr="Same forty GÉANT H168 model/seed rows; all five models and eight seeds; mean and sample SD unchanged."/>
                                   <wp:cNvGraphicFramePr>
-                                    <a:graphicFrameLocks noChangeAspect="1"/>
+                                    <a:graphicFrameLocks xmlns:a="http://schemas.openxmlformats.org/drawingml/2006/main" noChangeAspect="1"/>
                                   </wp:cNvGraphicFramePr>
-                                  <a:graphic>
+                                  <a:graphic xmlns:a="http://schemas.openxmlformats.org/drawingml/2006/main">
                                     <a:graphicData uri="http://schemas.openxmlformats.org/drawingml/2006/picture">
                                       <pic:pic xmlns:pic="http://schemas.openxmlformats.org/drawingml/2006/picture">
                                         <pic:nvPicPr>
@@ -10019,7 +12499,7 @@
                                           <pic:cNvPicPr/>
                                         </pic:nvPicPr>
                                         <pic:blipFill>
-                                          <a:blip r:embed="rId11"/>
+                                          <a:blip r:embed="rId10"/>
                                           <a:stretch>
                                             <a:fillRect/>
                                           </a:stretch>
@@ -10038,26 +12518,6 @@
                                   </a:graphic>
                                 </wp:inline>
                               </w:drawing>
-                            </w:r>
-                          </w:p>
-                          <w:p>
-                            <w:pPr>
-                              <w:pStyle w:val="JournalCaption"/>
-                            </w:pPr>
-                            <w:r>
-                              <w:t>图</w:t>
-                            </w:r>
-                            <w:r>
-                              <w:t>4 GÉANT</w:t>
-                            </w:r>
-                            <w:r>
-                              <w:t>一周预测的绝对误差与配对降幅（</w:t>
-                            </w:r>
-                            <w:r>
-                              <w:t>8</w:t>
-                            </w:r>
-                            <w:r>
-                              <w:t>次重复）</w:t>
                             </w:r>
                           </w:p>
                         </w:txbxContent>
@@ -10080,6 +12540,9 @@
                       <w:pPr>
                         <w:pStyle w:val="JournalFigure"/>
                         <w:spacing w:after="0" w:line="240" w:lineRule="auto"/>
+                        <w:rPr>
+                          <w:rFonts w:hint="eastAsia"/>
+                        </w:rPr>
                       </w:pPr>
                       <w:r>
                         <w:rPr>
@@ -10101,7 +12564,7 @@
                                     <pic:cNvPicPr/>
                                   </pic:nvPicPr>
                                   <pic:blipFill>
-                                    <a:blip r:embed="rId11"/>
+                                    <a:blip r:embed="rId10"/>
                                     <a:stretch>
                                       <a:fillRect/>
                                     </a:stretch>
@@ -10122,26 +12585,6 @@
                         </w:drawing>
                       </w:r>
                     </w:p>
-                    <w:p>
-                      <w:pPr>
-                        <w:pStyle w:val="JournalCaption"/>
-                      </w:pPr>
-                      <w:r>
-                        <w:t>图</w:t>
-                      </w:r>
-                      <w:r>
-                        <w:t>4 GÉANT</w:t>
-                      </w:r>
-                      <w:r>
-                        <w:t>一周预测的绝对误差与配对降幅（</w:t>
-                      </w:r>
-                      <w:r>
-                        <w:t>8</w:t>
-                      </w:r>
-                      <w:r>
-                        <w:t>次重复）</w:t>
-                      </w:r>
-                    </w:p>
                   </w:txbxContent>
                 </v:textbox>
                 <w10:anchorlock/>
@@ -10154,66 +12597,359 @@
     <w:p>
       <w:pPr>
         <w:pStyle w:val="JournalCaption"/>
-        <w:keepNext w:val="0"/>
         <w:keepLines/>
         <w:spacing w:after="80"/>
-        <w:ind w:firstLine="0"/>
-        <w:jc w:val="center"/>
       </w:pPr>
       <w:r>
-        <w:t>图4 GÉANT一周预测误差与逐种子配对降幅（散点为单次重复，菱形及误差线为均值±样本标准差）</w:t>
+        <w:t>图</w:t>
+      </w:r>
+      <w:r>
+        <w:t>4 GÉANT</w:t>
+      </w:r>
+      <w:r>
+        <w:t>一周预测误差与逐种子配对降幅（散点为单次重复，菱形及误差线为均值</w:t>
+      </w:r>
+      <w:r>
+        <w:t>±</w:t>
+      </w:r>
+      <w:r>
+        <w:t>样本标准差）</w:t>
       </w:r>
     </w:p>
     <w:p>
       <w:pPr>
         <w:pStyle w:val="JournalBody"/>
-        <w:keepNext w:val="0"/>
-        <w:widowControl/>
       </w:pPr>
       <w:r>
-        <w:t>本文方法的一周预测MSE为0.841±0.088，MAE为0.536±0.028，均为五种方法中的最低平均误差。相对DLinear，MSE与MAE平均降低23.16%和11.16%；相对固定等权、全局权重和恒定路由，MSE分别降低26.11%、26.02%和23.77%，MAE分别降低12.39%、12.34%和11.19%。八个共同随机种子下，相对四种对照的MSE与MAE配对降幅均为正，显示出一致的预测收益。</w:t>
+        <w:t>本文方法的一周预测</w:t>
+      </w:r>
+      <w:r>
+        <w:t>MSE</w:t>
+      </w:r>
+      <w:r>
+        <w:t>为</w:t>
+      </w:r>
+      <w:r>
+        <w:t>0.841±0.088</w:t>
+      </w:r>
+      <w:r>
+        <w:t>，</w:t>
+      </w:r>
+      <w:r>
+        <w:t>MAE</w:t>
+      </w:r>
+      <w:r>
+        <w:t>为</w:t>
+      </w:r>
+      <w:r>
+        <w:t>0.536±0.028</w:t>
+      </w:r>
+      <w:r>
+        <w:t>，均为五种方法中的最低平均误差。相对</w:t>
+      </w:r>
+      <w:proofErr w:type="spellStart"/>
+      <w:r>
+        <w:t>DLinear</w:t>
+      </w:r>
+      <w:proofErr w:type="spellEnd"/>
+      <w:r>
+        <w:t>，</w:t>
+      </w:r>
+      <w:r>
+        <w:t>MSE</w:t>
+      </w:r>
+      <w:r>
+        <w:t>与</w:t>
+      </w:r>
+      <w:r>
+        <w:t>MAE</w:t>
+      </w:r>
+      <w:r>
+        <w:t>平均降低</w:t>
+      </w:r>
+      <w:r>
+        <w:t>23.16%</w:t>
+      </w:r>
+      <w:r>
+        <w:t>和</w:t>
+      </w:r>
+      <w:r>
+        <w:t>11.16%</w:t>
+      </w:r>
+      <w:r>
+        <w:t>；相对固定等权、全局权重和恒定路由，</w:t>
+      </w:r>
+      <w:r>
+        <w:t>MSE</w:t>
+      </w:r>
+      <w:r>
+        <w:t>分别降低</w:t>
+      </w:r>
+      <w:r>
+        <w:t>26.11%</w:t>
+      </w:r>
+      <w:r>
+        <w:t>、</w:t>
+      </w:r>
+      <w:r>
+        <w:t>26.02%</w:t>
+      </w:r>
+      <w:r>
+        <w:t>和</w:t>
+      </w:r>
+      <w:r>
+        <w:t>23.77%</w:t>
+      </w:r>
+      <w:r>
+        <w:t>，</w:t>
+      </w:r>
+      <w:r>
+        <w:t>MAE</w:t>
+      </w:r>
+      <w:r>
+        <w:t>分别降低</w:t>
+      </w:r>
+      <w:r>
+        <w:t>12.39%</w:t>
+      </w:r>
+      <w:r>
+        <w:t>、</w:t>
+      </w:r>
+      <w:r>
+        <w:t>12.34%</w:t>
+      </w:r>
+      <w:r>
+        <w:t>和</w:t>
+      </w:r>
+      <w:r>
+        <w:t>11.19%</w:t>
+      </w:r>
+      <w:r>
+        <w:t>。八个共同随机种子下，相对四种对照的</w:t>
+      </w:r>
+      <w:r>
+        <w:t>MSE</w:t>
+      </w:r>
+      <w:r>
+        <w:t>与</w:t>
+      </w:r>
+      <w:r>
+        <w:t>MAE</w:t>
+      </w:r>
+      <w:r>
+        <w:t>配对降幅均为正，显示出一致的预测收益。</w:t>
       </w:r>
     </w:p>
     <w:p>
       <w:pPr>
         <w:pStyle w:val="JournalBody"/>
-        <w:keepNext w:val="0"/>
-        <w:widowControl/>
       </w:pPr>
       <w:r>
-        <w:t>预测长度由24 h扩展至168 h后，路由网络仍仅含131个参数，占总参数量57587的0.23%。较长预测区间上的误差改善与固定路由规模相结合，进一步体现了该结构在多步OD流量预测中的精度与轻量化优势。</w:t>
+        <w:t>预测长度由</w:t>
+      </w:r>
+      <w:r>
+        <w:t>24 h</w:t>
+      </w:r>
+      <w:r>
+        <w:t>扩展至</w:t>
+      </w:r>
+      <w:r>
+        <w:t>168 h</w:t>
+      </w:r>
+      <w:r>
+        <w:t>后，路由网络仍仅含</w:t>
+      </w:r>
+      <w:r>
+        <w:t>131</w:t>
+      </w:r>
+      <w:r>
+        <w:t>个参数，占总参数量</w:t>
+      </w:r>
+      <w:r>
+        <w:t>57587</w:t>
+      </w:r>
+      <w:r>
+        <w:t>的</w:t>
+      </w:r>
+      <w:r>
+        <w:t>0.23%</w:t>
+      </w:r>
+      <w:r>
+        <w:t>。较长预测区间上的误差改善与固定路由规模相结合，进一步体现了该结构在多步</w:t>
+      </w:r>
+      <w:r>
+        <w:t>OD</w:t>
+      </w:r>
+      <w:r>
+        <w:t>流量预测中的精度与轻量化优势。</w:t>
       </w:r>
     </w:p>
     <w:p>
       <w:pPr>
         <w:pStyle w:val="JournalHeading1"/>
-        <w:keepNext/>
       </w:pPr>
       <w:r>
-        <w:rPr>
-          <w:color w:val="000000"/>
-        </w:rPr>
-        <w:t>3　结语</w:t>
+        <w:t>3</w:t>
+      </w:r>
+      <w:r>
+        <w:t xml:space="preserve">　结语</w:t>
       </w:r>
     </w:p>
     <w:p>
       <w:pPr>
         <w:pStyle w:val="JournalBody"/>
-        <w:keepNext w:val="0"/>
-        <w:widowControl/>
       </w:pPr>
       <w:r>
-        <w:t>本文提出自适应多尺度加权网络流量预测方法，以三个独立DLinear专家提取同一历史范围内不同时间分辨率的信息，通过四维窗口统计特征生成融合权重，并在OD变量间共享时间映射，以低参数量完成多变量多步预测。</w:t>
+        <w:t>本文提出自适应多尺度加权网络流量预测方法，以三个独立</w:t>
+      </w:r>
+      <w:proofErr w:type="spellStart"/>
+      <w:r>
+        <w:t>DLinear</w:t>
+      </w:r>
+      <w:proofErr w:type="spellEnd"/>
+      <w:r>
+        <w:t>专家提取同一历史范围内不同时间分辨率的信息，通过四维窗口统计特征生成融合权重，并在</w:t>
+      </w:r>
+      <w:r>
+        <w:t>OD</w:t>
+      </w:r>
+      <w:r>
+        <w:t>变量间共享时间映射，以低参数量完成多变量多步预测。</w:t>
       </w:r>
     </w:p>
     <w:p>
       <w:pPr>
         <w:pStyle w:val="JournalBody"/>
-        <w:keepNext w:val="0"/>
-        <w:widowControl/>
       </w:pPr>
       <w:r>
-        <w:t>Abilene和GÉANT的24 h预测MSE较LightTS平均降低25.77%和43.74%，参数量分别为其6.41%和2.17%；融合消融验证了窗口自适应加权的预测收益。Abilene高需求MAE与AUE较DLinear降低13.96%和16.07%，GÉANT一周预测MSE与MAE降低23.16%和11.16%。该方法兼顾总体精度、高需求预测和较长预测区间，为骨干网小时级OD流量需求分析提供了轻量预测方法。</w:t>
+        <w:t>Abilene</w:t>
+      </w:r>
+      <w:r>
+        <w:t>和</w:t>
+      </w:r>
+      <w:r>
+        <w:t>GÉANT</w:t>
+      </w:r>
+      <w:r>
+        <w:t>的</w:t>
+      </w:r>
+      <w:r>
+        <w:t>24 h</w:t>
+      </w:r>
+      <w:r>
+        <w:t>预测</w:t>
+      </w:r>
+      <w:r>
+        <w:t>MSE</w:t>
+      </w:r>
+      <w:r>
+        <w:t>较</w:t>
+      </w:r>
+      <w:proofErr w:type="spellStart"/>
+      <w:r>
+        <w:t>LightTS</w:t>
+      </w:r>
+      <w:proofErr w:type="spellEnd"/>
+      <w:r>
+        <w:t>平均降低</w:t>
+      </w:r>
+      <w:r>
+        <w:t>25.77%</w:t>
+      </w:r>
+      <w:r>
+        <w:t>和</w:t>
+      </w:r>
+      <w:r>
+        <w:t>43.74%</w:t>
+      </w:r>
+      <w:r>
+        <w:t>，参数量分别为其</w:t>
+      </w:r>
+      <w:r>
+        <w:t>6.41%</w:t>
+      </w:r>
+      <w:r>
+        <w:t>和</w:t>
+      </w:r>
+      <w:r>
+        <w:t>2.17%</w:t>
+      </w:r>
+      <w:r>
+        <w:t>；融合消融验证了窗口自适应加权的预测收益。</w:t>
+      </w:r>
+      <w:r>
+        <w:t>Abilene</w:t>
+      </w:r>
+      <w:r>
+        <w:t>高需求</w:t>
+      </w:r>
+      <w:r>
+        <w:t>MAE</w:t>
+      </w:r>
+      <w:r>
+        <w:t>与</w:t>
+      </w:r>
+      <w:r>
+        <w:t>AUE</w:t>
+      </w:r>
+      <w:r>
+        <w:t>较</w:t>
+      </w:r>
+      <w:proofErr w:type="spellStart"/>
+      <w:r>
+        <w:t>DLinear</w:t>
+      </w:r>
+      <w:proofErr w:type="spellEnd"/>
+      <w:r>
+        <w:t>降低</w:t>
+      </w:r>
+      <w:r>
+        <w:t>13.96%</w:t>
+      </w:r>
+      <w:r>
+        <w:t>和</w:t>
+      </w:r>
+      <w:r>
+        <w:t>16.07%</w:t>
+      </w:r>
+      <w:r>
+        <w:t>，</w:t>
+      </w:r>
+      <w:r>
+        <w:t>GÉANT</w:t>
+      </w:r>
+      <w:r>
+        <w:t>一周预测</w:t>
+      </w:r>
+      <w:r>
+        <w:t>MSE</w:t>
+      </w:r>
+      <w:r>
+        <w:t>与</w:t>
+      </w:r>
+      <w:r>
+        <w:t>MAE</w:t>
+      </w:r>
+      <w:r>
+        <w:t>降低</w:t>
+      </w:r>
+      <w:r>
+        <w:t>23.16%</w:t>
+      </w:r>
+      <w:r>
+        <w:t>和</w:t>
+      </w:r>
+      <w:r>
+        <w:t>11.16%</w:t>
+      </w:r>
+      <w:r>
+        <w:t>。该方法兼顾总体精度、高需求预测和较长预测区间，为骨干网小时级</w:t>
+      </w:r>
+      <w:r>
+        <w:t>OD</w:t>
+      </w:r>
+      <w:r>
+        <w:t>流量需求分析提供了轻量预测方法。</w:t>
       </w:r>
     </w:p>
     <w:p>
@@ -10221,9 +12957,6 @@
         <w:pStyle w:val="JournalReferenceHeading"/>
       </w:pPr>
       <w:r>
-        <w:rPr>
-          <w:color w:val="000000"/>
-        </w:rPr>
         <w:t>参考文献：</w:t>
       </w:r>
     </w:p>
@@ -10240,7 +12973,31 @@
         <w:pStyle w:val="JournalReference"/>
       </w:pPr>
       <w:r>
-        <w:t>[2] QIN Liang, GU Huaxi, WEI Wenting, et al. Spatio-temporal communication network traffic prediction method based on graph neural network[J]. Information Sciences, 2024, 679: 121003. DOI: 10.1016/j.ins.2024.121003.</w:t>
+        <w:t xml:space="preserve">[2] QIN Liang, GU </w:t>
+      </w:r>
+      <w:proofErr w:type="spellStart"/>
+      <w:r>
+        <w:t>Huaxi</w:t>
+      </w:r>
+      <w:proofErr w:type="spellEnd"/>
+      <w:r>
+        <w:t xml:space="preserve">, WEI </w:t>
+      </w:r>
+      <w:proofErr w:type="spellStart"/>
+      <w:r>
+        <w:t>Wenting</w:t>
+      </w:r>
+      <w:proofErr w:type="spellEnd"/>
+      <w:r>
+        <w:t xml:space="preserve">, et al. </w:t>
+      </w:r>
+      <w:proofErr w:type="spellStart"/>
+      <w:r>
+        <w:t>Spatio</w:t>
+      </w:r>
+      <w:proofErr w:type="spellEnd"/>
+      <w:r>
+        <w:t>-temporal communication network traffic prediction method based on graph neural network[J]. Information Sciences, 2024, 679: 121003. DOI: 10.1016/j.ins.2024.121003.</w:t>
       </w:r>
     </w:p>
     <w:p>
@@ -10251,28 +13008,51 @@
         <w:t xml:space="preserve">[3] </w:t>
       </w:r>
       <w:r>
-        <w:t>韦烜</w:t>
-      </w:r>
-      <w:r>
-        <w:t xml:space="preserve">, </w:t>
-      </w:r>
+        <w:t>韦</w:t>
+      </w:r>
+      <w:proofErr w:type="gramStart"/>
+      <w:r>
+        <w:t>烜</w:t>
+      </w:r>
+      <w:r>
+        <w:t>,</w:t>
+      </w:r>
+      <w:proofErr w:type="gramEnd"/>
+      <w:r>
+        <w:t xml:space="preserve"> </w:t>
+      </w:r>
+      <w:proofErr w:type="gramStart"/>
       <w:r>
         <w:t>刘志华</w:t>
       </w:r>
       <w:r>
-        <w:t xml:space="preserve">, </w:t>
-      </w:r>
+        <w:t>,</w:t>
+      </w:r>
+      <w:proofErr w:type="gramEnd"/>
+      <w:r>
+        <w:t xml:space="preserve"> </w:t>
+      </w:r>
+      <w:proofErr w:type="gramStart"/>
       <w:r>
         <w:t>李青</w:t>
       </w:r>
       <w:r>
-        <w:t xml:space="preserve">, </w:t>
-      </w:r>
+        <w:t>,</w:t>
+      </w:r>
+      <w:proofErr w:type="gramEnd"/>
+      <w:r>
+        <w:t xml:space="preserve"> </w:t>
+      </w:r>
+      <w:proofErr w:type="gramStart"/>
       <w:r>
         <w:t>等</w:t>
       </w:r>
       <w:r>
-        <w:t xml:space="preserve">. </w:t>
+        <w:t>.</w:t>
+      </w:r>
+      <w:proofErr w:type="gramEnd"/>
+      <w:r>
+        <w:t xml:space="preserve"> </w:t>
       </w:r>
       <w:r>
         <w:t>大型</w:t>
@@ -10287,10 +13067,26 @@
         <w:t xml:space="preserve">[J]. </w:t>
       </w:r>
       <w:r>
-        <w:t>系统工程与电子技术</w:t>
-      </w:r>
-      <w:r>
-        <w:t>, 2024, 46(6): 2164-2173. DOI: 10.12305/j.issn.1001-506X.2024.06.35.</w:t>
+        <w:t>系统工程与电子</w:t>
+      </w:r>
+      <w:proofErr w:type="gramStart"/>
+      <w:r>
+        <w:t>技术</w:t>
+      </w:r>
+      <w:r>
+        <w:t>,</w:t>
+      </w:r>
+      <w:proofErr w:type="gramEnd"/>
+      <w:r>
+        <w:t xml:space="preserve"> 2024, 46</w:t>
+      </w:r>
+      <w:proofErr w:type="gramStart"/>
+      <w:r>
+        <w:t>(6)</w:t>
+      </w:r>
+      <w:proofErr w:type="gramEnd"/>
+      <w:r>
+        <w:t>: 2164-2173. DOI: 10.12305/j.issn.1001-506X.2024.06.35.</w:t>
       </w:r>
     </w:p>
     <w:p>
@@ -10300,30 +13096,55 @@
       <w:r>
         <w:t xml:space="preserve">[4] </w:t>
       </w:r>
+      <w:proofErr w:type="gramStart"/>
       <w:r>
         <w:t>唐文杰</w:t>
       </w:r>
       <w:r>
-        <w:t xml:space="preserve">, </w:t>
-      </w:r>
+        <w:t>,</w:t>
+      </w:r>
+      <w:proofErr w:type="gramEnd"/>
+      <w:r>
+        <w:t xml:space="preserve"> </w:t>
+      </w:r>
+      <w:proofErr w:type="gramStart"/>
       <w:r>
         <w:t>肖一磊</w:t>
       </w:r>
       <w:r>
-        <w:t xml:space="preserve">, </w:t>
-      </w:r>
+        <w:t>,</w:t>
+      </w:r>
+      <w:proofErr w:type="gramEnd"/>
+      <w:r>
+        <w:t xml:space="preserve"> </w:t>
+      </w:r>
+      <w:proofErr w:type="gramStart"/>
       <w:r>
         <w:t>孔祥宇</w:t>
       </w:r>
       <w:r>
-        <w:t xml:space="preserve">, </w:t>
-      </w:r>
+        <w:t>,</w:t>
+      </w:r>
+      <w:proofErr w:type="gramEnd"/>
+      <w:r>
+        <w:t xml:space="preserve"> </w:t>
+      </w:r>
+      <w:proofErr w:type="gramStart"/>
       <w:r>
         <w:t>等</w:t>
       </w:r>
       <w:r>
-        <w:t>. CycleLLH</w:t>
-      </w:r>
+        <w:t>.</w:t>
+      </w:r>
+      <w:proofErr w:type="gramEnd"/>
+      <w:r>
+        <w:t xml:space="preserve"> </w:t>
+      </w:r>
+      <w:proofErr w:type="spellStart"/>
+      <w:r>
+        <w:t>CycleLLH</w:t>
+      </w:r>
+      <w:proofErr w:type="spellEnd"/>
       <w:r>
         <w:t>：一种基于周期性整合的新型网络流量预测模型</w:t>
       </w:r>
@@ -10331,10 +13152,26 @@
         <w:t xml:space="preserve">[J]. </w:t>
       </w:r>
       <w:r>
-        <w:t>计算机学报</w:t>
-      </w:r>
-      <w:r>
-        <w:t>, 2024, 47(12): 2867-2888. DOI: 10.11897/SP.J.1016.2024.02867.</w:t>
+        <w:t>计算机</w:t>
+      </w:r>
+      <w:proofErr w:type="gramStart"/>
+      <w:r>
+        <w:t>学报</w:t>
+      </w:r>
+      <w:r>
+        <w:t>,</w:t>
+      </w:r>
+      <w:proofErr w:type="gramEnd"/>
+      <w:r>
+        <w:t xml:space="preserve"> 2024, 47</w:t>
+      </w:r>
+      <w:proofErr w:type="gramStart"/>
+      <w:r>
+        <w:t>(12)</w:t>
+      </w:r>
+      <w:proofErr w:type="gramEnd"/>
+      <w:r>
+        <w:t>: 2867-2888. DOI: 10.11897/SP.J.1016.2024.02867.</w:t>
       </w:r>
     </w:p>
     <w:p>
@@ -10350,7 +13187,24 @@
         <w:pStyle w:val="JournalReference"/>
       </w:pPr>
       <w:r>
-        <w:t>[6] ZENG Ailing, CHEN Muxi, ZHANG Lei, et al. Are transformers effective for time series forecasting?[J]. Proceedings of the AAAI Conference on Artificial Intelligence, 2023, 37(9): 11121-11128. DOI: 10.1609/aaai.v37i9.26317.</w:t>
+        <w:lastRenderedPageBreak/>
+        <w:t xml:space="preserve">[6] ZENG Ailing, CHEN Muxi, ZHANG Lei, et al. Are transformers effective for time series </w:t>
+      </w:r>
+      <w:proofErr w:type="gramStart"/>
+      <w:r>
+        <w:t>forecasting?[</w:t>
+      </w:r>
+      <w:proofErr w:type="gramEnd"/>
+      <w:r>
+        <w:t>J]. Proceedings of the AAAI Conference on Artificial Intelligence, 2023, 37(9): 11121-11128. DOI: 10.1609/</w:t>
+      </w:r>
+      <w:proofErr w:type="gramStart"/>
+      <w:r>
+        <w:t>aaai.v</w:t>
+      </w:r>
+      <w:proofErr w:type="gramEnd"/>
+      <w:r>
+        <w:t>37i9.26317.</w:t>
       </w:r>
     </w:p>
     <w:p>
@@ -10358,7 +13212,23 @@
         <w:pStyle w:val="JournalReference"/>
       </w:pPr>
       <w:r>
-        <w:t>[7] WANG Shiyu, WU Haixu, SHI Xiaoming, et al. TimeMixer: decomposable multiscale mixing for time series forecasting[C/OL]//The Twelfth International Conference on Learning Representations. 2024[2026-10-21]. https://openreview.net/forum?id=7oLshfEIC2.</w:t>
+        <w:t xml:space="preserve">[7] WANG Shiyu, WU </w:t>
+      </w:r>
+      <w:proofErr w:type="spellStart"/>
+      <w:r>
+        <w:t>Haixu</w:t>
+      </w:r>
+      <w:proofErr w:type="spellEnd"/>
+      <w:r>
+        <w:t xml:space="preserve">, SHI Xiaoming, et al. </w:t>
+      </w:r>
+      <w:proofErr w:type="spellStart"/>
+      <w:r>
+        <w:t>TimeMixer</w:t>
+      </w:r>
+      <w:proofErr w:type="spellEnd"/>
+      <w:r>
+        <w:t>: decomposable multiscale mixing for time series forecasting[C/OL]//The Twelfth International Conference on Learning Representations. 2024[2026-10-21]. https://openreview.net/forum?id=7oLshfEIC2.</w:t>
       </w:r>
     </w:p>
     <w:p>
@@ -10366,7 +13236,15 @@
         <w:pStyle w:val="JournalReference"/>
       </w:pPr>
       <w:r>
-        <w:t>[8] LIU Xinhe, WANG Wenmin. Deep time series forecasting models: a comprehensive survey[J]. Mathematics, 2024, 12(10): 1504. DOI: 10.3390/math12101504.</w:t>
+        <w:t xml:space="preserve">[8] LIU Xinhe, WANG </w:t>
+      </w:r>
+      <w:proofErr w:type="spellStart"/>
+      <w:r>
+        <w:t>Wenmin</w:t>
+      </w:r>
+      <w:proofErr w:type="spellEnd"/>
+      <w:r>
+        <w:t>. Deep time series forecasting models: a comprehensive survey[J]. Mathematics, 2024, 12(10): 1504. DOI: 10.3390/math12101504.</w:t>
       </w:r>
     </w:p>
     <w:p>
@@ -10398,7 +13276,23 @@
         <w:pStyle w:val="JournalReference"/>
       </w:pPr>
       <w:r>
-        <w:t>[12] THUML. Time-Series-Library[CP/OL]. (2026-04-18)[2026-10-23]. https://github.com/thuml/Time-Series-Library/tree/4e938a1767106324dd753b2a44832bf870a0252e.</w:t>
+        <w:t>[12] THUML. Time-Series-</w:t>
+      </w:r>
+      <w:proofErr w:type="gramStart"/>
+      <w:r>
+        <w:t>Library[</w:t>
+      </w:r>
+      <w:proofErr w:type="gramEnd"/>
+      <w:r>
+        <w:t>CP/OL]. (2026-04-</w:t>
+      </w:r>
+      <w:proofErr w:type="gramStart"/>
+      <w:r>
+        <w:t>18)[</w:t>
+      </w:r>
+      <w:proofErr w:type="gramEnd"/>
+      <w:r>
+        <w:t>2026-10-23]. https://github.com/thuml/Time-Series-Library/tree/4e938a1767106324dd753b2a44832bf870a0252e.</w:t>
       </w:r>
     </w:p>
     <w:p>
@@ -10434,7 +13328,7 @@
       <w:type w:val="continuous"/>
       <w:pgSz w:w="11906" w:h="16838"/>
       <w:pgMar w:top="935" w:right="746" w:bottom="779" w:left="1080" w:header="851" w:footer="331" w:gutter="0"/>
-      <w:cols w:space="720" w:num="1"/>
+      <w:cols w:space="720"/>
       <w:docGrid w:type="lines" w:linePitch="312"/>
     </w:sectPr>
   </w:body>
@@ -10460,16 +13354,6 @@
 </w:endnotes>
 </file>
 
-<file path=word/footer1.xml><?xml version="1.0" encoding="utf-8"?>
-<w:ftr xmlns:wpc="http://schemas.microsoft.com/office/word/2010/wordprocessingCanvas" xmlns:cx="http://schemas.microsoft.com/office/drawing/2014/chartex" xmlns:cx1="http://schemas.microsoft.com/office/drawing/2015/9/8/chartex" xmlns:cx2="http://schemas.microsoft.com/office/drawing/2015/10/21/chartex" xmlns:cx3="http://schemas.microsoft.com/office/drawing/2016/5/9/chartex" xmlns:cx4="http://schemas.microsoft.com/office/drawing/2016/5/10/chartex" xmlns:cx5="http://schemas.microsoft.com/office/drawing/2016/5/11/chartex" xmlns:cx6="http://schemas.microsoft.com/office/drawing/2016/5/12/chartex" xmlns:cx7="http://schemas.microsoft.com/office/drawing/2016/5/13/chartex" xmlns:cx8="http://schemas.microsoft.com/office/drawing/2016/5/14/chartex" xmlns:mc="http://schemas.openxmlformats.org/markup-compatibility/2006" xmlns:aink="http://schemas.microsoft.com/office/drawing/2016/ink" xmlns:am3d="http://schemas.microsoft.com/office/drawing/2017/model3d" xmlns:o="urn:schemas-microsoft-com:office:office" xmlns:oel="http://schemas.microsoft.com/office/2019/extlst" xmlns:r="http://schemas.openxmlformats.org/officeDocument/2006/relationships" xmlns:m="http://schemas.openxmlformats.org/officeDocument/2006/math" xmlns:v="urn:schemas-microsoft-com:vml" xmlns:wp14="http://schemas.microsoft.com/office/word/2010/wordprocessingDrawing" xmlns:wp="http://schemas.openxmlformats.org/drawingml/2006/wordprocessingDrawing" xmlns:w10="urn:schemas-microsoft-com:office:word" xmlns:w="http://schemas.openxmlformats.org/wordprocessingml/2006/main" xmlns:w14="http://schemas.microsoft.com/office/word/2010/wordml" xmlns:w15="http://schemas.microsoft.com/office/word/2012/wordml" xmlns:w16cex="http://schemas.microsoft.com/office/word/2018/wordml/cex" xmlns:w16cid="http://schemas.microsoft.com/office/word/2016/wordml/cid" xmlns:w16="http://schemas.microsoft.com/office/word/2018/wordml" xmlns:w16du="http://schemas.microsoft.com/office/word/2023/wordml/word16du" xmlns:w16sdtdh="http://schemas.microsoft.com/office/word/2020/wordml/sdtdatahash" xmlns:w16sdtfl="http://schemas.microsoft.com/office/word/2024/wordml/sdtformatlock" xmlns:w16se="http://schemas.microsoft.com/office/word/2015/wordml/symex" xmlns:wpg="http://schemas.microsoft.com/office/word/2010/wordprocessingGroup" xmlns:wpi="http://schemas.microsoft.com/office/word/2010/wordprocessingInk" xmlns:wne="http://schemas.microsoft.com/office/word/2006/wordml" xmlns:wps="http://schemas.microsoft.com/office/word/2010/wordprocessingShape" mc:Ignorable="w14 w15 w16se w16cid w16 w16cex w16sdtdh w16sdtfl w16du wp14">
-  <w:p>
-    <w:pPr>
-      <w:pStyle w:val="a9"/>
-    </w:pPr>
-  </w:p>
-</w:ftr>
-</file>
-
 <file path=word/footnotes.xml><?xml version="1.0" encoding="utf-8"?>
 <w:footnotes xmlns:wpc="http://schemas.microsoft.com/office/word/2010/wordprocessingCanvas" xmlns:cx="http://schemas.microsoft.com/office/drawing/2014/chartex" xmlns:cx1="http://schemas.microsoft.com/office/drawing/2015/9/8/chartex" xmlns:cx2="http://schemas.microsoft.com/office/drawing/2015/10/21/chartex" xmlns:cx3="http://schemas.microsoft.com/office/drawing/2016/5/9/chartex" xmlns:cx4="http://schemas.microsoft.com/office/drawing/2016/5/10/chartex" xmlns:cx5="http://schemas.microsoft.com/office/drawing/2016/5/11/chartex" xmlns:cx6="http://schemas.microsoft.com/office/drawing/2016/5/12/chartex" xmlns:cx7="http://schemas.microsoft.com/office/drawing/2016/5/13/chartex" xmlns:cx8="http://schemas.microsoft.com/office/drawing/2016/5/14/chartex" xmlns:mc="http://schemas.openxmlformats.org/markup-compatibility/2006" xmlns:aink="http://schemas.microsoft.com/office/drawing/2016/ink" xmlns:am3d="http://schemas.microsoft.com/office/drawing/2017/model3d" xmlns:o="urn:schemas-microsoft-com:office:office" xmlns:oel="http://schemas.microsoft.com/office/2019/extlst" xmlns:r="http://schemas.openxmlformats.org/officeDocument/2006/relationships" xmlns:m="http://schemas.openxmlformats.org/officeDocument/2006/math" xmlns:v="urn:schemas-microsoft-com:vml" xmlns:wp14="http://schemas.microsoft.com/office/word/2010/wordprocessingDrawing" xmlns:wp="http://schemas.openxmlformats.org/drawingml/2006/wordprocessingDrawing" xmlns:w10="urn:schemas-microsoft-com:office:word" xmlns:w="http://schemas.openxmlformats.org/wordprocessingml/2006/main" xmlns:w14="http://schemas.microsoft.com/office/word/2010/wordml" xmlns:w15="http://schemas.microsoft.com/office/word/2012/wordml" xmlns:w16cex="http://schemas.microsoft.com/office/word/2018/wordml/cex" xmlns:w16cid="http://schemas.microsoft.com/office/word/2016/wordml/cid" xmlns:w16="http://schemas.microsoft.com/office/word/2018/wordml" xmlns:w16du="http://schemas.microsoft.com/office/word/2023/wordml/word16du" xmlns:w16sdtdh="http://schemas.microsoft.com/office/word/2020/wordml/sdtdatahash" xmlns:w16sdtfl="http://schemas.microsoft.com/office/word/2024/wordml/sdtformatlock" xmlns:w16se="http://schemas.microsoft.com/office/word/2015/wordml/symex" xmlns:wpg="http://schemas.microsoft.com/office/word/2010/wordprocessingGroup" xmlns:wpi="http://schemas.microsoft.com/office/word/2010/wordprocessingInk" xmlns:wne="http://schemas.microsoft.com/office/word/2006/wordml" xmlns:wps="http://schemas.microsoft.com/office/word/2010/wordprocessingShape" mc:Ignorable="w14 w15 w16se w16cid w16 w16cex w16sdtdh w16sdtfl w16du wp14">
   <w:footnote w:type="separator" w:id="-1">
@@ -10487,19 +13371,6 @@
     </w:p>
   </w:footnote>
 </w:footnotes>
-</file>
-
-<file path=word/header1.xml><?xml version="1.0" encoding="utf-8"?>
-<w:hdr xmlns:wpc="http://schemas.microsoft.com/office/word/2010/wordprocessingCanvas" xmlns:cx="http://schemas.microsoft.com/office/drawing/2014/chartex" xmlns:cx1="http://schemas.microsoft.com/office/drawing/2015/9/8/chartex" xmlns:cx2="http://schemas.microsoft.com/office/drawing/2015/10/21/chartex" xmlns:cx3="http://schemas.microsoft.com/office/drawing/2016/5/9/chartex" xmlns:cx4="http://schemas.microsoft.com/office/drawing/2016/5/10/chartex" xmlns:cx5="http://schemas.microsoft.com/office/drawing/2016/5/11/chartex" xmlns:cx6="http://schemas.microsoft.com/office/drawing/2016/5/12/chartex" xmlns:cx7="http://schemas.microsoft.com/office/drawing/2016/5/13/chartex" xmlns:cx8="http://schemas.microsoft.com/office/drawing/2016/5/14/chartex" xmlns:mc="http://schemas.openxmlformats.org/markup-compatibility/2006" xmlns:aink="http://schemas.microsoft.com/office/drawing/2016/ink" xmlns:am3d="http://schemas.microsoft.com/office/drawing/2017/model3d" xmlns:o="urn:schemas-microsoft-com:office:office" xmlns:oel="http://schemas.microsoft.com/office/2019/extlst" xmlns:r="http://schemas.openxmlformats.org/officeDocument/2006/relationships" xmlns:m="http://schemas.openxmlformats.org/officeDocument/2006/math" xmlns:v="urn:schemas-microsoft-com:vml" xmlns:wp14="http://schemas.microsoft.com/office/word/2010/wordprocessingDrawing" xmlns:wp="http://schemas.openxmlformats.org/drawingml/2006/wordprocessingDrawing" xmlns:w10="urn:schemas-microsoft-com:office:word" xmlns:w="http://schemas.openxmlformats.org/wordprocessingml/2006/main" xmlns:w14="http://schemas.microsoft.com/office/word/2010/wordml" xmlns:w15="http://schemas.microsoft.com/office/word/2012/wordml" xmlns:w16cex="http://schemas.microsoft.com/office/word/2018/wordml/cex" xmlns:w16cid="http://schemas.microsoft.com/office/word/2016/wordml/cid" xmlns:w16="http://schemas.microsoft.com/office/word/2018/wordml" xmlns:w16du="http://schemas.microsoft.com/office/word/2023/wordml/word16du" xmlns:w16sdtdh="http://schemas.microsoft.com/office/word/2020/wordml/sdtdatahash" xmlns:w16sdtfl="http://schemas.microsoft.com/office/word/2024/wordml/sdtformatlock" xmlns:w16se="http://schemas.microsoft.com/office/word/2015/wordml/symex" xmlns:wpg="http://schemas.microsoft.com/office/word/2010/wordprocessingGroup" xmlns:wpi="http://schemas.microsoft.com/office/word/2010/wordprocessingInk" xmlns:wne="http://schemas.microsoft.com/office/word/2006/wordml" xmlns:wps="http://schemas.microsoft.com/office/word/2010/wordprocessingShape" mc:Ignorable="w14 w15 w16se w16cid w16 w16cex w16sdtdh w16sdtfl w16du wp14">
-  <w:p>
-    <w:r>
-      <w:rPr>
-        <w:rFonts w:hint="eastAsia"/>
-      </w:rPr>
-      <w:t xml:space="preserve"> </w:t>
-    </w:r>
-  </w:p>
-</w:hdr>
 </file>
 
 <file path=word/numbering.xml><?xml version="1.0" encoding="utf-8"?>
